--- a/docs/content/meeting_r/meeting_r_activity.docx
+++ b/docs/content/meeting_r/meeting_r_activity.docx
@@ -31,7 +31,7 @@
         <w:pStyle w:val="Date"/>
       </w:pPr>
       <w:r>
-        <w:t xml:space="preserve">2026-09-04</w:t>
+        <w:t xml:space="preserve">2026-09-08</w:t>
       </w:r>
     </w:p>
     <w:bookmarkStart w:id="12" w:name="meeting-r"/>

--- a/docs/content/meeting_r/meeting_r_activity.docx
+++ b/docs/content/meeting_r/meeting_r_activity.docx
@@ -15,7 +15,7 @@
         <w:pStyle w:val="Subtitle"/>
       </w:pPr>
       <w:r>
-        <w:t xml:space="preserve">From the console to your first plot with the tree leaf data</w:t>
+        <w:t xml:space="preserve">From the console to your first plot with the leaf data</w:t>
       </w:r>
     </w:p>
     <w:p>
@@ -274,7 +274,7 @@
         </w:numPr>
       </w:pPr>
       <w:r>
-        <w:t xml:space="preserve">Load our leaf data from Excel with</w:t>
+        <w:t xml:space="preserve">Load the leaf data from Excel with</w:t>
       </w:r>
       <w:r>
         <w:t xml:space="preserve"> </w:t>
@@ -289,7 +289,7 @@
         <w:t xml:space="preserve"> </w:t>
       </w:r>
       <w:r>
-        <w:t xml:space="preserve">and from CSV with</w:t>
+        <w:t xml:space="preserve">(and see how</w:t>
       </w:r>
       <w:r>
         <w:t xml:space="preserve"> </w:t>
@@ -299,6 +299,12 @@
           <w:rStyle w:val="VerbatimChar"/>
         </w:rPr>
         <w:t xml:space="preserve">read_csv()</w:t>
+      </w:r>
+      <w:r>
+        <w:t xml:space="preserve"> </w:t>
+      </w:r>
+      <w:r>
+        <w:t xml:space="preserve">differs)</w:t>
       </w:r>
     </w:p>
     <w:p>
@@ -310,19 +316,7 @@
         </w:numPr>
       </w:pPr>
       <w:r>
-        <w:t xml:space="preserve">Inspect a data frame with</w:t>
-      </w:r>
-      <w:r>
-        <w:t xml:space="preserve"> </w:t>
-      </w:r>
-      <w:r>
-        <w:rPr>
-          <w:rStyle w:val="VerbatimChar"/>
-        </w:rPr>
-        <w:t xml:space="preserve">head()</w:t>
-      </w:r>
-      <w:r>
-        <w:t xml:space="preserve">,</w:t>
+        <w:t xml:space="preserve">Take a first look at a data frame with</w:t>
       </w:r>
       <w:r>
         <w:t xml:space="preserve"> </w:t>
@@ -332,18 +326,6 @@
           <w:rStyle w:val="VerbatimChar"/>
         </w:rPr>
         <w:t xml:space="preserve">glimpse()</w:t>
-      </w:r>
-      <w:r>
-        <w:t xml:space="preserve">, and</w:t>
-      </w:r>
-      <w:r>
-        <w:t xml:space="preserve"> </w:t>
-      </w:r>
-      <w:r>
-        <w:rPr>
-          <w:rStyle w:val="VerbatimChar"/>
-        </w:rPr>
-        <w:t xml:space="preserve">dim()</w:t>
       </w:r>
     </w:p>
     <w:p>
@@ -404,13 +386,13 @@
       <w:pPr>
         <w:pStyle w:val="Heading1"/>
       </w:pPr>
-      <w:bookmarkStart w:id="10" w:name="how-to-use-this-worksheet"/>
+      <w:bookmarkStart w:id="10" w:name="how-this-activity-works"/>
       <w:r>
         <w:rPr>
           <w:b/>
           <w:bCs/>
         </w:rPr>
-        <w:t xml:space="preserve">How to use this worksheet</w:t>
+        <w:t xml:space="preserve">How this activity works</w:t>
       </w:r>
       <w:bookmarkEnd w:id="10"/>
     </w:p>
@@ -418,83 +400,30 @@
       <w:pPr>
         <w:pStyle w:val="BlockText"/>
       </w:pPr>
-      <w:r>
-        <w:t xml:space="preserve">Work through each section at your own pace. Type the code into your script file in Positron and run it line by line. Code blocks marked</w:t>
-      </w:r>
-      <w:r>
-        <w:t xml:space="preserve"> </w:t>
-      </w:r>
       <w:r>
         <w:rPr>
           <w:b/>
           <w:bCs/>
         </w:rPr>
-        <w:t xml:space="preserve">▶ Run this</w:t>
-      </w:r>
-      <w:r>
-        <w:t xml:space="preserve"> </w:t>
-      </w:r>
-      <w:r>
-        <w:t xml:space="preserve">are the ones you should execute. Blocks marked</w:t>
-      </w:r>
-      <w:r>
-        <w:t xml:space="preserve"> </w:t>
-      </w:r>
-      <w:r>
-        <w:rPr>
-          <w:b/>
-          <w:bCs/>
-        </w:rPr>
-        <w:t xml:space="preserve">✏️ Your turn</w:t>
-      </w:r>
-      <w:r>
-        <w:t xml:space="preserve"> </w:t>
-      </w:r>
-      <w:r>
-        <w:t xml:space="preserve">ask you to write or modify something. The</w:t>
-      </w:r>
-      <w:r>
-        <w:t xml:space="preserve"> </w:t>
-      </w:r>
-      <w:r>
-        <w:rPr>
-          <w:b/>
-          <w:bCs/>
-        </w:rPr>
-        <w:t xml:space="preserve">Going further</w:t>
-      </w:r>
-      <w:r>
-        <w:t xml:space="preserve"> </w:t>
-      </w:r>
-      <w:r>
-        <w:t xml:space="preserve">section is optional — work through it if you finish early.</w:t>
-      </w:r>
-    </w:p>
-    <w:p>
-      <w:r>
-        <w:pict>
-          <v:rect style="width:0;height:1.5pt" o:hralign="center" o:hrstd="t" o:hr="t"/>
-        </w:pict>
-      </w:r>
-    </w:p>
-    <w:bookmarkEnd w:id="11"/>
-    <w:bookmarkEnd w:id="12"/>
-    <w:bookmarkStart w:id="17" w:name="part-1-set-up-r-and-positron"/>
-    <w:p>
-      <w:pPr>
-        <w:pStyle w:val="Heading1"/>
-      </w:pPr>
-      <w:r>
-        <w:t xml:space="preserve">Part 1 · Set up R and Positron</w:t>
-      </w:r>
-    </w:p>
-    <w:bookmarkStart w:id="15" w:name="download-and-install-in-this-order"/>
-    <w:p>
-      <w:pPr>
-        <w:pStyle w:val="Heading3"/>
-      </w:pPr>
-      <w:r>
-        <w:t xml:space="preserve">Download and install — in this order</w:t>
+        <w:t xml:space="preserve">You are building one R script this whole class, and you turn it in.</w:t>
+      </w:r>
+      <w:r>
+        <w:t xml:space="preserve"> </w:t>
+      </w:r>
+      <w:r>
+        <w:t xml:space="preserve">Create it in Part 2 and name it</w:t>
+      </w:r>
+      <w:r>
+        <w:t xml:space="preserve"> </w:t>
+      </w:r>
+      <w:r>
+        <w:rPr>
+          <w:rStyle w:val="VerbatimChar"/>
+        </w:rPr>
+        <w:t xml:space="preserve">scripts/02_leaf_analysis.R</w:t>
+      </w:r>
+      <w:r>
+        <w:t xml:space="preserve">.</w:t>
       </w:r>
     </w:p>
     <w:p>
@@ -503,6 +432,239 @@
         <w:numPr>
           <w:ilvl w:val="0"/>
           <w:numId w:val="1003"/>
+        </w:numPr>
+      </w:pPr>
+      <w:r>
+        <w:rPr>
+          <w:b/>
+          <w:bCs/>
+        </w:rPr>
+        <w:t xml:space="preserve">Every line you run goes in that script</w:t>
+      </w:r>
+      <w:r>
+        <w:t xml:space="preserve"> </w:t>
+      </w:r>
+      <w:r>
+        <w:t xml:space="preserve">— the Console is scratch paper, the script is the lab notebook you keep and hand in. (A few Part 3 warm-ups say</w:t>
+      </w:r>
+      <w:r>
+        <w:t xml:space="preserve"> </w:t>
+      </w:r>
+      <w:r>
+        <w:t xml:space="preserve">“in the Console”</w:t>
+      </w:r>
+      <w:r>
+        <w:t xml:space="preserve"> </w:t>
+      </w:r>
+      <w:r>
+        <w:t xml:space="preserve">— those are the only exceptions.)</w:t>
+      </w:r>
+    </w:p>
+    <w:p>
+      <w:pPr>
+        <w:pStyle w:val="Compact"/>
+        <w:numPr>
+          <w:ilvl w:val="0"/>
+          <w:numId w:val="1003"/>
+        </w:numPr>
+      </w:pPr>
+      <w:r>
+        <w:rPr>
+          <w:b/>
+          <w:bCs/>
+        </w:rPr>
+        <w:t xml:space="preserve">Start every code chunk in your script with a short</w:t>
+      </w:r>
+      <w:r>
+        <w:rPr>
+          <w:b/>
+          <w:bCs/>
+        </w:rPr>
+        <w:t xml:space="preserve"> </w:t>
+      </w:r>
+      <w:r>
+        <w:rPr>
+          <w:rStyle w:val="VerbatimChar"/>
+          <w:b/>
+          <w:bCs/>
+        </w:rPr>
+        <w:t xml:space="preserve">#</w:t>
+      </w:r>
+      <w:r>
+        <w:rPr>
+          <w:b/>
+          <w:bCs/>
+        </w:rPr>
+        <w:t xml:space="preserve"> </w:t>
+      </w:r>
+      <w:r>
+        <w:rPr>
+          <w:b/>
+          <w:bCs/>
+        </w:rPr>
+        <w:t xml:space="preserve">comment</w:t>
+      </w:r>
+      <w:r>
+        <w:t xml:space="preserve"> </w:t>
+      </w:r>
+      <w:r>
+        <w:t xml:space="preserve">saying what it does. The comments are part of the grade.</w:t>
+      </w:r>
+    </w:p>
+    <w:p>
+      <w:pPr>
+        <w:pStyle w:val="Compact"/>
+        <w:numPr>
+          <w:ilvl w:val="0"/>
+          <w:numId w:val="1003"/>
+        </w:numPr>
+      </w:pPr>
+      <w:r>
+        <w:rPr>
+          <w:b/>
+          <w:bCs/>
+        </w:rPr>
+        <w:t xml:space="preserve">The top of your script, in order:</w:t>
+      </w:r>
+      <w:r>
+        <w:t xml:space="preserve"> </w:t>
+      </w:r>
+      <w:r>
+        <w:t xml:space="preserve">a title comment, then your</w:t>
+      </w:r>
+      <w:r>
+        <w:t xml:space="preserve"> </w:t>
+      </w:r>
+      <w:r>
+        <w:rPr>
+          <w:rStyle w:val="VerbatimChar"/>
+        </w:rPr>
+        <w:t xml:space="preserve">library()</w:t>
+      </w:r>
+      <w:r>
+        <w:t xml:space="preserve"> </w:t>
+      </w:r>
+      <w:r>
+        <w:t xml:space="preserve">calls, then the line that loads the data into</w:t>
+      </w:r>
+      <w:r>
+        <w:t xml:space="preserve"> </w:t>
+      </w:r>
+      <w:r>
+        <w:rPr>
+          <w:rStyle w:val="VerbatimChar"/>
+        </w:rPr>
+        <w:t xml:space="preserve">leaf_df</w:t>
+      </w:r>
+      <w:r>
+        <w:t xml:space="preserve">.</w:t>
+      </w:r>
+    </w:p>
+    <w:p>
+      <w:pPr>
+        <w:pStyle w:val="Compact"/>
+        <w:numPr>
+          <w:ilvl w:val="0"/>
+          <w:numId w:val="1003"/>
+        </w:numPr>
+      </w:pPr>
+      <w:r>
+        <w:t xml:space="preserve">Code marked</w:t>
+      </w:r>
+      <w:r>
+        <w:t xml:space="preserve"> </w:t>
+      </w:r>
+      <w:r>
+        <w:rPr>
+          <w:b/>
+          <w:bCs/>
+        </w:rPr>
+        <w:t xml:space="preserve">▶ Run this</w:t>
+      </w:r>
+      <w:r>
+        <w:t xml:space="preserve"> </w:t>
+      </w:r>
+      <w:r>
+        <w:t xml:space="preserve">is typed into your script exactly as shown. Code marked</w:t>
+      </w:r>
+      <w:r>
+        <w:t xml:space="preserve"> </w:t>
+      </w:r>
+      <w:r>
+        <w:rPr>
+          <w:b/>
+          <w:bCs/>
+        </w:rPr>
+        <w:t xml:space="preserve">✏️ Your turn</w:t>
+      </w:r>
+      <w:r>
+        <w:t xml:space="preserve"> </w:t>
+      </w:r>
+      <w:r>
+        <w:t xml:space="preserve">is a change you make and run. Type it — don’t paste.</w:t>
+      </w:r>
+    </w:p>
+    <w:p>
+      <w:pPr>
+        <w:pStyle w:val="Compact"/>
+        <w:numPr>
+          <w:ilvl w:val="0"/>
+          <w:numId w:val="1003"/>
+        </w:numPr>
+      </w:pPr>
+      <w:r>
+        <w:t xml:space="preserve">The</w:t>
+      </w:r>
+      <w:r>
+        <w:t xml:space="preserve"> </w:t>
+      </w:r>
+      <w:r>
+        <w:rPr>
+          <w:b/>
+          <w:bCs/>
+        </w:rPr>
+        <w:t xml:space="preserve">Going further</w:t>
+      </w:r>
+      <w:r>
+        <w:t xml:space="preserve"> </w:t>
+      </w:r>
+      <w:r>
+        <w:t xml:space="preserve">section is optional — work through it if you finish early.</w:t>
+      </w:r>
+    </w:p>
+    <w:p>
+      <w:r>
+        <w:pict>
+          <v:rect style="width:0;height:1.5pt" o:hralign="center" o:hrstd="t" o:hr="t"/>
+        </w:pict>
+      </w:r>
+    </w:p>
+    <w:bookmarkEnd w:id="11"/>
+    <w:bookmarkEnd w:id="12"/>
+    <w:bookmarkStart w:id="17" w:name="part-1-set-up-r-and-positron"/>
+    <w:p>
+      <w:pPr>
+        <w:pStyle w:val="Heading1"/>
+      </w:pPr>
+      <w:r>
+        <w:t xml:space="preserve">Part 1 · Set up R and Positron</w:t>
+      </w:r>
+    </w:p>
+    <w:bookmarkStart w:id="15" w:name="download-and-install-in-this-order"/>
+    <w:p>
+      <w:pPr>
+        <w:pStyle w:val="Heading3"/>
+      </w:pPr>
+      <w:r>
+        <w:t xml:space="preserve">Download and install — in this order</w:t>
+      </w:r>
+    </w:p>
+    <w:p>
+      <w:pPr>
+        <w:pStyle w:val="Compact"/>
+        <w:numPr>
+          <w:ilvl w:val="0"/>
+          <w:numId w:val="1004"/>
         </w:numPr>
       </w:pPr>
       <w:r>
@@ -535,7 +697,7 @@
         <w:pStyle w:val="Compact"/>
         <w:numPr>
           <w:ilvl w:val="1"/>
-          <w:numId w:val="1004"/>
+          <w:numId w:val="1005"/>
         </w:numPr>
       </w:pPr>
       <w:r>
@@ -547,7 +709,7 @@
         <w:pStyle w:val="Compact"/>
         <w:numPr>
           <w:ilvl w:val="0"/>
-          <w:numId w:val="1003"/>
+          <w:numId w:val="1004"/>
         </w:numPr>
       </w:pPr>
       <w:r>
@@ -580,7 +742,7 @@
         <w:pStyle w:val="Compact"/>
         <w:numPr>
           <w:ilvl w:val="1"/>
-          <w:numId w:val="1005"/>
+          <w:numId w:val="1006"/>
         </w:numPr>
       </w:pPr>
       <w:r>
@@ -608,7 +770,7 @@
         <w:pStyle w:val="Compact"/>
         <w:numPr>
           <w:ilvl w:val="1"/>
-          <w:numId w:val="1005"/>
+          <w:numId w:val="1006"/>
         </w:numPr>
       </w:pPr>
       <w:r>
@@ -952,7 +1114,7 @@
     </w:p>
     <w:bookmarkEnd w:id="16"/>
     <w:bookmarkEnd w:id="17"/>
-    <w:bookmarkStart w:id="23" w:name="part-2-build-your-project-folder"/>
+    <w:bookmarkStart w:id="28" w:name="part-2-build-your-project-folder"/>
     <w:p>
       <w:pPr>
         <w:pStyle w:val="Heading1"/>
@@ -1036,7 +1198,7 @@
         <w:t xml:space="preserve">tree_project</w:t>
       </w:r>
       <w:r>
-        <w:t xml:space="preserve">. Inside it, create these three sub-folders:</w:t>
+        <w:t xml:space="preserve">. Inside it, create these sub-folders:</w:t>
       </w:r>
     </w:p>
     <w:p>
@@ -1074,7 +1236,7 @@
         <w:rPr>
           <w:rStyle w:val="VerbatimChar"/>
         </w:rPr>
-        <w:t xml:space="preserve">├── output/     ← your cleaned data go here</w:t>
+        <w:t xml:space="preserve">├── output/      ← your cleaned data go here</w:t>
       </w:r>
       <w:r>
         <w:br/>
@@ -1245,87 +1407,197 @@
         <w:rPr>
           <w:rStyle w:val="VerbatimChar"/>
         </w:rPr>
-        <w:t xml:space="preserve">Your answer: </w:t>
-      </w:r>
-      <w:r>
-        <w:br/>
-      </w:r>
-      <w:r>
-        <w:br/>
-      </w:r>
-      <w:r>
-        <w:br/>
-      </w:r>
-      <w:r>
-        <w:br/>
-      </w:r>
-      <w:r>
-        <w:rPr>
-          <w:rStyle w:val="VerbatimChar"/>
-        </w:rPr>
-        <w:t xml:space="preserve"> </w:t>
+        <w:t xml:space="preserve">Your answer:</w:t>
       </w:r>
     </w:p>
     <w:bookmarkEnd w:id="20"/>
-    <w:bookmarkStart w:id="21" w:name="copy-the-data-file"/>
+    <w:bookmarkStart w:id="26" w:name="get-the-data-file"/>
     <w:p>
       <w:pPr>
         <w:pStyle w:val="Heading3"/>
       </w:pPr>
       <w:r>
-        <w:t xml:space="preserve">Copy the data file</w:t>
-      </w:r>
-    </w:p>
-    <w:p>
-      <w:pPr>
-        <w:pStyle w:val="FirstParagraph"/>
-      </w:pPr>
-      <w:r>
-        <w:t xml:space="preserve">Copy</w:t>
-      </w:r>
-      <w:r>
-        <w:t xml:space="preserve"> </w:t>
-      </w:r>
-      <w:r>
-        <w:rPr>
-          <w:rStyle w:val="VerbatimChar"/>
-        </w:rPr>
-        <w:t xml:space="preserve">2026_09_03_data_sci_leaf_area.csv</w:t>
-      </w:r>
-      <w:r>
-        <w:t xml:space="preserve"> </w:t>
-      </w:r>
-      <w:r>
-        <w:t xml:space="preserve">and</w:t>
-      </w:r>
-      <w:r>
-        <w:t xml:space="preserve"> </w:t>
-      </w:r>
-      <w:r>
-        <w:rPr>
-          <w:rStyle w:val="VerbatimChar"/>
-        </w:rPr>
-        <w:t xml:space="preserve">2026_09_03_data_sci_leaf_area.xlsx</w:t>
-      </w:r>
-      <w:r>
-        <w:t xml:space="preserve"> </w:t>
-      </w:r>
-      <w:r>
-        <w:t xml:space="preserve">into</w:t>
-      </w:r>
-      <w:r>
-        <w:t xml:space="preserve"> </w:t>
-      </w:r>
-      <w:r>
-        <w:rPr>
-          <w:rStyle w:val="VerbatimChar"/>
-        </w:rPr>
-        <w:t xml:space="preserve">tree_project/data/</w:t>
-      </w:r>
-      <w:r>
-        <w:t xml:space="preserve">.</w:t>
-      </w:r>
-    </w:p>
+        <w:t xml:space="preserve">Get the data file</w:t>
+      </w:r>
+    </w:p>
+    <w:tbl>
+      <w:tblPr>
+        <w:tblStyle w:val="Table"/>
+        <w:tblLook w:firstRow="0" w:lastRow="0" w:firstColumn="0" w:lastColumn="0" w:noHBand="0" w:noVBand="0" w:val="0000"/>
+        <w:tblBorders>
+          <w:top w:val="single" w:sz="4" w:space="0" w:color="00A047"/>
+          <w:left w:val="single" w:sz="24" w:space="0" w:color="00A047"/>
+          <w:bottom w:val="single" w:sz="4" w:space="0" w:color="00A047"/>
+          <w:right w:val="single" w:sz="4" w:space="0" w:color="00A047"/>
+        </w:tblBorders>
+        <w:tblCellMar>
+          <w:left w:w="144" w:type="dxa"/>
+          <w:right w:w="144" w:type="dxa"/>
+        </w:tblCellMar>
+        <w:tblLook w:firstRow="0" w:lastRow="0" w:firstColumn="0" w:lastColumn="0" w:noHBand="0" w:noVBand="0" w:val="0000"/>
+      </w:tblPr>
+      <w:tr>
+        <w:trPr>
+          <w:cantSplit/>
+        </w:trPr>
+        <w:tc>
+          <w:tcPr>
+            <w:shd w:color="auto" w:fill="ccf1e3" w:val="clear"/>
+            <w:tcMar>
+              <w:top w:w="92" w:type="dxa"/>
+              <w:bottom w:w="92" w:type="dxa"/>
+            </w:tcMar>
+          </w:tcPr>
+          <w:p>
+            <w:pPr>
+              <w:pStyle w:val="FirstParagraph"/>
+            </w:pPr>
+            <w:pPr>
+              <w:spacing w:before="0" w:after="0"/>
+              <w:textAlignment w:val="center"/>
+            </w:pPr>
+            <w:r>
+              <w:drawing>
+                <wp:inline>
+                  <wp:extent cx="152400" cy="152400"/>
+                  <wp:effectExtent b="0" l="0" r="0" t="0"/>
+                  <wp:docPr descr="" title="" id="22" name="Picture"/>
+                  <a:graphic>
+                    <a:graphicData uri="http://schemas.openxmlformats.org/drawingml/2006/picture">
+                      <pic:pic>
+                        <pic:nvPicPr>
+                          <pic:cNvPr descr="/Applications/Positron.app/Contents/Resources/app/quarto/share/formats/docx/tip.png" id="23" name="Picture"/>
+                          <pic:cNvPicPr>
+                            <a:picLocks noChangeArrowheads="1" noChangeAspect="1"/>
+                          </pic:cNvPicPr>
+                        </pic:nvPicPr>
+                        <pic:blipFill>
+                          <a:blip r:embed="rId21"/>
+                          <a:stretch>
+                            <a:fillRect/>
+                          </a:stretch>
+                        </pic:blipFill>
+                        <pic:spPr bwMode="auto">
+                          <a:xfrm>
+                            <a:off x="0" y="0"/>
+                            <a:ext cx="152400" cy="152400"/>
+                          </a:xfrm>
+                          <a:prstGeom prst="rect">
+                            <a:avLst/>
+                          </a:prstGeom>
+                          <a:noFill/>
+                          <a:ln w="9525">
+                            <a:noFill/>
+                            <a:headEnd/>
+                            <a:tailEnd/>
+                          </a:ln>
+                        </pic:spPr>
+                      </pic:pic>
+                    </a:graphicData>
+                  </a:graphic>
+                </wp:inline>
+              </w:drawing>
+            </w:r>
+            <w:r>
+              <w:t xml:space="preserve"> </w:t>
+            </w:r>
+            <w:r>
+              <w:t xml:space="preserve"> </w:t>
+            </w:r>
+            <w:r>
+              <w:t xml:space="preserve">📂 Download the leaf data</w:t>
+            </w:r>
+          </w:p>
+        </w:tc>
+      </w:tr>
+      <w:tr>
+        <w:trPr>
+          <w:cantSplit/>
+        </w:trPr>
+        <w:tc>
+          <w:tcPr>
+            <w:tcMar>
+              <w:top w:w="108" w:type="dxa"/>
+              <w:bottom w:w="108" w:type="dxa"/>
+            </w:tcMar>
+          </w:tcPr>
+          <w:p>
+            <w:pPr>
+              <w:pStyle w:val="Compact"/>
+              <w:numPr>
+                <w:ilvl w:val="0"/>
+                <w:numId w:val="1007"/>
+              </w:numPr>
+            </w:pPr>
+            <w:hyperlink r:id="rId24">
+              <w:r>
+                <w:rPr>
+                  <w:rStyle w:val="VerbatimChar"/>
+                  <w:b/>
+                  <w:bCs/>
+                </w:rPr>
+                <w:t xml:space="preserve">2026_09_03_data_sci_leaf_area.xlsx</w:t>
+              </w:r>
+            </w:hyperlink>
+            <w:r>
+              <w:t xml:space="preserve"> </w:t>
+            </w:r>
+            <w:r>
+              <w:t xml:space="preserve">— the Excel version (this is the one we use)</w:t>
+            </w:r>
+          </w:p>
+          <w:p>
+            <w:pPr>
+              <w:pStyle w:val="Compact"/>
+              <w:numPr>
+                <w:ilvl w:val="0"/>
+                <w:numId w:val="1007"/>
+              </w:numPr>
+            </w:pPr>
+            <w:hyperlink r:id="rId25">
+              <w:r>
+                <w:rPr>
+                  <w:rStyle w:val="VerbatimChar"/>
+                  <w:b/>
+                  <w:bCs/>
+                </w:rPr>
+                <w:t xml:space="preserve">2026_09_03_data_sci_leaf_area.csv</w:t>
+              </w:r>
+            </w:hyperlink>
+            <w:r>
+              <w:t xml:space="preserve"> </w:t>
+            </w:r>
+            <w:r>
+              <w:t xml:space="preserve">— the same data as a CSV</w:t>
+            </w:r>
+          </w:p>
+          <w:p>
+            <w:pPr>
+              <w:pStyle w:val="FirstParagraph"/>
+            </w:pPr>
+            <w:pPr>
+              <w:spacing w:after="16"/>
+            </w:pPr>
+            <w:r>
+              <w:t xml:space="preserve">Download both and put them in</w:t>
+            </w:r>
+            <w:r>
+              <w:t xml:space="preserve"> </w:t>
+            </w:r>
+            <w:r>
+              <w:rPr>
+                <w:rStyle w:val="VerbatimChar"/>
+              </w:rPr>
+              <w:t xml:space="preserve">tree_project/data/</w:t>
+            </w:r>
+            <w:r>
+              <w:t xml:space="preserve">.</w:t>
+            </w:r>
+          </w:p>
+          <w:p/>
+        </w:tc>
+      </w:tr>
+    </w:tbl>
     <w:p>
       <w:pPr>
         <w:pStyle w:val="BlockText"/>
@@ -1350,860 +1622,14 @@
         <w:t xml:space="preserve">Leave this copy alone — it is your raw data. We will read it but never overwrite it.</w:t>
       </w:r>
     </w:p>
-    <w:bookmarkEnd w:id="21"/>
-    <w:bookmarkStart w:id="22" w:name="create-your-first-script"/>
+    <w:bookmarkEnd w:id="26"/>
+    <w:bookmarkStart w:id="27" w:name="create-your-first-script"/>
     <w:p>
       <w:pPr>
         <w:pStyle w:val="Heading3"/>
       </w:pPr>
       <w:r>
         <w:t xml:space="preserve">Create your first script</w:t>
-      </w:r>
-    </w:p>
-    <w:p>
-      <w:pPr>
-        <w:pStyle w:val="Compact"/>
-        <w:numPr>
-          <w:ilvl w:val="0"/>
-          <w:numId w:val="1006"/>
-        </w:numPr>
-      </w:pPr>
-      <w:r>
-        <w:t xml:space="preserve">In Positron:</w:t>
-      </w:r>
-    </w:p>
-    <w:p>
-      <w:pPr>
-        <w:pStyle w:val="Compact"/>
-        <w:numPr>
-          <w:ilvl w:val="1"/>
-          <w:numId w:val="1007"/>
-        </w:numPr>
-      </w:pPr>
-      <w:r>
-        <w:rPr>
-          <w:b/>
-          <w:bCs/>
-        </w:rPr>
-        <w:t xml:space="preserve">File → New File → R File</w:t>
-      </w:r>
-      <w:r>
-        <w:t xml:space="preserve">.</w:t>
-      </w:r>
-    </w:p>
-    <w:p>
-      <w:pPr>
-        <w:pStyle w:val="Compact"/>
-        <w:numPr>
-          <w:ilvl w:val="1"/>
-          <w:numId w:val="1007"/>
-        </w:numPr>
-      </w:pPr>
-      <w:r>
-        <w:t xml:space="preserve">Save it immediately with</w:t>
-      </w:r>
-      <w:r>
-        <w:t xml:space="preserve"> </w:t>
-      </w:r>
-      <w:r>
-        <w:rPr>
-          <w:b/>
-          <w:bCs/>
-        </w:rPr>
-        <w:t xml:space="preserve">Ctrl/Cmd + S</w:t>
-      </w:r>
-      <w:r>
-        <w:t xml:space="preserve">, name it</w:t>
-      </w:r>
-      <w:r>
-        <w:t xml:space="preserve"> </w:t>
-      </w:r>
-      <w:r>
-        <w:rPr>
-          <w:rStyle w:val="VerbatimChar"/>
-        </w:rPr>
-        <w:t xml:space="preserve">02_tree_analysis.R</w:t>
-      </w:r>
-      <w:r>
-        <w:t xml:space="preserve">,</w:t>
-      </w:r>
-    </w:p>
-    <w:p>
-      <w:pPr>
-        <w:pStyle w:val="Compact"/>
-        <w:numPr>
-          <w:ilvl w:val="1"/>
-          <w:numId w:val="1007"/>
-        </w:numPr>
-      </w:pPr>
-      <w:r>
-        <w:t xml:space="preserve">and save it inside</w:t>
-      </w:r>
-      <w:r>
-        <w:t xml:space="preserve"> </w:t>
-      </w:r>
-      <w:r>
-        <w:rPr>
-          <w:rStyle w:val="VerbatimChar"/>
-        </w:rPr>
-        <w:t xml:space="preserve">tree_project/scripts/</w:t>
-      </w:r>
-      <w:r>
-        <w:t xml:space="preserve">.</w:t>
-      </w:r>
-    </w:p>
-    <w:p>
-      <w:pPr>
-        <w:pStyle w:val="BlockText"/>
-      </w:pPr>
-      <w:r>
-        <w:t xml:space="preserve">💡</w:t>
-      </w:r>
-      <w:r>
-        <w:t xml:space="preserve"> </w:t>
-      </w:r>
-      <w:r>
-        <w:rPr>
-          <w:b/>
-          <w:bCs/>
-        </w:rPr>
-        <w:t xml:space="preserve">Key idea:</w:t>
-      </w:r>
-      <w:r>
-        <w:t xml:space="preserve"> </w:t>
-      </w:r>
-      <w:r>
-        <w:t xml:space="preserve">Console = scratch paper. Script = the lab notebook you keep.</w:t>
-      </w:r>
-    </w:p>
-    <w:p>
-      <w:r>
-        <w:pict>
-          <v:rect style="width:0;height:1.5pt" o:hralign="center" o:hrstd="t" o:hr="t"/>
-        </w:pict>
-      </w:r>
-    </w:p>
-    <w:bookmarkEnd w:id="22"/>
-    <w:bookmarkEnd w:id="23"/>
-    <w:bookmarkStart w:id="31" w:name="part-3-how-r-works"/>
-    <w:p>
-      <w:pPr>
-        <w:pStyle w:val="Heading1"/>
-      </w:pPr>
-      <w:r>
-        <w:t xml:space="preserve">Part 3 · How R works</w:t>
-      </w:r>
-    </w:p>
-    <w:bookmarkStart w:id="24" w:name="r-as-a-calculator"/>
-    <w:p>
-      <w:pPr>
-        <w:pStyle w:val="Heading3"/>
-      </w:pPr>
-      <w:r>
-        <w:t xml:space="preserve">R as a calculator</w:t>
-      </w:r>
-    </w:p>
-    <w:p>
-      <w:pPr>
-        <w:pStyle w:val="FirstParagraph"/>
-      </w:pPr>
-      <w:r>
-        <w:t xml:space="preserve">Type each line below into your</w:t>
-      </w:r>
-      <w:r>
-        <w:t xml:space="preserve"> </w:t>
-      </w:r>
-      <w:r>
-        <w:rPr>
-          <w:b/>
-          <w:bCs/>
-        </w:rPr>
-        <w:t xml:space="preserve">Console</w:t>
-      </w:r>
-      <w:r>
-        <w:t xml:space="preserve"> </w:t>
-      </w:r>
-      <w:r>
-        <w:t xml:space="preserve">(not the script yet) and press Enter after each one.</w:t>
-      </w:r>
-    </w:p>
-    <w:p>
-      <w:pPr>
-        <w:pStyle w:val="BodyText"/>
-      </w:pPr>
-      <w:r>
-        <w:rPr>
-          <w:b/>
-          <w:bCs/>
-        </w:rPr>
-        <w:t xml:space="preserve">▶ Run this in the Console:</w:t>
-      </w:r>
-    </w:p>
-    <w:p>
-      <w:pPr>
-        <w:pStyle w:val="SourceCode"/>
-      </w:pPr>
-      <w:r>
-        <w:rPr>
-          <w:rStyle w:val="DecValTok"/>
-        </w:rPr>
-        <w:t xml:space="preserve">3</w:t>
-      </w:r>
-      <w:r>
-        <w:rPr>
-          <w:rStyle w:val="NormalTok"/>
-        </w:rPr>
-        <w:t xml:space="preserve"> </w:t>
-      </w:r>
-      <w:r>
-        <w:rPr>
-          <w:rStyle w:val="SpecialCharTok"/>
-        </w:rPr>
-        <w:t xml:space="preserve">+</w:t>
-      </w:r>
-      <w:r>
-        <w:rPr>
-          <w:rStyle w:val="NormalTok"/>
-        </w:rPr>
-        <w:t xml:space="preserve"> </w:t>
-      </w:r>
-      <w:r>
-        <w:rPr>
-          <w:rStyle w:val="DecValTok"/>
-        </w:rPr>
-        <w:t xml:space="preserve">5</w:t>
-      </w:r>
-      <w:r>
-        <w:br/>
-      </w:r>
-      <w:r>
-        <w:rPr>
-          <w:rStyle w:val="DecValTok"/>
-        </w:rPr>
-        <w:t xml:space="preserve">12</w:t>
-      </w:r>
-      <w:r>
-        <w:rPr>
-          <w:rStyle w:val="NormalTok"/>
-        </w:rPr>
-        <w:t xml:space="preserve"> </w:t>
-      </w:r>
-      <w:r>
-        <w:rPr>
-          <w:rStyle w:val="SpecialCharTok"/>
-        </w:rPr>
-        <w:t xml:space="preserve">/</w:t>
-      </w:r>
-      <w:r>
-        <w:rPr>
-          <w:rStyle w:val="NormalTok"/>
-        </w:rPr>
-        <w:t xml:space="preserve"> </w:t>
-      </w:r>
-      <w:r>
-        <w:rPr>
-          <w:rStyle w:val="DecValTok"/>
-        </w:rPr>
-        <w:t xml:space="preserve">7</w:t>
-      </w:r>
-      <w:r>
-        <w:br/>
-      </w:r>
-      <w:r>
-        <w:rPr>
-          <w:rStyle w:val="DecValTok"/>
-        </w:rPr>
-        <w:t xml:space="preserve">2</w:t>
-      </w:r>
-      <w:r>
-        <w:rPr>
-          <w:rStyle w:val="NormalTok"/>
-        </w:rPr>
-        <w:t xml:space="preserve"> </w:t>
-      </w:r>
-      <w:r>
-        <w:rPr>
-          <w:rStyle w:val="SpecialCharTok"/>
-        </w:rPr>
-        <w:t xml:space="preserve">^</w:t>
-      </w:r>
-      <w:r>
-        <w:rPr>
-          <w:rStyle w:val="NormalTok"/>
-        </w:rPr>
-        <w:t xml:space="preserve"> </w:t>
-      </w:r>
-      <w:r>
-        <w:rPr>
-          <w:rStyle w:val="DecValTok"/>
-        </w:rPr>
-        <w:t xml:space="preserve">10</w:t>
-      </w:r>
-      <w:r>
-        <w:br/>
-      </w:r>
-      <w:r>
-        <w:rPr>
-          <w:rStyle w:val="FunctionTok"/>
-        </w:rPr>
-        <w:t xml:space="preserve">sqrt</w:t>
-      </w:r>
-      <w:r>
-        <w:rPr>
-          <w:rStyle w:val="NormalTok"/>
-        </w:rPr>
-        <w:t xml:space="preserve">(</w:t>
-      </w:r>
-      <w:r>
-        <w:rPr>
-          <w:rStyle w:val="DecValTok"/>
-        </w:rPr>
-        <w:t xml:space="preserve">144</w:t>
-      </w:r>
-      <w:r>
-        <w:rPr>
-          <w:rStyle w:val="NormalTok"/>
-        </w:rPr>
-        <w:t xml:space="preserve">)</w:t>
-      </w:r>
-    </w:p>
-    <w:p>
-      <w:pPr>
-        <w:pStyle w:val="BlockText"/>
-      </w:pPr>
-      <w:r>
-        <w:t xml:space="preserve">⚠️</w:t>
-      </w:r>
-      <w:r>
-        <w:t xml:space="preserve"> </w:t>
-      </w:r>
-      <w:r>
-        <w:rPr>
-          <w:b/>
-          <w:bCs/>
-        </w:rPr>
-        <w:t xml:space="preserve">Watch out!</w:t>
-      </w:r>
-      <w:r>
-        <w:t xml:space="preserve"> </w:t>
-      </w:r>
-      <w:r>
-        <w:t xml:space="preserve">If you see a</w:t>
-      </w:r>
-      <w:r>
-        <w:t xml:space="preserve"> </w:t>
-      </w:r>
-      <w:r>
-        <w:rPr>
-          <w:rStyle w:val="VerbatimChar"/>
-        </w:rPr>
-        <w:t xml:space="preserve">+</w:t>
-      </w:r>
-      <w:r>
-        <w:t xml:space="preserve"> </w:t>
-      </w:r>
-      <w:r>
-        <w:t xml:space="preserve">at the</w:t>
-      </w:r>
-      <w:r>
-        <w:t xml:space="preserve"> </w:t>
-      </w:r>
-      <w:r>
-        <w:rPr>
-          <w:i/>
-          <w:iCs/>
-        </w:rPr>
-        <w:t xml:space="preserve">start</w:t>
-      </w:r>
-      <w:r>
-        <w:t xml:space="preserve"> </w:t>
-      </w:r>
-      <w:r>
-        <w:t xml:space="preserve">of a console line instead of the</w:t>
-      </w:r>
-      <w:r>
-        <w:t xml:space="preserve"> </w:t>
-      </w:r>
-      <w:r>
-        <w:rPr>
-          <w:rStyle w:val="VerbatimChar"/>
-        </w:rPr>
-        <w:t xml:space="preserve">&gt;</w:t>
-      </w:r>
-      <w:r>
-        <w:t xml:space="preserve"> </w:t>
-      </w:r>
-      <w:r>
-        <w:t xml:space="preserve">prompt, R is waiting for you to finish a command. Press</w:t>
-      </w:r>
-      <w:r>
-        <w:t xml:space="preserve"> </w:t>
-      </w:r>
-      <w:r>
-        <w:rPr>
-          <w:b/>
-          <w:bCs/>
-        </w:rPr>
-        <w:t xml:space="preserve">Esc</w:t>
-      </w:r>
-      <w:r>
-        <w:t xml:space="preserve"> </w:t>
-      </w:r>
-      <w:r>
-        <w:t xml:space="preserve">to cancel and start over.</w:t>
-      </w:r>
-    </w:p>
-    <w:p>
-      <w:pPr>
-        <w:pStyle w:val="FirstParagraph"/>
-      </w:pPr>
-      <w:r>
-        <w:t xml:space="preserve">✏️</w:t>
-      </w:r>
-      <w:r>
-        <w:t xml:space="preserve"> </w:t>
-      </w:r>
-      <w:r>
-        <w:rPr>
-          <w:b/>
-          <w:bCs/>
-        </w:rPr>
-        <w:t xml:space="preserve">Your turn:</w:t>
-      </w:r>
-      <w:r>
-        <w:t xml:space="preserve"> </w:t>
-      </w:r>
-      <w:r>
-        <w:t xml:space="preserve">What does</w:t>
-      </w:r>
-      <w:r>
-        <w:t xml:space="preserve"> </w:t>
-      </w:r>
-      <w:r>
-        <w:rPr>
-          <w:rStyle w:val="VerbatimChar"/>
-        </w:rPr>
-        <w:t xml:space="preserve">2 ^ 10</w:t>
-      </w:r>
-      <w:r>
-        <w:t xml:space="preserve"> </w:t>
-      </w:r>
-      <w:r>
-        <w:t xml:space="preserve">return? What does the</w:t>
-      </w:r>
-      <w:r>
-        <w:t xml:space="preserve"> </w:t>
-      </w:r>
-      <w:r>
-        <w:rPr>
-          <w:rStyle w:val="VerbatimChar"/>
-        </w:rPr>
-        <w:t xml:space="preserve">^</w:t>
-      </w:r>
-      <w:r>
-        <w:t xml:space="preserve"> </w:t>
-      </w:r>
-      <w:r>
-        <w:t xml:space="preserve">operator do?</w:t>
-      </w:r>
-    </w:p>
-    <w:p>
-      <w:pPr>
-        <w:pStyle w:val="SourceCode"/>
-      </w:pPr>
-      <w:r>
-        <w:rPr>
-          <w:rStyle w:val="VerbatimChar"/>
-        </w:rPr>
-        <w:t xml:space="preserve">Your answer: </w:t>
-      </w:r>
-    </w:p>
-    <w:p>
-      <w:r>
-        <w:pict>
-          <v:rect style="width:0;height:1.5pt" o:hralign="center" o:hrstd="t" o:hr="t"/>
-        </w:pict>
-      </w:r>
-    </w:p>
-    <w:bookmarkEnd w:id="24"/>
-    <w:bookmarkStart w:id="25" w:name="storing-values-with--"/>
-    <w:p>
-      <w:pPr>
-        <w:pStyle w:val="Heading3"/>
-      </w:pPr>
-      <w:r>
-        <w:t xml:space="preserve">Storing values with</w:t>
-      </w:r>
-      <w:r>
-        <w:t xml:space="preserve"> </w:t>
-      </w:r>
-      <w:r>
-        <w:rPr>
-          <w:rStyle w:val="VerbatimChar"/>
-        </w:rPr>
-        <w:t xml:space="preserve">&lt;-</w:t>
-      </w:r>
-    </w:p>
-    <w:p>
-      <w:pPr>
-        <w:pStyle w:val="FirstParagraph"/>
-      </w:pPr>
-      <w:r>
-        <w:t xml:space="preserve">To keep a value, give it a</w:t>
-      </w:r>
-      <w:r>
-        <w:t xml:space="preserve"> </w:t>
-      </w:r>
-      <w:r>
-        <w:rPr>
-          <w:b/>
-          <w:bCs/>
-        </w:rPr>
-        <w:t xml:space="preserve">name</w:t>
-      </w:r>
-      <w:r>
-        <w:t xml:space="preserve"> </w:t>
-      </w:r>
-      <w:r>
-        <w:t xml:space="preserve">using the assignment operator</w:t>
-      </w:r>
-      <w:r>
-        <w:t xml:space="preserve"> </w:t>
-      </w:r>
-      <w:r>
-        <w:rPr>
-          <w:rStyle w:val="VerbatimChar"/>
-        </w:rPr>
-        <w:t xml:space="preserve">&lt;-</w:t>
-      </w:r>
-      <w:r>
-        <w:t xml:space="preserve">.</w:t>
-      </w:r>
-    </w:p>
-    <w:p>
-      <w:pPr>
-        <w:pStyle w:val="BodyText"/>
-      </w:pPr>
-      <w:r>
-        <w:t xml:space="preserve">Shortcut:</w:t>
-      </w:r>
-      <w:r>
-        <w:t xml:space="preserve"> </w:t>
-      </w:r>
-      <w:r>
-        <w:rPr>
-          <w:b/>
-          <w:bCs/>
-        </w:rPr>
-        <w:t xml:space="preserve">Alt + −</w:t>
-      </w:r>
-      <w:r>
-        <w:t xml:space="preserve"> </w:t>
-      </w:r>
-      <w:r>
-        <w:t xml:space="preserve">(Windows) or</w:t>
-      </w:r>
-      <w:r>
-        <w:t xml:space="preserve"> </w:t>
-      </w:r>
-      <w:r>
-        <w:rPr>
-          <w:b/>
-          <w:bCs/>
-        </w:rPr>
-        <w:t xml:space="preserve">Option + −</w:t>
-      </w:r>
-      <w:r>
-        <w:t xml:space="preserve"> </w:t>
-      </w:r>
-      <w:r>
-        <w:t xml:space="preserve">(Mac) types</w:t>
-      </w:r>
-      <w:r>
-        <w:t xml:space="preserve"> </w:t>
-      </w:r>
-      <w:r>
-        <w:rPr>
-          <w:rStyle w:val="VerbatimChar"/>
-        </w:rPr>
-        <w:t xml:space="preserve">&lt;-</w:t>
-      </w:r>
-      <w:r>
-        <w:t xml:space="preserve"> </w:t>
-      </w:r>
-      <w:r>
-        <w:t xml:space="preserve">for you.</w:t>
-      </w:r>
-    </w:p>
-    <w:p>
-      <w:pPr>
-        <w:pStyle w:val="BodyText"/>
-      </w:pPr>
-      <w:r>
-        <w:rPr>
-          <w:b/>
-          <w:bCs/>
-        </w:rPr>
-        <w:t xml:space="preserve">▶ Run this in the Console:</w:t>
-      </w:r>
-    </w:p>
-    <w:p>
-      <w:pPr>
-        <w:pStyle w:val="SourceCode"/>
-      </w:pPr>
-      <w:r>
-        <w:rPr>
-          <w:rStyle w:val="NormalTok"/>
-        </w:rPr>
-        <w:t xml:space="preserve">x </w:t>
-      </w:r>
-      <w:r>
-        <w:rPr>
-          <w:rStyle w:val="OtherTok"/>
-        </w:rPr>
-        <w:t xml:space="preserve">&lt;-</w:t>
-      </w:r>
-      <w:r>
-        <w:rPr>
-          <w:rStyle w:val="NormalTok"/>
-        </w:rPr>
-        <w:t xml:space="preserve"> </w:t>
-      </w:r>
-      <w:r>
-        <w:rPr>
-          <w:rStyle w:val="DecValTok"/>
-        </w:rPr>
-        <w:t xml:space="preserve">7</w:t>
-      </w:r>
-      <w:r>
-        <w:rPr>
-          <w:rStyle w:val="NormalTok"/>
-        </w:rPr>
-        <w:t xml:space="preserve">          </w:t>
-      </w:r>
-      <w:r>
-        <w:rPr>
-          <w:rStyle w:val="CommentTok"/>
-        </w:rPr>
-        <w:t xml:space="preserve"># store 7 under the name x</w:t>
-      </w:r>
-      <w:r>
-        <w:br/>
-      </w:r>
-      <w:r>
-        <w:rPr>
-          <w:rStyle w:val="NormalTok"/>
-        </w:rPr>
-        <w:t xml:space="preserve">x               </w:t>
-      </w:r>
-      <w:r>
-        <w:rPr>
-          <w:rStyle w:val="CommentTok"/>
-        </w:rPr>
-        <w:t xml:space="preserve"># type the name to see it</w:t>
-      </w:r>
-      <w:r>
-        <w:br/>
-      </w:r>
-      <w:r>
-        <w:rPr>
-          <w:rStyle w:val="NormalTok"/>
-        </w:rPr>
-        <w:t xml:space="preserve">x </w:t>
-      </w:r>
-      <w:r>
-        <w:rPr>
-          <w:rStyle w:val="SpecialCharTok"/>
-        </w:rPr>
-        <w:t xml:space="preserve">*</w:t>
-      </w:r>
-      <w:r>
-        <w:rPr>
-          <w:rStyle w:val="NormalTok"/>
-        </w:rPr>
-        <w:t xml:space="preserve"> </w:t>
-      </w:r>
-      <w:r>
-        <w:rPr>
-          <w:rStyle w:val="DecValTok"/>
-        </w:rPr>
-        <w:t xml:space="preserve">2</w:t>
-      </w:r>
-      <w:r>
-        <w:rPr>
-          <w:rStyle w:val="NormalTok"/>
-        </w:rPr>
-        <w:t xml:space="preserve">           </w:t>
-      </w:r>
-      <w:r>
-        <w:rPr>
-          <w:rStyle w:val="CommentTok"/>
-        </w:rPr>
-        <w:t xml:space="preserve"># use it in math</w:t>
-      </w:r>
-    </w:p>
-    <w:p>
-      <w:pPr>
-        <w:pStyle w:val="FirstParagraph"/>
-      </w:pPr>
-      <w:r>
-        <w:t xml:space="preserve">Look at the</w:t>
-      </w:r>
-      <w:r>
-        <w:t xml:space="preserve"> </w:t>
-      </w:r>
-      <w:r>
-        <w:rPr>
-          <w:b/>
-          <w:bCs/>
-        </w:rPr>
-        <w:t xml:space="preserve">Variables</w:t>
-      </w:r>
-      <w:r>
-        <w:t xml:space="preserve"> </w:t>
-      </w:r>
-      <w:r>
-        <w:t xml:space="preserve">pane on the right —</w:t>
-      </w:r>
-      <w:r>
-        <w:t xml:space="preserve"> </w:t>
-      </w:r>
-      <w:r>
-        <w:rPr>
-          <w:rStyle w:val="VerbatimChar"/>
-        </w:rPr>
-        <w:t xml:space="preserve">x</w:t>
-      </w:r>
-      <w:r>
-        <w:t xml:space="preserve"> </w:t>
-      </w:r>
-      <w:r>
-        <w:t xml:space="preserve">should appear there.</w:t>
-      </w:r>
-    </w:p>
-    <w:p>
-      <w:pPr>
-        <w:pStyle w:val="BodyText"/>
-      </w:pPr>
-      <w:r>
-        <w:t xml:space="preserve">✏️</w:t>
-      </w:r>
-      <w:r>
-        <w:t xml:space="preserve"> </w:t>
-      </w:r>
-      <w:r>
-        <w:rPr>
-          <w:b/>
-          <w:bCs/>
-        </w:rPr>
-        <w:t xml:space="preserve">Your turn:</w:t>
-      </w:r>
-      <w:r>
-        <w:t xml:space="preserve"> </w:t>
-      </w:r>
-      <w:r>
-        <w:t xml:space="preserve">Store the number</w:t>
-      </w:r>
-      <w:r>
-        <w:t xml:space="preserve"> </w:t>
-      </w:r>
-      <w:r>
-        <w:rPr>
-          <w:rStyle w:val="VerbatimChar"/>
-        </w:rPr>
-        <w:t xml:space="preserve">42</w:t>
-      </w:r>
-      <w:r>
-        <w:t xml:space="preserve"> </w:t>
-      </w:r>
-      <w:r>
-        <w:t xml:space="preserve">under the name</w:t>
-      </w:r>
-      <w:r>
-        <w:t xml:space="preserve"> </w:t>
-      </w:r>
-      <w:r>
-        <w:rPr>
-          <w:rStyle w:val="VerbatimChar"/>
-        </w:rPr>
-        <w:t xml:space="preserve">my_number</w:t>
-      </w:r>
-      <w:r>
-        <w:t xml:space="preserve">, then multiply</w:t>
-      </w:r>
-      <w:r>
-        <w:t xml:space="preserve"> </w:t>
-      </w:r>
-      <w:r>
-        <w:rPr>
-          <w:rStyle w:val="VerbatimChar"/>
-        </w:rPr>
-        <w:t xml:space="preserve">my_number</w:t>
-      </w:r>
-      <w:r>
-        <w:t xml:space="preserve"> </w:t>
-      </w:r>
-      <w:r>
-        <w:t xml:space="preserve">by</w:t>
-      </w:r>
-      <w:r>
-        <w:t xml:space="preserve"> </w:t>
-      </w:r>
-      <w:r>
-        <w:rPr>
-          <w:rStyle w:val="VerbatimChar"/>
-        </w:rPr>
-        <w:t xml:space="preserve">x</w:t>
-      </w:r>
-      <w:r>
-        <w:t xml:space="preserve">. What is the result?</w:t>
-      </w:r>
-    </w:p>
-    <w:p>
-      <w:pPr>
-        <w:pStyle w:val="SourceCode"/>
-      </w:pPr>
-      <w:r>
-        <w:rPr>
-          <w:rStyle w:val="CommentTok"/>
-        </w:rPr>
-        <w:t xml:space="preserve"># Write your code here:</w:t>
-      </w:r>
-    </w:p>
-    <w:p>
-      <w:pPr>
-        <w:pStyle w:val="SourceCode"/>
-      </w:pPr>
-      <w:r>
-        <w:rPr>
-          <w:rStyle w:val="VerbatimChar"/>
-        </w:rPr>
-        <w:t xml:space="preserve">Your answer: </w:t>
-      </w:r>
-    </w:p>
-    <w:p>
-      <w:r>
-        <w:pict>
-          <v:rect style="width:0;height:1.5pt" o:hralign="center" o:hrstd="t" o:hr="t"/>
-        </w:pict>
-      </w:r>
-    </w:p>
-    <w:bookmarkEnd w:id="25"/>
-    <w:bookmarkStart w:id="26" w:name="naming-things-well"/>
-    <w:p>
-      <w:pPr>
-        <w:pStyle w:val="Heading3"/>
-      </w:pPr>
-      <w:r>
-        <w:t xml:space="preserve">Naming things well</w:t>
-      </w:r>
-    </w:p>
-    <w:p>
-      <w:pPr>
-        <w:pStyle w:val="FirstParagraph"/>
-      </w:pPr>
-      <w:r>
-        <w:t xml:space="preserve">Good names make code readable months later:</w:t>
       </w:r>
     </w:p>
     <w:p>
@@ -2215,31 +1641,842 @@
         </w:numPr>
       </w:pPr>
       <w:r>
-        <w:t xml:space="preserve">Be explicit but not too long:</w:t>
-      </w:r>
-      <w:r>
-        <w:t xml:space="preserve"> </w:t>
-      </w:r>
-      <w:r>
-        <w:rPr>
-          <w:rStyle w:val="VerbatimChar"/>
-        </w:rPr>
-        <w:t xml:space="preserve">leaf_mass</w:t>
-      </w:r>
-      <w:r>
-        <w:t xml:space="preserve"> </w:t>
-      </w:r>
-      <w:r>
-        <w:t xml:space="preserve">not</w:t>
-      </w:r>
-      <w:r>
-        <w:t xml:space="preserve"> </w:t>
-      </w:r>
-      <w:r>
-        <w:rPr>
-          <w:rStyle w:val="VerbatimChar"/>
-        </w:rPr>
-        <w:t xml:space="preserve">x2</w:t>
+        <w:t xml:space="preserve">In Positron:</w:t>
+      </w:r>
+    </w:p>
+    <w:p>
+      <w:pPr>
+        <w:pStyle w:val="Compact"/>
+        <w:numPr>
+          <w:ilvl w:val="1"/>
+          <w:numId w:val="1009"/>
+        </w:numPr>
+      </w:pPr>
+      <w:r>
+        <w:rPr>
+          <w:b/>
+          <w:bCs/>
+        </w:rPr>
+        <w:t xml:space="preserve">File → New File → R File</w:t>
+      </w:r>
+      <w:r>
+        <w:t xml:space="preserve">.</w:t>
+      </w:r>
+    </w:p>
+    <w:p>
+      <w:pPr>
+        <w:pStyle w:val="Compact"/>
+        <w:numPr>
+          <w:ilvl w:val="1"/>
+          <w:numId w:val="1009"/>
+        </w:numPr>
+      </w:pPr>
+      <w:r>
+        <w:t xml:space="preserve">Save it immediately with</w:t>
+      </w:r>
+      <w:r>
+        <w:t xml:space="preserve"> </w:t>
+      </w:r>
+      <w:r>
+        <w:rPr>
+          <w:b/>
+          <w:bCs/>
+        </w:rPr>
+        <w:t xml:space="preserve">Ctrl/Cmd + S</w:t>
+      </w:r>
+      <w:r>
+        <w:t xml:space="preserve">, name it</w:t>
+      </w:r>
+      <w:r>
+        <w:t xml:space="preserve"> </w:t>
+      </w:r>
+      <w:r>
+        <w:rPr>
+          <w:rStyle w:val="VerbatimChar"/>
+        </w:rPr>
+        <w:t xml:space="preserve">02_leaf_analysis.R</w:t>
+      </w:r>
+      <w:r>
+        <w:t xml:space="preserve">,</w:t>
+      </w:r>
+    </w:p>
+    <w:p>
+      <w:pPr>
+        <w:pStyle w:val="Compact"/>
+        <w:numPr>
+          <w:ilvl w:val="1"/>
+          <w:numId w:val="1009"/>
+        </w:numPr>
+      </w:pPr>
+      <w:r>
+        <w:t xml:space="preserve">and save it inside</w:t>
+      </w:r>
+      <w:r>
+        <w:t xml:space="preserve"> </w:t>
+      </w:r>
+      <w:r>
+        <w:rPr>
+          <w:rStyle w:val="VerbatimChar"/>
+        </w:rPr>
+        <w:t xml:space="preserve">tree_project/scripts/</w:t>
+      </w:r>
+      <w:r>
+        <w:t xml:space="preserve">.</w:t>
+      </w:r>
+    </w:p>
+    <w:p>
+      <w:pPr>
+        <w:pStyle w:val="BlockText"/>
+      </w:pPr>
+      <w:r>
+        <w:t xml:space="preserve">💡</w:t>
+      </w:r>
+      <w:r>
+        <w:t xml:space="preserve"> </w:t>
+      </w:r>
+      <w:r>
+        <w:rPr>
+          <w:b/>
+          <w:bCs/>
+        </w:rPr>
+        <w:t xml:space="preserve">Key idea:</w:t>
+      </w:r>
+      <w:r>
+        <w:t xml:space="preserve"> </w:t>
+      </w:r>
+      <w:r>
+        <w:t xml:space="preserve">Console = scratch paper. Script = the lab notebook you keep and turn in.</w:t>
+      </w:r>
+    </w:p>
+    <w:p>
+      <w:r>
+        <w:pict>
+          <v:rect style="width:0;height:1.5pt" o:hralign="center" o:hrstd="t" o:hr="t"/>
+        </w:pict>
+      </w:r>
+    </w:p>
+    <w:bookmarkEnd w:id="27"/>
+    <w:bookmarkEnd w:id="28"/>
+    <w:bookmarkStart w:id="36" w:name="part-3-how-r-works"/>
+    <w:p>
+      <w:pPr>
+        <w:pStyle w:val="Heading1"/>
+      </w:pPr>
+      <w:r>
+        <w:t xml:space="preserve">Part 3 · How R works</w:t>
+      </w:r>
+    </w:p>
+    <w:bookmarkStart w:id="29" w:name="r-as-a-calculator"/>
+    <w:p>
+      <w:pPr>
+        <w:pStyle w:val="Heading3"/>
+      </w:pPr>
+      <w:r>
+        <w:t xml:space="preserve">R as a calculator</w:t>
+      </w:r>
+    </w:p>
+    <w:p>
+      <w:pPr>
+        <w:pStyle w:val="FirstParagraph"/>
+      </w:pPr>
+      <w:r>
+        <w:t xml:space="preserve">Type each line below into your</w:t>
+      </w:r>
+      <w:r>
+        <w:t xml:space="preserve"> </w:t>
+      </w:r>
+      <w:r>
+        <w:rPr>
+          <w:b/>
+          <w:bCs/>
+        </w:rPr>
+        <w:t xml:space="preserve">Console</w:t>
+      </w:r>
+      <w:r>
+        <w:t xml:space="preserve"> </w:t>
+      </w:r>
+      <w:r>
+        <w:t xml:space="preserve">and press Enter after each one. (These few warm-ups are the exception to the</w:t>
+      </w:r>
+      <w:r>
+        <w:t xml:space="preserve"> </w:t>
+      </w:r>
+      <w:r>
+        <w:t xml:space="preserve">“everything goes in the script”</w:t>
+      </w:r>
+      <w:r>
+        <w:t xml:space="preserve"> </w:t>
+      </w:r>
+      <w:r>
+        <w:t xml:space="preserve">rule.)</w:t>
+      </w:r>
+    </w:p>
+    <w:p>
+      <w:pPr>
+        <w:pStyle w:val="BodyText"/>
+      </w:pPr>
+      <w:r>
+        <w:rPr>
+          <w:b/>
+          <w:bCs/>
+        </w:rPr>
+        <w:t xml:space="preserve">▶ Run this in the Console:</w:t>
+      </w:r>
+    </w:p>
+    <w:p>
+      <w:pPr>
+        <w:pStyle w:val="SourceCode"/>
+      </w:pPr>
+      <w:r>
+        <w:rPr>
+          <w:rStyle w:val="DecValTok"/>
+        </w:rPr>
+        <w:t xml:space="preserve">3</w:t>
+      </w:r>
+      <w:r>
+        <w:rPr>
+          <w:rStyle w:val="NormalTok"/>
+        </w:rPr>
+        <w:t xml:space="preserve"> </w:t>
+      </w:r>
+      <w:r>
+        <w:rPr>
+          <w:rStyle w:val="SpecialCharTok"/>
+        </w:rPr>
+        <w:t xml:space="preserve">+</w:t>
+      </w:r>
+      <w:r>
+        <w:rPr>
+          <w:rStyle w:val="NormalTok"/>
+        </w:rPr>
+        <w:t xml:space="preserve"> </w:t>
+      </w:r>
+      <w:r>
+        <w:rPr>
+          <w:rStyle w:val="DecValTok"/>
+        </w:rPr>
+        <w:t xml:space="preserve">5</w:t>
+      </w:r>
+      <w:r>
+        <w:br/>
+      </w:r>
+      <w:r>
+        <w:rPr>
+          <w:rStyle w:val="DecValTok"/>
+        </w:rPr>
+        <w:t xml:space="preserve">12</w:t>
+      </w:r>
+      <w:r>
+        <w:rPr>
+          <w:rStyle w:val="NormalTok"/>
+        </w:rPr>
+        <w:t xml:space="preserve"> </w:t>
+      </w:r>
+      <w:r>
+        <w:rPr>
+          <w:rStyle w:val="SpecialCharTok"/>
+        </w:rPr>
+        <w:t xml:space="preserve">/</w:t>
+      </w:r>
+      <w:r>
+        <w:rPr>
+          <w:rStyle w:val="NormalTok"/>
+        </w:rPr>
+        <w:t xml:space="preserve"> </w:t>
+      </w:r>
+      <w:r>
+        <w:rPr>
+          <w:rStyle w:val="DecValTok"/>
+        </w:rPr>
+        <w:t xml:space="preserve">7</w:t>
+      </w:r>
+      <w:r>
+        <w:br/>
+      </w:r>
+      <w:r>
+        <w:rPr>
+          <w:rStyle w:val="DecValTok"/>
+        </w:rPr>
+        <w:t xml:space="preserve">2</w:t>
+      </w:r>
+      <w:r>
+        <w:rPr>
+          <w:rStyle w:val="NormalTok"/>
+        </w:rPr>
+        <w:t xml:space="preserve"> </w:t>
+      </w:r>
+      <w:r>
+        <w:rPr>
+          <w:rStyle w:val="SpecialCharTok"/>
+        </w:rPr>
+        <w:t xml:space="preserve">^</w:t>
+      </w:r>
+      <w:r>
+        <w:rPr>
+          <w:rStyle w:val="NormalTok"/>
+        </w:rPr>
+        <w:t xml:space="preserve"> </w:t>
+      </w:r>
+      <w:r>
+        <w:rPr>
+          <w:rStyle w:val="DecValTok"/>
+        </w:rPr>
+        <w:t xml:space="preserve">10</w:t>
+      </w:r>
+      <w:r>
+        <w:br/>
+      </w:r>
+      <w:r>
+        <w:rPr>
+          <w:rStyle w:val="FunctionTok"/>
+        </w:rPr>
+        <w:t xml:space="preserve">sqrt</w:t>
+      </w:r>
+      <w:r>
+        <w:rPr>
+          <w:rStyle w:val="NormalTok"/>
+        </w:rPr>
+        <w:t xml:space="preserve">(</w:t>
+      </w:r>
+      <w:r>
+        <w:rPr>
+          <w:rStyle w:val="DecValTok"/>
+        </w:rPr>
+        <w:t xml:space="preserve">144</w:t>
+      </w:r>
+      <w:r>
+        <w:rPr>
+          <w:rStyle w:val="NormalTok"/>
+        </w:rPr>
+        <w:t xml:space="preserve">)</w:t>
+      </w:r>
+    </w:p>
+    <w:p>
+      <w:pPr>
+        <w:pStyle w:val="BlockText"/>
+      </w:pPr>
+      <w:r>
+        <w:t xml:space="preserve">⚠️</w:t>
+      </w:r>
+      <w:r>
+        <w:t xml:space="preserve"> </w:t>
+      </w:r>
+      <w:r>
+        <w:rPr>
+          <w:b/>
+          <w:bCs/>
+        </w:rPr>
+        <w:t xml:space="preserve">Watch out!</w:t>
+      </w:r>
+      <w:r>
+        <w:t xml:space="preserve"> </w:t>
+      </w:r>
+      <w:r>
+        <w:t xml:space="preserve">If you see a</w:t>
+      </w:r>
+      <w:r>
+        <w:t xml:space="preserve"> </w:t>
+      </w:r>
+      <w:r>
+        <w:rPr>
+          <w:rStyle w:val="VerbatimChar"/>
+        </w:rPr>
+        <w:t xml:space="preserve">+</w:t>
+      </w:r>
+      <w:r>
+        <w:t xml:space="preserve"> </w:t>
+      </w:r>
+      <w:r>
+        <w:t xml:space="preserve">at the</w:t>
+      </w:r>
+      <w:r>
+        <w:t xml:space="preserve"> </w:t>
+      </w:r>
+      <w:r>
+        <w:rPr>
+          <w:i/>
+          <w:iCs/>
+        </w:rPr>
+        <w:t xml:space="preserve">start</w:t>
+      </w:r>
+      <w:r>
+        <w:t xml:space="preserve"> </w:t>
+      </w:r>
+      <w:r>
+        <w:t xml:space="preserve">of a console line instead of the</w:t>
+      </w:r>
+      <w:r>
+        <w:t xml:space="preserve"> </w:t>
+      </w:r>
+      <w:r>
+        <w:rPr>
+          <w:rStyle w:val="VerbatimChar"/>
+        </w:rPr>
+        <w:t xml:space="preserve">&gt;</w:t>
+      </w:r>
+      <w:r>
+        <w:t xml:space="preserve"> </w:t>
+      </w:r>
+      <w:r>
+        <w:t xml:space="preserve">prompt, R is waiting for you to finish a command. Press</w:t>
+      </w:r>
+      <w:r>
+        <w:t xml:space="preserve"> </w:t>
+      </w:r>
+      <w:r>
+        <w:rPr>
+          <w:b/>
+          <w:bCs/>
+        </w:rPr>
+        <w:t xml:space="preserve">Esc</w:t>
+      </w:r>
+      <w:r>
+        <w:t xml:space="preserve"> </w:t>
+      </w:r>
+      <w:r>
+        <w:t xml:space="preserve">to cancel and start over.</w:t>
+      </w:r>
+    </w:p>
+    <w:p>
+      <w:pPr>
+        <w:pStyle w:val="FirstParagraph"/>
+      </w:pPr>
+      <w:r>
+        <w:t xml:space="preserve">✏️</w:t>
+      </w:r>
+      <w:r>
+        <w:t xml:space="preserve"> </w:t>
+      </w:r>
+      <w:r>
+        <w:rPr>
+          <w:b/>
+          <w:bCs/>
+        </w:rPr>
+        <w:t xml:space="preserve">Your turn:</w:t>
+      </w:r>
+      <w:r>
+        <w:t xml:space="preserve"> </w:t>
+      </w:r>
+      <w:r>
+        <w:t xml:space="preserve">What does</w:t>
+      </w:r>
+      <w:r>
+        <w:t xml:space="preserve"> </w:t>
+      </w:r>
+      <w:r>
+        <w:rPr>
+          <w:rStyle w:val="VerbatimChar"/>
+        </w:rPr>
+        <w:t xml:space="preserve">2 ^ 10</w:t>
+      </w:r>
+      <w:r>
+        <w:t xml:space="preserve"> </w:t>
+      </w:r>
+      <w:r>
+        <w:t xml:space="preserve">return? What does the</w:t>
+      </w:r>
+      <w:r>
+        <w:t xml:space="preserve"> </w:t>
+      </w:r>
+      <w:r>
+        <w:rPr>
+          <w:rStyle w:val="VerbatimChar"/>
+        </w:rPr>
+        <w:t xml:space="preserve">^</w:t>
+      </w:r>
+      <w:r>
+        <w:t xml:space="preserve"> </w:t>
+      </w:r>
+      <w:r>
+        <w:t xml:space="preserve">operator do?</w:t>
+      </w:r>
+    </w:p>
+    <w:p>
+      <w:pPr>
+        <w:pStyle w:val="SourceCode"/>
+      </w:pPr>
+      <w:r>
+        <w:rPr>
+          <w:rStyle w:val="VerbatimChar"/>
+        </w:rPr>
+        <w:t xml:space="preserve">Your answer:</w:t>
+      </w:r>
+    </w:p>
+    <w:p>
+      <w:r>
+        <w:pict>
+          <v:rect style="width:0;height:1.5pt" o:hralign="center" o:hrstd="t" o:hr="t"/>
+        </w:pict>
+      </w:r>
+    </w:p>
+    <w:bookmarkEnd w:id="29"/>
+    <w:bookmarkStart w:id="30" w:name="storing-values-with--"/>
+    <w:p>
+      <w:pPr>
+        <w:pStyle w:val="Heading3"/>
+      </w:pPr>
+      <w:r>
+        <w:t xml:space="preserve">Storing values with</w:t>
+      </w:r>
+      <w:r>
+        <w:t xml:space="preserve"> </w:t>
+      </w:r>
+      <w:r>
+        <w:rPr>
+          <w:rStyle w:val="VerbatimChar"/>
+        </w:rPr>
+        <w:t xml:space="preserve">&lt;-</w:t>
+      </w:r>
+    </w:p>
+    <w:p>
+      <w:pPr>
+        <w:pStyle w:val="FirstParagraph"/>
+      </w:pPr>
+      <w:r>
+        <w:t xml:space="preserve">To keep a value, give it a</w:t>
+      </w:r>
+      <w:r>
+        <w:t xml:space="preserve"> </w:t>
+      </w:r>
+      <w:r>
+        <w:rPr>
+          <w:b/>
+          <w:bCs/>
+        </w:rPr>
+        <w:t xml:space="preserve">name</w:t>
+      </w:r>
+      <w:r>
+        <w:t xml:space="preserve"> </w:t>
+      </w:r>
+      <w:r>
+        <w:t xml:space="preserve">using the assignment operator</w:t>
+      </w:r>
+      <w:r>
+        <w:t xml:space="preserve"> </w:t>
+      </w:r>
+      <w:r>
+        <w:rPr>
+          <w:rStyle w:val="VerbatimChar"/>
+        </w:rPr>
+        <w:t xml:space="preserve">&lt;-</w:t>
+      </w:r>
+      <w:r>
+        <w:t xml:space="preserve">.</w:t>
+      </w:r>
+    </w:p>
+    <w:p>
+      <w:pPr>
+        <w:pStyle w:val="BodyText"/>
+      </w:pPr>
+      <w:r>
+        <w:t xml:space="preserve">Shortcut:</w:t>
+      </w:r>
+      <w:r>
+        <w:t xml:space="preserve"> </w:t>
+      </w:r>
+      <w:r>
+        <w:rPr>
+          <w:b/>
+          <w:bCs/>
+        </w:rPr>
+        <w:t xml:space="preserve">Alt + −</w:t>
+      </w:r>
+      <w:r>
+        <w:t xml:space="preserve"> </w:t>
+      </w:r>
+      <w:r>
+        <w:t xml:space="preserve">(Windows) or</w:t>
+      </w:r>
+      <w:r>
+        <w:t xml:space="preserve"> </w:t>
+      </w:r>
+      <w:r>
+        <w:rPr>
+          <w:b/>
+          <w:bCs/>
+        </w:rPr>
+        <w:t xml:space="preserve">Option + −</w:t>
+      </w:r>
+      <w:r>
+        <w:t xml:space="preserve"> </w:t>
+      </w:r>
+      <w:r>
+        <w:t xml:space="preserve">(Mac) types</w:t>
+      </w:r>
+      <w:r>
+        <w:t xml:space="preserve"> </w:t>
+      </w:r>
+      <w:r>
+        <w:rPr>
+          <w:rStyle w:val="VerbatimChar"/>
+        </w:rPr>
+        <w:t xml:space="preserve">&lt;-</w:t>
+      </w:r>
+      <w:r>
+        <w:t xml:space="preserve"> </w:t>
+      </w:r>
+      <w:r>
+        <w:t xml:space="preserve">for you.</w:t>
+      </w:r>
+    </w:p>
+    <w:p>
+      <w:pPr>
+        <w:pStyle w:val="BodyText"/>
+      </w:pPr>
+      <w:r>
+        <w:rPr>
+          <w:b/>
+          <w:bCs/>
+        </w:rPr>
+        <w:t xml:space="preserve">▶ Run this in the Console:</w:t>
+      </w:r>
+    </w:p>
+    <w:p>
+      <w:pPr>
+        <w:pStyle w:val="SourceCode"/>
+      </w:pPr>
+      <w:r>
+        <w:rPr>
+          <w:rStyle w:val="NormalTok"/>
+        </w:rPr>
+        <w:t xml:space="preserve">x </w:t>
+      </w:r>
+      <w:r>
+        <w:rPr>
+          <w:rStyle w:val="OtherTok"/>
+        </w:rPr>
+        <w:t xml:space="preserve">&lt;-</w:t>
+      </w:r>
+      <w:r>
+        <w:rPr>
+          <w:rStyle w:val="NormalTok"/>
+        </w:rPr>
+        <w:t xml:space="preserve"> </w:t>
+      </w:r>
+      <w:r>
+        <w:rPr>
+          <w:rStyle w:val="DecValTok"/>
+        </w:rPr>
+        <w:t xml:space="preserve">7</w:t>
+      </w:r>
+      <w:r>
+        <w:rPr>
+          <w:rStyle w:val="NormalTok"/>
+        </w:rPr>
+        <w:t xml:space="preserve">          </w:t>
+      </w:r>
+      <w:r>
+        <w:rPr>
+          <w:rStyle w:val="CommentTok"/>
+        </w:rPr>
+        <w:t xml:space="preserve"># store 7 under the name x</w:t>
+      </w:r>
+      <w:r>
+        <w:br/>
+      </w:r>
+      <w:r>
+        <w:rPr>
+          <w:rStyle w:val="NormalTok"/>
+        </w:rPr>
+        <w:t xml:space="preserve">x               </w:t>
+      </w:r>
+      <w:r>
+        <w:rPr>
+          <w:rStyle w:val="CommentTok"/>
+        </w:rPr>
+        <w:t xml:space="preserve"># type the name to see it</w:t>
+      </w:r>
+      <w:r>
+        <w:br/>
+      </w:r>
+      <w:r>
+        <w:rPr>
+          <w:rStyle w:val="NormalTok"/>
+        </w:rPr>
+        <w:t xml:space="preserve">x </w:t>
+      </w:r>
+      <w:r>
+        <w:rPr>
+          <w:rStyle w:val="SpecialCharTok"/>
+        </w:rPr>
+        <w:t xml:space="preserve">*</w:t>
+      </w:r>
+      <w:r>
+        <w:rPr>
+          <w:rStyle w:val="NormalTok"/>
+        </w:rPr>
+        <w:t xml:space="preserve"> </w:t>
+      </w:r>
+      <w:r>
+        <w:rPr>
+          <w:rStyle w:val="DecValTok"/>
+        </w:rPr>
+        <w:t xml:space="preserve">2</w:t>
+      </w:r>
+      <w:r>
+        <w:rPr>
+          <w:rStyle w:val="NormalTok"/>
+        </w:rPr>
+        <w:t xml:space="preserve">           </w:t>
+      </w:r>
+      <w:r>
+        <w:rPr>
+          <w:rStyle w:val="CommentTok"/>
+        </w:rPr>
+        <w:t xml:space="preserve"># use it in math</w:t>
+      </w:r>
+    </w:p>
+    <w:p>
+      <w:pPr>
+        <w:pStyle w:val="FirstParagraph"/>
+      </w:pPr>
+      <w:r>
+        <w:t xml:space="preserve">Look at the</w:t>
+      </w:r>
+      <w:r>
+        <w:t xml:space="preserve"> </w:t>
+      </w:r>
+      <w:r>
+        <w:rPr>
+          <w:b/>
+          <w:bCs/>
+        </w:rPr>
+        <w:t xml:space="preserve">Variables</w:t>
+      </w:r>
+      <w:r>
+        <w:t xml:space="preserve"> </w:t>
+      </w:r>
+      <w:r>
+        <w:t xml:space="preserve">pane on the right —</w:t>
+      </w:r>
+      <w:r>
+        <w:t xml:space="preserve"> </w:t>
+      </w:r>
+      <w:r>
+        <w:rPr>
+          <w:rStyle w:val="VerbatimChar"/>
+        </w:rPr>
+        <w:t xml:space="preserve">x</w:t>
+      </w:r>
+      <w:r>
+        <w:t xml:space="preserve"> </w:t>
+      </w:r>
+      <w:r>
+        <w:t xml:space="preserve">should appear there.</w:t>
+      </w:r>
+    </w:p>
+    <w:p>
+      <w:pPr>
+        <w:pStyle w:val="BodyText"/>
+      </w:pPr>
+      <w:r>
+        <w:t xml:space="preserve">✏️</w:t>
+      </w:r>
+      <w:r>
+        <w:t xml:space="preserve"> </w:t>
+      </w:r>
+      <w:r>
+        <w:rPr>
+          <w:b/>
+          <w:bCs/>
+        </w:rPr>
+        <w:t xml:space="preserve">Your turn:</w:t>
+      </w:r>
+      <w:r>
+        <w:t xml:space="preserve"> </w:t>
+      </w:r>
+      <w:r>
+        <w:t xml:space="preserve">Store the number</w:t>
+      </w:r>
+      <w:r>
+        <w:t xml:space="preserve"> </w:t>
+      </w:r>
+      <w:r>
+        <w:rPr>
+          <w:rStyle w:val="VerbatimChar"/>
+        </w:rPr>
+        <w:t xml:space="preserve">42</w:t>
+      </w:r>
+      <w:r>
+        <w:t xml:space="preserve"> </w:t>
+      </w:r>
+      <w:r>
+        <w:t xml:space="preserve">under the name</w:t>
+      </w:r>
+      <w:r>
+        <w:t xml:space="preserve"> </w:t>
+      </w:r>
+      <w:r>
+        <w:rPr>
+          <w:rStyle w:val="VerbatimChar"/>
+        </w:rPr>
+        <w:t xml:space="preserve">my_number</w:t>
+      </w:r>
+      <w:r>
+        <w:t xml:space="preserve">, then multiply</w:t>
+      </w:r>
+      <w:r>
+        <w:t xml:space="preserve"> </w:t>
+      </w:r>
+      <w:r>
+        <w:rPr>
+          <w:rStyle w:val="VerbatimChar"/>
+        </w:rPr>
+        <w:t xml:space="preserve">my_number</w:t>
+      </w:r>
+      <w:r>
+        <w:t xml:space="preserve"> </w:t>
+      </w:r>
+      <w:r>
+        <w:t xml:space="preserve">by</w:t>
+      </w:r>
+      <w:r>
+        <w:t xml:space="preserve"> </w:t>
+      </w:r>
+      <w:r>
+        <w:rPr>
+          <w:rStyle w:val="VerbatimChar"/>
+        </w:rPr>
+        <w:t xml:space="preserve">x</w:t>
+      </w:r>
+      <w:r>
+        <w:t xml:space="preserve">. What is the result?</w:t>
+      </w:r>
+    </w:p>
+    <w:p>
+      <w:pPr>
+        <w:pStyle w:val="SourceCode"/>
+      </w:pPr>
+      <w:r>
+        <w:rPr>
+          <w:rStyle w:val="VerbatimChar"/>
+        </w:rPr>
+        <w:t xml:space="preserve">Your answer:</w:t>
+      </w:r>
+    </w:p>
+    <w:p>
+      <w:r>
+        <w:pict>
+          <v:rect style="width:0;height:1.5pt" o:hralign="center" o:hrstd="t" o:hr="t"/>
+        </w:pict>
+      </w:r>
+    </w:p>
+    <w:bookmarkEnd w:id="30"/>
+    <w:bookmarkStart w:id="31" w:name="naming-things-well"/>
+    <w:p>
+      <w:pPr>
+        <w:pStyle w:val="Heading3"/>
+      </w:pPr>
+      <w:r>
+        <w:t xml:space="preserve">Naming things well</w:t>
+      </w:r>
+    </w:p>
+    <w:p>
+      <w:pPr>
+        <w:pStyle w:val="FirstParagraph"/>
+      </w:pPr>
+      <w:r>
+        <w:t xml:space="preserve">Good names make code readable months later:</w:t>
       </w:r>
     </w:p>
     <w:p>
@@ -2247,11 +2484,26 @@
         <w:pStyle w:val="Compact"/>
         <w:numPr>
           <w:ilvl w:val="0"/>
-          <w:numId w:val="1008"/>
+          <w:numId w:val="1010"/>
         </w:numPr>
       </w:pPr>
       <w:r>
-        <w:t xml:space="preserve">Cannot start with a number —</w:t>
+        <w:t xml:space="preserve">Be explicit but not too long:</w:t>
+      </w:r>
+      <w:r>
+        <w:t xml:space="preserve"> </w:t>
+      </w:r>
+      <w:r>
+        <w:rPr>
+          <w:rStyle w:val="VerbatimChar"/>
+        </w:rPr>
+        <w:t xml:space="preserve">leaf_mass</w:t>
+      </w:r>
+      <w:r>
+        <w:t xml:space="preserve"> </w:t>
+      </w:r>
+      <w:r>
+        <w:t xml:space="preserve">not</w:t>
       </w:r>
       <w:r>
         <w:t xml:space="preserve"> </w:t>
@@ -2261,27 +2513,6 @@
           <w:rStyle w:val="VerbatimChar"/>
         </w:rPr>
         <w:t xml:space="preserve">x2</w:t>
-      </w:r>
-      <w:r>
-        <w:t xml:space="preserve"> </w:t>
-      </w:r>
-      <w:r>
-        <w:t xml:space="preserve">✅,</w:t>
-      </w:r>
-      <w:r>
-        <w:t xml:space="preserve"> </w:t>
-      </w:r>
-      <w:r>
-        <w:rPr>
-          <w:rStyle w:val="VerbatimChar"/>
-        </w:rPr>
-        <w:t xml:space="preserve">2x</w:t>
-      </w:r>
-      <w:r>
-        <w:t xml:space="preserve"> </w:t>
-      </w:r>
-      <w:r>
-        <w:t xml:space="preserve">❌</w:t>
       </w:r>
     </w:p>
     <w:p>
@@ -2289,51 +2520,41 @@
         <w:pStyle w:val="Compact"/>
         <w:numPr>
           <w:ilvl w:val="0"/>
-          <w:numId w:val="1008"/>
+          <w:numId w:val="1010"/>
         </w:numPr>
       </w:pPr>
       <w:r>
-        <w:t xml:space="preserve">R is</w:t>
-      </w:r>
-      <w:r>
-        <w:t xml:space="preserve"> </w:t>
-      </w:r>
-      <w:r>
-        <w:rPr>
-          <w:b/>
-          <w:bCs/>
-        </w:rPr>
-        <w:t xml:space="preserve">case-sensitive</w:t>
-      </w:r>
-      <w:r>
-        <w:t xml:space="preserve"> </w:t>
-      </w:r>
-      <w:r>
-        <w:t xml:space="preserve">—</w:t>
-      </w:r>
-      <w:r>
-        <w:t xml:space="preserve"> </w:t>
-      </w:r>
-      <w:r>
-        <w:rPr>
-          <w:rStyle w:val="VerbatimChar"/>
-        </w:rPr>
-        <w:t xml:space="preserve">mass_g</w:t>
-      </w:r>
-      <w:r>
-        <w:t xml:space="preserve"> </w:t>
-      </w:r>
-      <w:r>
-        <w:t xml:space="preserve">≠</w:t>
-      </w:r>
-      <w:r>
-        <w:t xml:space="preserve"> </w:t>
-      </w:r>
-      <w:r>
-        <w:rPr>
-          <w:rStyle w:val="VerbatimChar"/>
-        </w:rPr>
-        <w:t xml:space="preserve">Mass_g</w:t>
+        <w:t xml:space="preserve">Cannot start with a number —</w:t>
+      </w:r>
+      <w:r>
+        <w:t xml:space="preserve"> </w:t>
+      </w:r>
+      <w:r>
+        <w:rPr>
+          <w:rStyle w:val="VerbatimChar"/>
+        </w:rPr>
+        <w:t xml:space="preserve">x2</w:t>
+      </w:r>
+      <w:r>
+        <w:t xml:space="preserve"> </w:t>
+      </w:r>
+      <w:r>
+        <w:t xml:space="preserve">✅,</w:t>
+      </w:r>
+      <w:r>
+        <w:t xml:space="preserve"> </w:t>
+      </w:r>
+      <w:r>
+        <w:rPr>
+          <w:rStyle w:val="VerbatimChar"/>
+        </w:rPr>
+        <w:t xml:space="preserve">2x</w:t>
+      </w:r>
+      <w:r>
+        <w:t xml:space="preserve"> </w:t>
+      </w:r>
+      <w:r>
+        <w:t xml:space="preserve">❌</w:t>
       </w:r>
     </w:p>
     <w:p>
@@ -2341,45 +2562,97 @@
         <w:pStyle w:val="Compact"/>
         <w:numPr>
           <w:ilvl w:val="0"/>
-          <w:numId w:val="1008"/>
+          <w:numId w:val="1010"/>
         </w:numPr>
       </w:pPr>
       <w:r>
-        <w:t xml:space="preserve">Use</w:t>
-      </w:r>
-      <w:r>
-        <w:t xml:space="preserve"> </w:t>
-      </w:r>
-      <w:r>
-        <w:rPr>
-          <w:rStyle w:val="VerbatimChar"/>
+        <w:t xml:space="preserve">R is</w:t>
+      </w:r>
+      <w:r>
+        <w:t xml:space="preserve"> </w:t>
+      </w:r>
+      <w:r>
+        <w:rPr>
           <w:b/>
           <w:bCs/>
         </w:rPr>
-        <w:t xml:space="preserve">lower_snake_case</w:t>
-      </w:r>
-      <w:r>
-        <w:t xml:space="preserve"> </w:t>
-      </w:r>
-      <w:r>
-        <w:t xml:space="preserve">— words separated by underscores, all lowercase</w:t>
-      </w:r>
-    </w:p>
-    <w:p>
-      <w:pPr>
-        <w:pStyle w:val="FirstParagraph"/>
-      </w:pPr>
-      <w:r>
-        <w:t xml:space="preserve">✏️</w:t>
-      </w:r>
-      <w:r>
-        <w:t xml:space="preserve"> </w:t>
-      </w:r>
-      <w:r>
-        <w:rPr>
+        <w:t xml:space="preserve">case-sensitive</w:t>
+      </w:r>
+      <w:r>
+        <w:t xml:space="preserve"> </w:t>
+      </w:r>
+      <w:r>
+        <w:t xml:space="preserve">—</w:t>
+      </w:r>
+      <w:r>
+        <w:t xml:space="preserve"> </w:t>
+      </w:r>
+      <w:r>
+        <w:rPr>
+          <w:rStyle w:val="VerbatimChar"/>
+        </w:rPr>
+        <w:t xml:space="preserve">mass_g</w:t>
+      </w:r>
+      <w:r>
+        <w:t xml:space="preserve"> </w:t>
+      </w:r>
+      <w:r>
+        <w:t xml:space="preserve">≠</w:t>
+      </w:r>
+      <w:r>
+        <w:t xml:space="preserve"> </w:t>
+      </w:r>
+      <w:r>
+        <w:rPr>
+          <w:rStyle w:val="VerbatimChar"/>
+        </w:rPr>
+        <w:t xml:space="preserve">Mass_g</w:t>
+      </w:r>
+    </w:p>
+    <w:p>
+      <w:pPr>
+        <w:pStyle w:val="Compact"/>
+        <w:numPr>
+          <w:ilvl w:val="0"/>
+          <w:numId w:val="1010"/>
+        </w:numPr>
+      </w:pPr>
+      <w:r>
+        <w:t xml:space="preserve">Use</w:t>
+      </w:r>
+      <w:r>
+        <w:t xml:space="preserve"> </w:t>
+      </w:r>
+      <w:r>
+        <w:rPr>
+          <w:rStyle w:val="VerbatimChar"/>
           <w:b/>
           <w:bCs/>
         </w:rPr>
+        <w:t xml:space="preserve">lower_snake_case</w:t>
+      </w:r>
+      <w:r>
+        <w:t xml:space="preserve"> </w:t>
+      </w:r>
+      <w:r>
+        <w:t xml:space="preserve">— words separated by underscores, all lowercase</w:t>
+      </w:r>
+    </w:p>
+    <w:p>
+      <w:pPr>
+        <w:pStyle w:val="FirstParagraph"/>
+      </w:pPr>
+      <w:r>
+        <w:t xml:space="preserve">✏️</w:t>
+      </w:r>
+      <w:r>
+        <w:t xml:space="preserve"> </w:t>
+      </w:r>
+      <w:r>
+        <w:rPr>
+          <w:b/>
+          <w:bCs/>
+        </w:rPr>
         <w:t xml:space="preserve">Your turn:</w:t>
       </w:r>
       <w:r>
@@ -2397,7 +2670,7 @@
         <w:rPr>
           <w:rStyle w:val="VerbatimChar"/>
         </w:rPr>
-        <w:t xml:space="preserve">leaf_mass       — </w:t>
+        <w:t xml:space="preserve">leaf_mass       —</w:t>
       </w:r>
       <w:r>
         <w:br/>
@@ -2406,7 +2679,7 @@
         <w:rPr>
           <w:rStyle w:val="VerbatimChar"/>
         </w:rPr>
-        <w:t xml:space="preserve">3rd_leaf        — </w:t>
+        <w:t xml:space="preserve">3rd_leaf        —</w:t>
       </w:r>
       <w:r>
         <w:br/>
@@ -2415,7 +2688,7 @@
         <w:rPr>
           <w:rStyle w:val="VerbatimChar"/>
         </w:rPr>
-        <w:t xml:space="preserve">Petiole_mm        — </w:t>
+        <w:t xml:space="preserve">Petiole_mm      —</w:t>
       </w:r>
       <w:r>
         <w:br/>
@@ -2424,7 +2697,7 @@
         <w:rPr>
           <w:rStyle w:val="VerbatimChar"/>
         </w:rPr>
-        <w:t xml:space="preserve">my.leaf.data    — </w:t>
+        <w:t xml:space="preserve">my.leaf.data    —</w:t>
       </w:r>
       <w:r>
         <w:br/>
@@ -2433,7 +2706,7 @@
         <w:rPr>
           <w:rStyle w:val="VerbatimChar"/>
         </w:rPr>
-        <w:t xml:space="preserve">shade            — </w:t>
+        <w:t xml:space="preserve">shade           —</w:t>
       </w:r>
     </w:p>
     <w:p>
@@ -2443,8 +2716,8 @@
         </w:pict>
       </w:r>
     </w:p>
-    <w:bookmarkEnd w:id="26"/>
-    <w:bookmarkStart w:id="27" w:name="comments-with"/>
+    <w:bookmarkEnd w:id="31"/>
+    <w:bookmarkStart w:id="32" w:name="comments-with"/>
     <w:p>
       <w:pPr>
         <w:pStyle w:val="Heading3"/>
@@ -2519,167 +2792,180 @@
         <w:pStyle w:val="BodyText"/>
       </w:pPr>
       <w:r>
+        <w:t xml:space="preserve">From here on,</w:t>
+      </w:r>
+      <w:r>
+        <w:t xml:space="preserve"> </w:t>
+      </w:r>
+      <w:r>
         <w:rPr>
           <w:b/>
           <w:bCs/>
         </w:rPr>
-        <w:t xml:space="preserve">▶ Run this in your Script:</w:t>
-      </w:r>
-    </w:p>
-    <w:p>
-      <w:pPr>
-        <w:pStyle w:val="SourceCode"/>
-      </w:pPr>
-      <w:r>
-        <w:rPr>
-          <w:rStyle w:val="CommentTok"/>
-        </w:rPr>
-        <w:t xml:space="preserve"># weights of four leaves, in grams</w:t>
-      </w:r>
-      <w:r>
-        <w:br/>
-      </w:r>
-      <w:r>
-        <w:rPr>
-          <w:rStyle w:val="NormalTok"/>
-        </w:rPr>
-        <w:t xml:space="preserve">leaf_mass </w:t>
-      </w:r>
-      <w:r>
-        <w:rPr>
-          <w:rStyle w:val="OtherTok"/>
-        </w:rPr>
-        <w:t xml:space="preserve">&lt;-</w:t>
-      </w:r>
-      <w:r>
-        <w:rPr>
-          <w:rStyle w:val="NormalTok"/>
-        </w:rPr>
-        <w:t xml:space="preserve"> </w:t>
-      </w:r>
-      <w:r>
-        <w:rPr>
-          <w:rStyle w:val="FunctionTok"/>
-        </w:rPr>
-        <w:t xml:space="preserve">c</w:t>
-      </w:r>
-      <w:r>
-        <w:rPr>
-          <w:rStyle w:val="NormalTok"/>
-        </w:rPr>
-        <w:t xml:space="preserve">(</w:t>
-      </w:r>
-      <w:r>
-        <w:rPr>
-          <w:rStyle w:val="DecValTok"/>
-        </w:rPr>
-        <w:t xml:space="preserve">4</w:t>
-      </w:r>
-      <w:r>
-        <w:rPr>
-          <w:rStyle w:val="NormalTok"/>
-        </w:rPr>
-        <w:t xml:space="preserve">, </w:t>
-      </w:r>
-      <w:r>
-        <w:rPr>
-          <w:rStyle w:val="DecValTok"/>
-        </w:rPr>
-        <w:t xml:space="preserve">3</w:t>
-      </w:r>
-      <w:r>
-        <w:rPr>
-          <w:rStyle w:val="NormalTok"/>
-        </w:rPr>
-        <w:t xml:space="preserve">, </w:t>
-      </w:r>
-      <w:r>
-        <w:rPr>
-          <w:rStyle w:val="DecValTok"/>
-        </w:rPr>
-        <w:t xml:space="preserve">5</w:t>
-      </w:r>
-      <w:r>
-        <w:rPr>
-          <w:rStyle w:val="NormalTok"/>
-        </w:rPr>
-        <w:t xml:space="preserve">, </w:t>
-      </w:r>
-      <w:r>
-        <w:rPr>
-          <w:rStyle w:val="DecValTok"/>
-        </w:rPr>
-        <w:t xml:space="preserve">7</w:t>
-      </w:r>
-      <w:r>
-        <w:rPr>
-          <w:rStyle w:val="NormalTok"/>
-        </w:rPr>
-        <w:t xml:space="preserve">)</w:t>
-      </w:r>
-      <w:r>
-        <w:br/>
-      </w:r>
-      <w:r>
-        <w:br/>
-      </w:r>
-      <w:r>
-        <w:rPr>
-          <w:rStyle w:val="FunctionTok"/>
-        </w:rPr>
-        <w:t xml:space="preserve">mean</w:t>
-      </w:r>
-      <w:r>
-        <w:rPr>
-          <w:rStyle w:val="NormalTok"/>
-        </w:rPr>
-        <w:t xml:space="preserve">(leaf_mass)   </w:t>
-      </w:r>
-      <w:r>
-        <w:rPr>
-          <w:rStyle w:val="CommentTok"/>
-        </w:rPr>
-        <w:t xml:space="preserve"># average leaf mass</w:t>
-      </w:r>
-    </w:p>
-    <w:p>
-      <w:pPr>
-        <w:pStyle w:val="BlockText"/>
-      </w:pPr>
-      <w:r>
-        <w:t xml:space="preserve">💡</w:t>
-      </w:r>
-      <w:r>
-        <w:t xml:space="preserve"> </w:t>
+        <w:t xml:space="preserve">every code chunk you add to your script starts with a</w:t>
       </w:r>
       <w:r>
         <w:rPr>
           <w:b/>
           <w:bCs/>
         </w:rPr>
-        <w:t xml:space="preserve">Key idea:</w:t>
-      </w:r>
-      <w:r>
-        <w:t xml:space="preserve"> </w:t>
-      </w:r>
-      <w:r>
-        <w:t xml:space="preserve">If a line confused you while writing it, write a comment explaining</w:t>
-      </w:r>
-      <w:r>
-        <w:t xml:space="preserve"> </w:t>
-      </w:r>
-      <w:r>
-        <w:rPr>
-          <w:i/>
-          <w:iCs/>
-        </w:rPr>
-        <w:t xml:space="preserve">why</w:t>
-      </w:r>
-      <w:r>
-        <w:t xml:space="preserve"> </w:t>
-      </w:r>
-      <w:r>
-        <w:t xml:space="preserve">you did it.</w:t>
+        <w:t xml:space="preserve"> </w:t>
+      </w:r>
+      <w:r>
+        <w:rPr>
+          <w:rStyle w:val="VerbatimChar"/>
+          <w:b/>
+          <w:bCs/>
+        </w:rPr>
+        <w:t xml:space="preserve">#</w:t>
+      </w:r>
+      <w:r>
+        <w:rPr>
+          <w:b/>
+          <w:bCs/>
+        </w:rPr>
+        <w:t xml:space="preserve"> </w:t>
+      </w:r>
+      <w:r>
+        <w:rPr>
+          <w:b/>
+          <w:bCs/>
+        </w:rPr>
+        <w:t xml:space="preserve">comment</w:t>
+      </w:r>
+      <w:r>
+        <w:t xml:space="preserve"> </w:t>
+      </w:r>
+      <w:r>
+        <w:t xml:space="preserve">saying what it does.</w:t>
+      </w:r>
+    </w:p>
+    <w:p>
+      <w:pPr>
+        <w:pStyle w:val="BodyText"/>
+      </w:pPr>
+      <w:r>
+        <w:rPr>
+          <w:b/>
+          <w:bCs/>
+        </w:rPr>
+        <w:t xml:space="preserve">▶ Run this in your Script:</w:t>
+      </w:r>
+    </w:p>
+    <w:p>
+      <w:pPr>
+        <w:pStyle w:val="SourceCode"/>
+      </w:pPr>
+      <w:r>
+        <w:rPr>
+          <w:rStyle w:val="CommentTok"/>
+        </w:rPr>
+        <w:t xml:space="preserve"># weights of four leaves, in grams</w:t>
+      </w:r>
+      <w:r>
+        <w:br/>
+      </w:r>
+      <w:r>
+        <w:rPr>
+          <w:rStyle w:val="NormalTok"/>
+        </w:rPr>
+        <w:t xml:space="preserve">leaf_mass </w:t>
+      </w:r>
+      <w:r>
+        <w:rPr>
+          <w:rStyle w:val="OtherTok"/>
+        </w:rPr>
+        <w:t xml:space="preserve">&lt;-</w:t>
+      </w:r>
+      <w:r>
+        <w:rPr>
+          <w:rStyle w:val="NormalTok"/>
+        </w:rPr>
+        <w:t xml:space="preserve"> </w:t>
+      </w:r>
+      <w:r>
+        <w:rPr>
+          <w:rStyle w:val="FunctionTok"/>
+        </w:rPr>
+        <w:t xml:space="preserve">c</w:t>
+      </w:r>
+      <w:r>
+        <w:rPr>
+          <w:rStyle w:val="NormalTok"/>
+        </w:rPr>
+        <w:t xml:space="preserve">(</w:t>
+      </w:r>
+      <w:r>
+        <w:rPr>
+          <w:rStyle w:val="DecValTok"/>
+        </w:rPr>
+        <w:t xml:space="preserve">4</w:t>
+      </w:r>
+      <w:r>
+        <w:rPr>
+          <w:rStyle w:val="NormalTok"/>
+        </w:rPr>
+        <w:t xml:space="preserve">, </w:t>
+      </w:r>
+      <w:r>
+        <w:rPr>
+          <w:rStyle w:val="DecValTok"/>
+        </w:rPr>
+        <w:t xml:space="preserve">3</w:t>
+      </w:r>
+      <w:r>
+        <w:rPr>
+          <w:rStyle w:val="NormalTok"/>
+        </w:rPr>
+        <w:t xml:space="preserve">, </w:t>
+      </w:r>
+      <w:r>
+        <w:rPr>
+          <w:rStyle w:val="DecValTok"/>
+        </w:rPr>
+        <w:t xml:space="preserve">5</w:t>
+      </w:r>
+      <w:r>
+        <w:rPr>
+          <w:rStyle w:val="NormalTok"/>
+        </w:rPr>
+        <w:t xml:space="preserve">, </w:t>
+      </w:r>
+      <w:r>
+        <w:rPr>
+          <w:rStyle w:val="DecValTok"/>
+        </w:rPr>
+        <w:t xml:space="preserve">7</w:t>
+      </w:r>
+      <w:r>
+        <w:rPr>
+          <w:rStyle w:val="NormalTok"/>
+        </w:rPr>
+        <w:t xml:space="preserve">)</w:t>
+      </w:r>
+      <w:r>
+        <w:br/>
+      </w:r>
+      <w:r>
+        <w:br/>
+      </w:r>
+      <w:r>
+        <w:rPr>
+          <w:rStyle w:val="FunctionTok"/>
+        </w:rPr>
+        <w:t xml:space="preserve">mean</w:t>
+      </w:r>
+      <w:r>
+        <w:rPr>
+          <w:rStyle w:val="NormalTok"/>
+        </w:rPr>
+        <w:t xml:space="preserve">(leaf_mass)   </w:t>
+      </w:r>
+      <w:r>
+        <w:rPr>
+          <w:rStyle w:val="CommentTok"/>
+        </w:rPr>
+        <w:t xml:space="preserve"># average leaf mass</w:t>
       </w:r>
     </w:p>
     <w:p>
@@ -2689,8 +2975,8 @@
         </w:pict>
       </w:r>
     </w:p>
-    <w:bookmarkEnd w:id="27"/>
-    <w:bookmarkStart w:id="28" w:name="functions-and-arguments"/>
+    <w:bookmarkEnd w:id="32"/>
+    <w:bookmarkStart w:id="33" w:name="functions-and-arguments"/>
     <w:p>
       <w:pPr>
         <w:pStyle w:val="Heading3"/>
@@ -2936,7 +3222,7 @@
         <w:rPr>
           <w:rStyle w:val="NormalTok"/>
         </w:rPr>
-        <w:t xml:space="preserve">)  </w:t>
+        <w:t xml:space="preserve">)   </w:t>
       </w:r>
       <w:r>
         <w:rPr>
@@ -2952,8 +3238,8 @@
         </w:pict>
       </w:r>
     </w:p>
-    <w:bookmarkEnd w:id="28"/>
-    <w:bookmarkStart w:id="29" w:name="vectors-a-row-of-values"/>
+    <w:bookmarkEnd w:id="33"/>
+    <w:bookmarkStart w:id="34" w:name="vectors-a-row-of-values"/>
     <w:p>
       <w:pPr>
         <w:pStyle w:val="Heading3"/>
@@ -3035,6 +3321,15 @@
       </w:pPr>
       <w:r>
         <w:rPr>
+          <w:rStyle w:val="CommentTok"/>
+        </w:rPr>
+        <w:t xml:space="preserve"># build one numeric and one character vector</w:t>
+      </w:r>
+      <w:r>
+        <w:br/>
+      </w:r>
+      <w:r>
+        <w:rPr>
           <w:rStyle w:val="NormalTok"/>
         </w:rPr>
         <w:t xml:space="preserve">mass_g </w:t>
@@ -3109,7 +3404,7 @@
         <w:rPr>
           <w:rStyle w:val="NormalTok"/>
         </w:rPr>
-        <w:t xml:space="preserve">)          </w:t>
+        <w:t xml:space="preserve">)           </w:t>
       </w:r>
       <w:r>
         <w:rPr>
@@ -3124,7 +3419,7 @@
         <w:rPr>
           <w:rStyle w:val="NormalTok"/>
         </w:rPr>
-        <w:t xml:space="preserve">shade     </w:t>
+        <w:t xml:space="preserve">shade  </w:t>
       </w:r>
       <w:r>
         <w:rPr>
@@ -3172,7 +3467,7 @@
         <w:rPr>
           <w:rStyle w:val="NormalTok"/>
         </w:rPr>
-        <w:t xml:space="preserve">)    </w:t>
+        <w:t xml:space="preserve">)     </w:t>
       </w:r>
       <w:r>
         <w:rPr>
@@ -3303,8 +3598,8 @@
         </w:pict>
       </w:r>
     </w:p>
-    <w:bookmarkEnd w:id="29"/>
-    <w:bookmarkStart w:id="30" w:name="data-types-inside-vectors"/>
+    <w:bookmarkEnd w:id="34"/>
+    <w:bookmarkStart w:id="35" w:name="data-types-inside-vectors"/>
     <w:p>
       <w:pPr>
         <w:pStyle w:val="Heading3"/>
@@ -3549,9 +3844,9 @@
         </w:pict>
       </w:r>
     </w:p>
-    <w:bookmarkEnd w:id="30"/>
-    <w:bookmarkEnd w:id="31"/>
-    <w:bookmarkStart w:id="33" w:name="part-4-packages-and-libraries"/>
+    <w:bookmarkEnd w:id="35"/>
+    <w:bookmarkEnd w:id="36"/>
+    <w:bookmarkStart w:id="38" w:name="part-4-packages-and-libraries"/>
     <w:p>
       <w:pPr>
         <w:pStyle w:val="Heading1"/>
@@ -3560,7 +3855,7 @@
         <w:t xml:space="preserve">Part 4 · Packages and libraries</w:t>
       </w:r>
     </w:p>
-    <w:bookmarkStart w:id="32" w:name="what-is-a-package"/>
+    <w:bookmarkStart w:id="37" w:name="what-is-a-package"/>
     <w:p>
       <w:pPr>
         <w:pStyle w:val="Heading3"/>
@@ -3709,7 +4004,7 @@
         <w:t xml:space="preserve"> </w:t>
       </w:r>
       <w:r>
-        <w:t xml:space="preserve">— put this at the</w:t>
+        <w:t xml:space="preserve">— these go at the</w:t>
       </w:r>
       <w:r>
         <w:t xml:space="preserve"> </w:t>
@@ -3727,71 +4022,6 @@
     </w:p>
     <w:p>
       <w:pPr>
-        <w:pStyle w:val="SourceCode"/>
-      </w:pPr>
-      <w:r>
-        <w:rPr>
-          <w:rStyle w:val="FunctionTok"/>
-        </w:rPr>
-        <w:t xml:space="preserve">library</w:t>
-      </w:r>
-      <w:r>
-        <w:rPr>
-          <w:rStyle w:val="NormalTok"/>
-        </w:rPr>
-        <w:t xml:space="preserve">(tidyverse)   </w:t>
-      </w:r>
-      <w:r>
-        <w:rPr>
-          <w:rStyle w:val="CommentTok"/>
-        </w:rPr>
-        <w:t xml:space="preserve"># data wrangling + ggplot2 for plotting</w:t>
-      </w:r>
-      <w:r>
-        <w:br/>
-      </w:r>
-      <w:r>
-        <w:rPr>
-          <w:rStyle w:val="FunctionTok"/>
-        </w:rPr>
-        <w:t xml:space="preserve">library</w:t>
-      </w:r>
-      <w:r>
-        <w:rPr>
-          <w:rStyle w:val="NormalTok"/>
-        </w:rPr>
-        <w:t xml:space="preserve">(readxl)      </w:t>
-      </w:r>
-      <w:r>
-        <w:rPr>
-          <w:rStyle w:val="CommentTok"/>
-        </w:rPr>
-        <w:t xml:space="preserve"># reading Excel files</w:t>
-      </w:r>
-      <w:r>
-        <w:br/>
-      </w:r>
-      <w:r>
-        <w:rPr>
-          <w:rStyle w:val="FunctionTok"/>
-        </w:rPr>
-        <w:t xml:space="preserve">library</w:t>
-      </w:r>
-      <w:r>
-        <w:rPr>
-          <w:rStyle w:val="NormalTok"/>
-        </w:rPr>
-        <w:t xml:space="preserve">(janitor)      </w:t>
-      </w:r>
-      <w:r>
-        <w:rPr>
-          <w:rStyle w:val="CommentTok"/>
-        </w:rPr>
-        <w:t xml:space="preserve"># cleans up messy column names</w:t>
-      </w:r>
-    </w:p>
-    <w:p>
-      <w:pPr>
         <w:pStyle w:val="BlockText"/>
       </w:pPr>
       <w:r>
@@ -3870,99 +4100,29 @@
           <w:b/>
           <w:bCs/>
         </w:rPr>
-        <w:t xml:space="preserve">▶ Run this at the very top of your Script:</w:t>
-      </w:r>
-    </w:p>
-    <w:p>
-      <w:pPr>
-        <w:pStyle w:val="SourceCode"/>
-      </w:pPr>
-      <w:r>
-        <w:rPr>
-          <w:rStyle w:val="CommentTok"/>
-        </w:rPr>
-        <w:t xml:space="preserve"># ── Packages ────────────────────────────────────────────────</w:t>
-      </w:r>
-      <w:r>
-        <w:br/>
-      </w:r>
-      <w:r>
-        <w:rPr>
-          <w:rStyle w:val="FunctionTok"/>
-        </w:rPr>
-        <w:t xml:space="preserve">library</w:t>
-      </w:r>
-      <w:r>
-        <w:rPr>
-          <w:rStyle w:val="NormalTok"/>
-        </w:rPr>
-        <w:t xml:space="preserve">(tidyverse)</w:t>
-      </w:r>
-      <w:r>
-        <w:br/>
-      </w:r>
-      <w:r>
-        <w:rPr>
-          <w:rStyle w:val="FunctionTok"/>
-        </w:rPr>
-        <w:t xml:space="preserve">library</w:t>
-      </w:r>
-      <w:r>
-        <w:rPr>
-          <w:rStyle w:val="NormalTok"/>
-        </w:rPr>
-        <w:t xml:space="preserve">(readxl)</w:t>
-      </w:r>
-      <w:r>
-        <w:br/>
-      </w:r>
-      <w:r>
-        <w:rPr>
-          <w:rStyle w:val="FunctionTok"/>
-        </w:rPr>
-        <w:t xml:space="preserve">library</w:t>
-      </w:r>
-      <w:r>
-        <w:rPr>
-          <w:rStyle w:val="NormalTok"/>
-        </w:rPr>
-        <w:t xml:space="preserve">(janitor)</w:t>
-      </w:r>
-    </w:p>
-    <w:p>
-      <w:pPr>
-        <w:pStyle w:val="FirstParagraph"/>
-      </w:pPr>
-      <w:r>
-        <w:t xml:space="preserve">✏️</w:t>
-      </w:r>
-      <w:r>
-        <w:t xml:space="preserve"> </w:t>
+        <w:t xml:space="preserve">▶ Type this at the very top of</w:t>
       </w:r>
       <w:r>
         <w:rPr>
           <w:b/>
           <w:bCs/>
         </w:rPr>
-        <w:t xml:space="preserve">Your turn:</w:t>
-      </w:r>
-      <w:r>
-        <w:t xml:space="preserve"> </w:t>
-      </w:r>
-      <w:r>
-        <w:t xml:space="preserve">What message does R print after</w:t>
-      </w:r>
-      <w:r>
-        <w:t xml:space="preserve"> </w:t>
-      </w:r>
-      <w:r>
-        <w:rPr>
-          <w:rStyle w:val="VerbatimChar"/>
-        </w:rPr>
-        <w:t xml:space="preserve">library(tidyverse)</w:t>
-      </w:r>
-      <w:r>
-        <w:t xml:space="preserve">? Write the first line here:</w:t>
+        <w:t xml:space="preserve"> </w:t>
+      </w:r>
+      <w:r>
+        <w:rPr>
+          <w:rStyle w:val="VerbatimChar"/>
+          <w:b/>
+          <w:bCs/>
+        </w:rPr>
+        <w:t xml:space="preserve">02_leaf_analysis.R</w:t>
+      </w:r>
+      <w:r>
+        <w:rPr>
+          <w:b/>
+          <w:bCs/>
+        </w:rPr>
+        <w:t xml:space="preserve">:</w:t>
       </w:r>
     </w:p>
     <w:p>
@@ -3971,9 +4131,93 @@
       </w:pPr>
       <w:r>
         <w:rPr>
-          <w:rStyle w:val="VerbatimChar"/>
-        </w:rPr>
-        <w:t xml:space="preserve">Your answer: </w:t>
+          <w:rStyle w:val="CommentTok"/>
+        </w:rPr>
+        <w:t xml:space="preserve"># ---- Activity 02: leaf data ------------------------------</w:t>
+      </w:r>
+      <w:r>
+        <w:br/>
+      </w:r>
+      <w:r>
+        <w:rPr>
+          <w:rStyle w:val="CommentTok"/>
+        </w:rPr>
+        <w:t xml:space="preserve"># your name, today's date</w:t>
+      </w:r>
+      <w:r>
+        <w:br/>
+      </w:r>
+      <w:r>
+        <w:br/>
+      </w:r>
+      <w:r>
+        <w:rPr>
+          <w:rStyle w:val="CommentTok"/>
+        </w:rPr>
+        <w:t xml:space="preserve"># ---- Libraries ------------------------------------------</w:t>
+      </w:r>
+      <w:r>
+        <w:br/>
+      </w:r>
+      <w:r>
+        <w:rPr>
+          <w:rStyle w:val="FunctionTok"/>
+        </w:rPr>
+        <w:t xml:space="preserve">library</w:t>
+      </w:r>
+      <w:r>
+        <w:rPr>
+          <w:rStyle w:val="NormalTok"/>
+        </w:rPr>
+        <w:t xml:space="preserve">(tidyverse)   </w:t>
+      </w:r>
+      <w:r>
+        <w:rPr>
+          <w:rStyle w:val="CommentTok"/>
+        </w:rPr>
+        <w:t xml:space="preserve"># data wrangling + ggplot2 for plotting</w:t>
+      </w:r>
+      <w:r>
+        <w:br/>
+      </w:r>
+      <w:r>
+        <w:rPr>
+          <w:rStyle w:val="FunctionTok"/>
+        </w:rPr>
+        <w:t xml:space="preserve">library</w:t>
+      </w:r>
+      <w:r>
+        <w:rPr>
+          <w:rStyle w:val="NormalTok"/>
+        </w:rPr>
+        <w:t xml:space="preserve">(readxl)      </w:t>
+      </w:r>
+      <w:r>
+        <w:rPr>
+          <w:rStyle w:val="CommentTok"/>
+        </w:rPr>
+        <w:t xml:space="preserve"># reading Excel files</w:t>
+      </w:r>
+      <w:r>
+        <w:br/>
+      </w:r>
+      <w:r>
+        <w:rPr>
+          <w:rStyle w:val="FunctionTok"/>
+        </w:rPr>
+        <w:t xml:space="preserve">library</w:t>
+      </w:r>
+      <w:r>
+        <w:rPr>
+          <w:rStyle w:val="NormalTok"/>
+        </w:rPr>
+        <w:t xml:space="preserve">(janitor)     </w:t>
+      </w:r>
+      <w:r>
+        <w:rPr>
+          <w:rStyle w:val="CommentTok"/>
+        </w:rPr>
+        <w:t xml:space="preserve"># cleans up messy column names</w:t>
       </w:r>
     </w:p>
     <w:p>
@@ -3983,24 +4227,33 @@
         </w:pict>
       </w:r>
     </w:p>
-    <w:bookmarkEnd w:id="32"/>
-    <w:bookmarkEnd w:id="33"/>
-    <w:bookmarkStart w:id="37" w:name="part-5-load-the-tree-data"/>
+    <w:bookmarkEnd w:id="37"/>
+    <w:bookmarkEnd w:id="38"/>
+    <w:bookmarkStart w:id="42" w:name="part-5-load-the-leaf-data"/>
     <w:p>
       <w:pPr>
         <w:pStyle w:val="Heading1"/>
       </w:pPr>
       <w:r>
-        <w:t xml:space="preserve">Part 5 · Load the tree data</w:t>
-      </w:r>
-    </w:p>
-    <w:bookmarkStart w:id="34" w:name="two-functions-two-file-types"/>
+        <w:t xml:space="preserve">Part 5 · Load the leaf data</w:t>
+      </w:r>
+    </w:p>
+    <w:bookmarkStart w:id="39" w:name="X10dd8343676ec7878b6857a3742dbdbccc4f268"/>
     <w:p>
       <w:pPr>
         <w:pStyle w:val="Heading3"/>
       </w:pPr>
       <w:r>
-        <w:t xml:space="preserve">Two functions — two file types</w:t>
+        <w:rPr>
+          <w:rStyle w:val="VerbatimChar"/>
+        </w:rPr>
+        <w:t xml:space="preserve">read_excel()</w:t>
+      </w:r>
+      <w:r>
+        <w:t xml:space="preserve"> </w:t>
+      </w:r>
+      <w:r>
+        <w:t xml:space="preserve">— the bridge from a spreadsheet into R</w:t>
       </w:r>
     </w:p>
     <w:p>
@@ -4012,7 +4265,7 @@
           <w:b/>
           <w:bCs/>
         </w:rPr>
-        <w:t xml:space="preserve">▶ Run this in your Script:</w:t>
+        <w:t xml:space="preserve">▶ Add this to your script, just below the libraries:</w:t>
       </w:r>
     </w:p>
     <w:p>
@@ -4023,7 +4276,7 @@
         <w:rPr>
           <w:rStyle w:val="CommentTok"/>
         </w:rPr>
-        <w:t xml:space="preserve"># ── Load data ────────────────────────────────────────────────</w:t>
+        <w:t xml:space="preserve"># ---- Load data -----------------------------------------</w:t>
       </w:r>
       <w:r>
         <w:br/>
@@ -4032,7 +4285,7 @@
         <w:rPr>
           <w:rStyle w:val="CommentTok"/>
         </w:rPr>
-        <w:t xml:space="preserve"># load csv files</w:t>
+        <w:t xml:space="preserve"># path is relative to your project folder; clean_names() tidies the headers</w:t>
       </w:r>
       <w:r>
         <w:br/>
@@ -4041,7 +4294,7 @@
         <w:rPr>
           <w:rStyle w:val="NormalTok"/>
         </w:rPr>
-        <w:t xml:space="preserve">tree_df </w:t>
+        <w:t xml:space="preserve">leaf_df </w:t>
       </w:r>
       <w:r>
         <w:rPr>
@@ -4059,7 +4312,7 @@
         <w:rPr>
           <w:rStyle w:val="FunctionTok"/>
         </w:rPr>
-        <w:t xml:space="preserve">read_csv</w:t>
+        <w:t xml:space="preserve">read_excel</w:t>
       </w:r>
       <w:r>
         <w:rPr>
@@ -4071,7 +4324,7 @@
         <w:rPr>
           <w:rStyle w:val="StringTok"/>
         </w:rPr>
-        <w:t xml:space="preserve">"data/2026_09_03_data_sci_leaf_area.csv"</w:t>
+        <w:t xml:space="preserve">"data/2026_09_03_data_sci_leaf_area.xlsx"</w:t>
       </w:r>
       <w:r>
         <w:rPr>
@@ -4080,100 +4333,49 @@
         <w:t xml:space="preserve">) </w:t>
       </w:r>
       <w:r>
+        <w:rPr>
+          <w:rStyle w:val="SpecialCharTok"/>
+        </w:rPr>
+        <w:t xml:space="preserve">%&gt;%</w:t>
+      </w:r>
+      <w:r>
         <w:br/>
       </w:r>
       <w:r>
+        <w:rPr>
+          <w:rStyle w:val="NormalTok"/>
+        </w:rPr>
+        <w:t xml:space="preserve">  </w:t>
+      </w:r>
+      <w:r>
+        <w:rPr>
+          <w:rStyle w:val="FunctionTok"/>
+        </w:rPr>
+        <w:t xml:space="preserve">clean_names</w:t>
+      </w:r>
+      <w:r>
+        <w:rPr>
+          <w:rStyle w:val="NormalTok"/>
+        </w:rPr>
+        <w:t xml:space="preserve">()</w:t>
+      </w:r>
+      <w:r>
         <w:br/>
       </w:r>
       <w:r>
+        <w:br/>
+      </w:r>
+      <w:r>
+        <w:rPr>
+          <w:rStyle w:val="NormalTok"/>
+        </w:rPr>
+        <w:t xml:space="preserve">leaf_df    </w:t>
+      </w:r>
+      <w:r>
         <w:rPr>
           <w:rStyle w:val="CommentTok"/>
         </w:rPr>
-        <w:t xml:space="preserve"># Excel files (.xlsx) — needs library(readxl)</w:t>
-      </w:r>
-      <w:r>
-        <w:br/>
-      </w:r>
-      <w:r>
-        <w:rPr>
-          <w:rStyle w:val="NormalTok"/>
-        </w:rPr>
-        <w:t xml:space="preserve">tree_2_df </w:t>
-      </w:r>
-      <w:r>
-        <w:rPr>
-          <w:rStyle w:val="OtherTok"/>
-        </w:rPr>
-        <w:t xml:space="preserve">&lt;-</w:t>
-      </w:r>
-      <w:r>
-        <w:rPr>
-          <w:rStyle w:val="NormalTok"/>
-        </w:rPr>
-        <w:t xml:space="preserve"> </w:t>
-      </w:r>
-      <w:r>
-        <w:rPr>
-          <w:rStyle w:val="FunctionTok"/>
-        </w:rPr>
-        <w:t xml:space="preserve">read_excel</w:t>
-      </w:r>
-      <w:r>
-        <w:rPr>
-          <w:rStyle w:val="NormalTok"/>
-        </w:rPr>
-        <w:t xml:space="preserve">(</w:t>
-      </w:r>
-      <w:r>
-        <w:rPr>
-          <w:rStyle w:val="StringTok"/>
-        </w:rPr>
-        <w:t xml:space="preserve">"data/2026_09_03_data_sci_leaf_area.xlsx"</w:t>
-      </w:r>
-      <w:r>
-        <w:rPr>
-          <w:rStyle w:val="NormalTok"/>
-        </w:rPr>
-        <w:t xml:space="preserve">) </w:t>
-      </w:r>
-      <w:r>
-        <w:br/>
-      </w:r>
-      <w:r>
-        <w:br/>
-      </w:r>
-      <w:r>
-        <w:rPr>
-          <w:rStyle w:val="CommentTok"/>
-        </w:rPr>
-        <w:t xml:space="preserve"># note the names below may vary with the names you chose</w:t>
-      </w:r>
-      <w:r>
-        <w:br/>
-      </w:r>
-      <w:r>
-        <w:br/>
-      </w:r>
-      <w:r>
-        <w:br/>
-      </w:r>
-      <w:r>
-        <w:br/>
-      </w:r>
-      <w:r>
-        <w:br/>
-      </w:r>
-      <w:r>
-        <w:rPr>
-          <w:rStyle w:val="NormalTok"/>
-        </w:rPr>
-        <w:t xml:space="preserve">tree_df    </w:t>
-      </w:r>
-      <w:r>
-        <w:rPr>
-          <w:rStyle w:val="CommentTok"/>
-        </w:rPr>
-        <w:t xml:space="preserve"># print to the console</w:t>
+        <w:t xml:space="preserve"># print it to the Console</w:t>
       </w:r>
     </w:p>
     <w:p>
@@ -4219,10 +4421,7 @@
         <w:t xml:space="preserve">column names</w:t>
       </w:r>
       <w:r>
-        <w:t xml:space="preserve"> </w:t>
-      </w:r>
-      <w:r>
-        <w:t xml:space="preserve">in R.</w:t>
+        <w:t xml:space="preserve">.</w:t>
       </w:r>
       <w:r>
         <w:t xml:space="preserve"> </w:t>
@@ -4249,7 +4448,7 @@
         <w:t xml:space="preserve">janitor</w:t>
       </w:r>
       <w:r>
-        <w:t xml:space="preserve">) then tidies up messy headers like</w:t>
+        <w:t xml:space="preserve">) then tidies messy headers like</w:t>
       </w:r>
       <w:r>
         <w:t xml:space="preserve"> </w:t>
@@ -4321,14 +4520,37 @@
         <w:t xml:space="preserve">to your project folder. It works on anyone’s computer — not just yours.</w:t>
       </w:r>
     </w:p>
-    <w:bookmarkEnd w:id="34"/>
-    <w:bookmarkStart w:id="35" w:name="also-read-csv-files-with-read_csv"/>
+    <w:bookmarkEnd w:id="39"/>
+    <w:bookmarkStart w:id="40" w:name="the-same-data-also-comes-as-a-csv"/>
     <w:p>
       <w:pPr>
         <w:pStyle w:val="Heading3"/>
       </w:pPr>
       <w:r>
-        <w:t xml:space="preserve">Also: read CSV files with</w:t>
+        <w:t xml:space="preserve">The same data also comes as a CSV</w:t>
+      </w:r>
+    </w:p>
+    <w:p>
+      <w:pPr>
+        <w:pStyle w:val="FirstParagraph"/>
+      </w:pPr>
+      <w:r>
+        <w:t xml:space="preserve">Many public datasets (NOAA climate data, iNaturalist, eBird) come as</w:t>
+      </w:r>
+      <w:r>
+        <w:t xml:space="preserve"> </w:t>
+      </w:r>
+      <w:r>
+        <w:rPr>
+          <w:rStyle w:val="VerbatimChar"/>
+        </w:rPr>
+        <w:t xml:space="preserve">.csv</w:t>
+      </w:r>
+      <w:r>
+        <w:t xml:space="preserve"> </w:t>
+      </w:r>
+      <w:r>
+        <w:t xml:space="preserve">files. The tidyverse provides</w:t>
       </w:r>
       <w:r>
         <w:t xml:space="preserve"> </w:t>
@@ -4339,43 +4561,11 @@
         </w:rPr>
         <w:t xml:space="preserve">read_csv()</w:t>
       </w:r>
-    </w:p>
-    <w:p>
-      <w:pPr>
-        <w:pStyle w:val="FirstParagraph"/>
-      </w:pPr>
-      <w:r>
-        <w:t xml:space="preserve">Many public datasets (NOAA climate data, iNaturalist, eBird) come as</w:t>
-      </w:r>
-      <w:r>
-        <w:t xml:space="preserve"> </w:t>
-      </w:r>
-      <w:r>
-        <w:rPr>
-          <w:rStyle w:val="VerbatimChar"/>
-        </w:rPr>
-        <w:t xml:space="preserve">.csv</w:t>
-      </w:r>
-      <w:r>
-        <w:t xml:space="preserve"> </w:t>
-      </w:r>
-      <w:r>
-        <w:t xml:space="preserve">files. The tidyverse provides</w:t>
-      </w:r>
-      <w:r>
-        <w:t xml:space="preserve"> </w:t>
-      </w:r>
-      <w:r>
-        <w:rPr>
-          <w:rStyle w:val="VerbatimChar"/>
-        </w:rPr>
-        <w:t xml:space="preserve">read_csv()</w:t>
-      </w:r>
-      <w:r>
-        <w:t xml:space="preserve"> </w:t>
-      </w:r>
-      <w:r>
-        <w:t xml:space="preserve">for these:</w:t>
+      <w:r>
+        <w:t xml:space="preserve"> </w:t>
+      </w:r>
+      <w:r>
+        <w:t xml:space="preserve">for those — no extra package needed:</w:t>
       </w:r>
     </w:p>
     <w:p>
@@ -4386,16 +4576,58 @@
         <w:rPr>
           <w:rStyle w:val="CommentTok"/>
         </w:rPr>
-        <w:t xml:space="preserve"># CSV files (.csv) — comes with tidyverse, no extra install</w:t>
+        <w:t xml:space="preserve"># read_csv() comes with tidyverse — no library(readxl) required</w:t>
       </w:r>
       <w:r>
         <w:br/>
       </w:r>
       <w:r>
         <w:rPr>
-          <w:rStyle w:val="CommentTok"/>
-        </w:rPr>
-        <w:t xml:space="preserve"># station (USW00014913) is Minneapolis–St. Paul Airport</w:t>
+          <w:rStyle w:val="NormalTok"/>
+        </w:rPr>
+        <w:t xml:space="preserve">leaf_csv_df </w:t>
+      </w:r>
+      <w:r>
+        <w:rPr>
+          <w:rStyle w:val="OtherTok"/>
+        </w:rPr>
+        <w:t xml:space="preserve">&lt;-</w:t>
+      </w:r>
+      <w:r>
+        <w:rPr>
+          <w:rStyle w:val="NormalTok"/>
+        </w:rPr>
+        <w:t xml:space="preserve"> </w:t>
+      </w:r>
+      <w:r>
+        <w:rPr>
+          <w:rStyle w:val="FunctionTok"/>
+        </w:rPr>
+        <w:t xml:space="preserve">read_csv</w:t>
+      </w:r>
+      <w:r>
+        <w:rPr>
+          <w:rStyle w:val="NormalTok"/>
+        </w:rPr>
+        <w:t xml:space="preserve">(</w:t>
+      </w:r>
+      <w:r>
+        <w:rPr>
+          <w:rStyle w:val="StringTok"/>
+        </w:rPr>
+        <w:t xml:space="preserve">"data/2026_09_03_data_sci_leaf_area.csv"</w:t>
+      </w:r>
+      <w:r>
+        <w:rPr>
+          <w:rStyle w:val="NormalTok"/>
+        </w:rPr>
+        <w:t xml:space="preserve">) </w:t>
+      </w:r>
+      <w:r>
+        <w:rPr>
+          <w:rStyle w:val="SpecialCharTok"/>
+        </w:rPr>
+        <w:t xml:space="preserve">%&gt;%</w:t>
       </w:r>
       <w:r>
         <w:br/>
@@ -4404,43 +4636,19 @@
         <w:rPr>
           <w:rStyle w:val="NormalTok"/>
         </w:rPr>
-        <w:t xml:space="preserve">weather_df </w:t>
-      </w:r>
-      <w:r>
-        <w:rPr>
-          <w:rStyle w:val="OtherTok"/>
-        </w:rPr>
-        <w:t xml:space="preserve">&lt;-</w:t>
-      </w:r>
-      <w:r>
-        <w:rPr>
-          <w:rStyle w:val="NormalTok"/>
-        </w:rPr>
-        <w:t xml:space="preserve"> </w:t>
+        <w:t xml:space="preserve">  </w:t>
       </w:r>
       <w:r>
         <w:rPr>
           <w:rStyle w:val="FunctionTok"/>
         </w:rPr>
-        <w:t xml:space="preserve">read_csv</w:t>
-      </w:r>
-      <w:r>
-        <w:rPr>
-          <w:rStyle w:val="NormalTok"/>
-        </w:rPr>
-        <w:t xml:space="preserve">(</w:t>
-      </w:r>
-      <w:r>
-        <w:rPr>
-          <w:rStyle w:val="StringTok"/>
-        </w:rPr>
-        <w:t xml:space="preserve">"https://www.ncei.noaa.gov/access/services/data/v1?dataset=daily-summaries&amp;stations=USW00014913&amp;startDate=2020-01-01&amp;endDate=2020-12-31&amp;format=csv"</w:t>
-      </w:r>
-      <w:r>
-        <w:rPr>
-          <w:rStyle w:val="NormalTok"/>
-        </w:rPr>
-        <w:t xml:space="preserve">)</w:t>
+        <w:t xml:space="preserve">clean_names</w:t>
+      </w:r>
+      <w:r>
+        <w:rPr>
+          <w:rStyle w:val="NormalTok"/>
+        </w:rPr>
+        <w:t xml:space="preserve">()</w:t>
       </w:r>
     </w:p>
     <w:p>
@@ -4512,10 +4720,22 @@
         <w:t xml:space="preserve">library(tidyverse)</w:t>
       </w:r>
       <w:r>
-        <w:t xml:space="preserve"> </w:t>
-      </w:r>
-      <w:r>
-        <w:t xml:space="preserve">— no extra install needed.</w:t>
+        <w:t xml:space="preserve">. We use</w:t>
+      </w:r>
+      <w:r>
+        <w:t xml:space="preserve"> </w:t>
+      </w:r>
+      <w:r>
+        <w:rPr>
+          <w:rStyle w:val="VerbatimChar"/>
+        </w:rPr>
+        <w:t xml:space="preserve">leaf_df</w:t>
+      </w:r>
+      <w:r>
+        <w:t xml:space="preserve"> </w:t>
+      </w:r>
+      <w:r>
+        <w:t xml:space="preserve">(the Excel one) for the rest of the course.</w:t>
       </w:r>
     </w:p>
     <w:p>
@@ -4525,8 +4745,8 @@
         </w:pict>
       </w:r>
     </w:p>
-    <w:bookmarkEnd w:id="35"/>
-    <w:bookmarkStart w:id="36" w:name="meet-the-data-frame"/>
+    <w:bookmarkEnd w:id="40"/>
+    <w:bookmarkStart w:id="41" w:name="meet-the-data-frame"/>
     <w:p>
       <w:pPr>
         <w:pStyle w:val="Heading3"/>
@@ -4564,22 +4784,16 @@
         <w:pStyle w:val="BodyText"/>
       </w:pPr>
       <w:r>
-        <w:t xml:space="preserve">Our</w:t>
-      </w:r>
-      <w:r>
-        <w:t xml:space="preserve"> </w:t>
-      </w:r>
-      <w:r>
-        <w:rPr>
-          <w:rStyle w:val="VerbatimChar"/>
-        </w:rPr>
-        <w:t xml:space="preserve">tree_df</w:t>
-      </w:r>
-      <w:r>
-        <w:t xml:space="preserve"> </w:t>
-      </w:r>
-      <w:r>
-        <w:t xml:space="preserve">has eight columns:</w:t>
+        <w:rPr>
+          <w:rStyle w:val="VerbatimChar"/>
+        </w:rPr>
+        <w:t xml:space="preserve">leaf_df</w:t>
+      </w:r>
+      <w:r>
+        <w:t xml:space="preserve"> </w:t>
+      </w:r>
+      <w:r>
+        <w:t xml:space="preserve">has these columns:</w:t>
       </w:r>
     </w:p>
     <w:tbl>
@@ -4590,9 +4804,9 @@
         <w:tblLook w:firstRow="1" w:lastRow="0" w:firstColumn="0" w:lastColumn="0" w:noHBand="0" w:noVBand="0" w:val="0020"/>
       </w:tblPr>
       <w:tblGrid>
-        <w:gridCol w:w="1545"/>
-        <w:gridCol w:w="1062"/>
-        <w:gridCol w:w="5312"/>
+        <w:gridCol w:w="1584"/>
+        <w:gridCol w:w="1089"/>
+        <w:gridCol w:w="5247"/>
       </w:tblGrid>
       <w:tr>
         <w:trPr>
@@ -4665,16 +4879,7 @@
               <w:pStyle w:val="Compact"/>
             </w:pPr>
             <w:r>
-              <w:t xml:space="preserve">which twig the leaf came from (e.g. </w:t>
-            </w:r>
-            <w:r>
-              <w:rPr>
-                <w:rStyle w:val="VerbatimChar"/>
-              </w:rPr>
-              <w:t xml:space="preserve">"twig_1"</w:t>
-            </w:r>
-            <w:r>
-              <w:t xml:space="preserve">)</w:t>
+              <w:t xml:space="preserve">which twig the leaf came from (often blank)</w:t>
             </w:r>
           </w:p>
         </w:tc>
@@ -4712,16 +4917,7 @@
               <w:pStyle w:val="Compact"/>
             </w:pPr>
             <w:r>
-              <w:t xml:space="preserve">leaf identifier within a twig (e.g. </w:t>
-            </w:r>
-            <w:r>
-              <w:rPr>
-                <w:rStyle w:val="VerbatimChar"/>
-              </w:rPr>
-              <w:t xml:space="preserve">"l01"</w:t>
-            </w:r>
-            <w:r>
-              <w:t xml:space="preserve">)</w:t>
+              <w:t xml:space="preserve">leaf identifier within a twig (often blank)</w:t>
             </w:r>
           </w:p>
         </w:tc>
@@ -5001,7 +5197,7 @@
         <w:rPr>
           <w:rStyle w:val="NormalTok"/>
         </w:rPr>
-        <w:t xml:space="preserve">tree_df</w:t>
+        <w:t xml:space="preserve">leaf_df</w:t>
       </w:r>
       <w:r>
         <w:rPr>
@@ -5029,15 +5225,15 @@
         </w:pict>
       </w:r>
     </w:p>
-    <w:bookmarkEnd w:id="36"/>
-    <w:bookmarkEnd w:id="37"/>
-    <w:bookmarkStart w:id="38" w:name="part-6-inspect-a-new-dataset"/>
+    <w:bookmarkEnd w:id="41"/>
+    <w:bookmarkEnd w:id="42"/>
+    <w:bookmarkStart w:id="43" w:name="part-6-take-a-first-look"/>
     <w:p>
       <w:pPr>
         <w:pStyle w:val="Heading1"/>
       </w:pPr>
       <w:r>
-        <w:t xml:space="preserve">Part 6 · Inspect a new dataset</w:t>
+        <w:t xml:space="preserve">Part 6 · Take a first look</w:t>
       </w:r>
     </w:p>
     <w:p>
@@ -5051,6 +5247,24 @@
         </w:rPr>
         <w:t xml:space="preserve">Always eyeball a new dataset before doing any analysis.</w:t>
       </w:r>
+      <w:r>
+        <w:t xml:space="preserve"> </w:t>
+      </w:r>
+      <w:r>
+        <w:t xml:space="preserve">For that, reach for one function:</w:t>
+      </w:r>
+      <w:r>
+        <w:t xml:space="preserve"> </w:t>
+      </w:r>
+      <w:r>
+        <w:rPr>
+          <w:rStyle w:val="VerbatimChar"/>
+        </w:rPr>
+        <w:t xml:space="preserve">glimpse()</w:t>
+      </w:r>
+      <w:r>
+        <w:t xml:space="preserve">.</w:t>
+      </w:r>
     </w:p>
     <w:p>
       <w:pPr>
@@ -5061,7 +5275,7 @@
           <w:b/>
           <w:bCs/>
         </w:rPr>
-        <w:t xml:space="preserve">▶ Run each of these in your Script:</w:t>
+        <w:t xml:space="preserve">▶ Run this in your Script:</w:t>
       </w:r>
     </w:p>
     <w:p>
@@ -5070,108 +5284,24 @@
       </w:pPr>
       <w:r>
         <w:rPr>
+          <w:rStyle w:val="CommentTok"/>
+        </w:rPr>
+        <w:t xml:space="preserve"># one row per column: name, type, and the first few values</w:t>
+      </w:r>
+      <w:r>
+        <w:br/>
+      </w:r>
+      <w:r>
+        <w:rPr>
           <w:rStyle w:val="FunctionTok"/>
         </w:rPr>
-        <w:t xml:space="preserve">head</w:t>
-      </w:r>
-      <w:r>
-        <w:rPr>
-          <w:rStyle w:val="NormalTok"/>
-        </w:rPr>
-        <w:t xml:space="preserve">(tree_df)       </w:t>
-      </w:r>
-      <w:r>
-        <w:rPr>
-          <w:rStyle w:val="CommentTok"/>
-        </w:rPr>
-        <w:t xml:space="preserve"># first 6 rows</w:t>
-      </w:r>
-      <w:r>
-        <w:br/>
-      </w:r>
-      <w:r>
-        <w:br/>
-      </w:r>
-      <w:r>
-        <w:rPr>
-          <w:rStyle w:val="CommentTok"/>
-        </w:rPr>
-        <w:t xml:space="preserve"># glimpse() is the tidyverse way — one line per column</w:t>
-      </w:r>
-      <w:r>
-        <w:br/>
-      </w:r>
-      <w:r>
-        <w:rPr>
-          <w:rStyle w:val="FunctionTok"/>
-        </w:rPr>
         <w:t xml:space="preserve">glimpse</w:t>
       </w:r>
       <w:r>
         <w:rPr>
           <w:rStyle w:val="NormalTok"/>
         </w:rPr>
-        <w:t xml:space="preserve">(tree_df)    </w:t>
-      </w:r>
-      <w:r>
-        <w:rPr>
-          <w:rStyle w:val="CommentTok"/>
-        </w:rPr>
-        <w:t xml:space="preserve"># column names, types, first values</w:t>
-      </w:r>
-      <w:r>
-        <w:br/>
-      </w:r>
-      <w:r>
-        <w:br/>
-      </w:r>
-      <w:r>
-        <w:rPr>
-          <w:rStyle w:val="CommentTok"/>
-        </w:rPr>
-        <w:t xml:space="preserve"># Base R equivalents (give similar info)</w:t>
-      </w:r>
-      <w:r>
-        <w:br/>
-      </w:r>
-      <w:r>
-        <w:rPr>
-          <w:rStyle w:val="FunctionTok"/>
-        </w:rPr>
-        <w:t xml:space="preserve">names</w:t>
-      </w:r>
-      <w:r>
-        <w:rPr>
-          <w:rStyle w:val="NormalTok"/>
-        </w:rPr>
-        <w:t xml:space="preserve">(tree_df)      </w:t>
-      </w:r>
-      <w:r>
-        <w:rPr>
-          <w:rStyle w:val="CommentTok"/>
-        </w:rPr>
-        <w:t xml:space="preserve"># column names</w:t>
-      </w:r>
-      <w:r>
-        <w:br/>
-      </w:r>
-      <w:r>
-        <w:rPr>
-          <w:rStyle w:val="FunctionTok"/>
-        </w:rPr>
-        <w:t xml:space="preserve">summary</w:t>
-      </w:r>
-      <w:r>
-        <w:rPr>
-          <w:rStyle w:val="NormalTok"/>
-        </w:rPr>
-        <w:t xml:space="preserve">(tree_df)    </w:t>
-      </w:r>
-      <w:r>
-        <w:rPr>
-          <w:rStyle w:val="CommentTok"/>
-        </w:rPr>
-        <w:t xml:space="preserve"># min / mean / max per column</w:t>
+        <w:t xml:space="preserve">(leaf_df)</w:t>
       </w:r>
     </w:p>
     <w:p>
@@ -5189,7 +5319,7 @@
           <w:b/>
           <w:bCs/>
         </w:rPr>
-        <w:t xml:space="preserve">Prefer</w:t>
+        <w:t xml:space="preserve">Why</w:t>
       </w:r>
       <w:r>
         <w:rPr>
@@ -5211,6 +5341,80 @@
           <w:b/>
           <w:bCs/>
         </w:rPr>
+        <w:t xml:space="preserve">?</w:t>
+      </w:r>
+      <w:r>
+        <w:t xml:space="preserve"> </w:t>
+      </w:r>
+      <w:r>
+        <w:t xml:space="preserve">It shows every column name, its type (</w:t>
+      </w:r>
+      <w:r>
+        <w:rPr>
+          <w:rStyle w:val="VerbatimChar"/>
+        </w:rPr>
+        <w:t xml:space="preserve">&lt;chr&gt;</w:t>
+      </w:r>
+      <w:r>
+        <w:t xml:space="preserve">,</w:t>
+      </w:r>
+      <w:r>
+        <w:t xml:space="preserve"> </w:t>
+      </w:r>
+      <w:r>
+        <w:rPr>
+          <w:rStyle w:val="VerbatimChar"/>
+        </w:rPr>
+        <w:t xml:space="preserve">&lt;dbl&gt;</w:t>
+      </w:r>
+      <w:r>
+        <w:t xml:space="preserve">), and its first values on one screen. That is almost always what you want first. (</w:t>
+      </w:r>
+      <w:r>
+        <w:rPr>
+          <w:rStyle w:val="VerbatimChar"/>
+        </w:rPr>
+        <w:t xml:space="preserve">head()</w:t>
+      </w:r>
+      <w:r>
+        <w:t xml:space="preserve">,</w:t>
+      </w:r>
+      <w:r>
+        <w:t xml:space="preserve"> </w:t>
+      </w:r>
+      <w:r>
+        <w:rPr>
+          <w:rStyle w:val="VerbatimChar"/>
+        </w:rPr>
+        <w:t xml:space="preserve">summary()</w:t>
+      </w:r>
+      <w:r>
+        <w:t xml:space="preserve">, and</w:t>
+      </w:r>
+      <w:r>
+        <w:t xml:space="preserve"> </w:t>
+      </w:r>
+      <w:r>
+        <w:rPr>
+          <w:rStyle w:val="VerbatimChar"/>
+        </w:rPr>
+        <w:t xml:space="preserve">str()</w:t>
+      </w:r>
+      <w:r>
+        <w:t xml:space="preserve"> </w:t>
+      </w:r>
+      <w:r>
+        <w:t xml:space="preserve">exist too — we’ll use them when we actually need them.)</w:t>
+      </w:r>
+    </w:p>
+    <w:p>
+      <w:pPr>
+        <w:pStyle w:val="FirstParagraph"/>
+      </w:pPr>
+      <w:r>
+        <w:t xml:space="preserve">✏️</w:t>
+      </w:r>
+      <w:r>
         <w:t xml:space="preserve"> </w:t>
       </w:r>
       <w:r>
@@ -5218,52 +5422,28 @@
           <w:b/>
           <w:bCs/>
         </w:rPr>
-        <w:t xml:space="preserve">over</w:t>
-      </w:r>
-      <w:r>
-        <w:rPr>
-          <w:b/>
-          <w:bCs/>
-        </w:rPr>
-        <w:t xml:space="preserve"> </w:t>
-      </w:r>
-      <w:r>
-        <w:rPr>
-          <w:rStyle w:val="VerbatimChar"/>
-          <w:b/>
-          <w:bCs/>
-        </w:rPr>
-        <w:t xml:space="preserve">str()</w:t>
-      </w:r>
-      <w:r>
-        <w:t xml:space="preserve"> </w:t>
-      </w:r>
-      <w:r>
-        <w:t xml:space="preserve">— it is the tidyverse-friendly version and is easier to read.</w:t>
-      </w:r>
-    </w:p>
-    <w:p>
-      <w:pPr>
-        <w:pStyle w:val="FirstParagraph"/>
-      </w:pPr>
-      <w:r>
-        <w:t xml:space="preserve">✏️</w:t>
-      </w:r>
-      <w:r>
-        <w:t xml:space="preserve"> </w:t>
-      </w:r>
-      <w:r>
-        <w:rPr>
-          <w:b/>
-          <w:bCs/>
-        </w:rPr>
         <w:t xml:space="preserve">Your turn:</w:t>
       </w:r>
       <w:r>
         <w:t xml:space="preserve"> </w:t>
       </w:r>
       <w:r>
-        <w:t xml:space="preserve">Answer these questions from the output above.</w:t>
+        <w:t xml:space="preserve">From the</w:t>
+      </w:r>
+      <w:r>
+        <w:t xml:space="preserve"> </w:t>
+      </w:r>
+      <w:r>
+        <w:rPr>
+          <w:rStyle w:val="VerbatimChar"/>
+        </w:rPr>
+        <w:t xml:space="preserve">glimpse()</w:t>
+      </w:r>
+      <w:r>
+        <w:t xml:space="preserve"> </w:t>
+      </w:r>
+      <w:r>
+        <w:t xml:space="preserve">output:</w:t>
       </w:r>
     </w:p>
     <w:p>
@@ -5274,67 +5454,25 @@
         <w:rPr>
           <w:rStyle w:val="VerbatimChar"/>
         </w:rPr>
-        <w:t xml:space="preserve">How many rows does tree_df have?  </w:t>
+        <w:t xml:space="preserve">How many rows (observations) does leaf_df have?</w:t>
       </w:r>
       <w:r>
         <w:br/>
       </w:r>
       <w:r>
+        <w:rPr>
+          <w:rStyle w:val="VerbatimChar"/>
+        </w:rPr>
+        <w:t xml:space="preserve">How many columns?</w:t>
+      </w:r>
+      <w:r>
         <w:br/>
       </w:r>
       <w:r>
-        <w:br/>
-      </w:r>
-      <w:r>
-        <w:rPr>
-          <w:rStyle w:val="VerbatimChar"/>
-        </w:rPr>
-        <w:t xml:space="preserve">How many columns?    </w:t>
-      </w:r>
-      <w:r>
-        <w:br/>
-      </w:r>
-      <w:r>
-        <w:br/>
-      </w:r>
-      <w:r>
-        <w:br/>
-      </w:r>
-      <w:r>
-        <w:rPr>
-          <w:rStyle w:val="VerbatimChar"/>
-        </w:rPr>
-        <w:t xml:space="preserve">What type does R report for `shade`?   </w:t>
-      </w:r>
-      <w:r>
-        <w:br/>
-      </w:r>
-      <w:r>
-        <w:br/>
-      </w:r>
-      <w:r>
-        <w:br/>
-      </w:r>
-      <w:r>
-        <w:rPr>
-          <w:rStyle w:val="VerbatimChar"/>
-        </w:rPr>
-        <w:t xml:space="preserve">What is the mean mass_g?   </w:t>
-      </w:r>
-      <w:r>
-        <w:br/>
-      </w:r>
-      <w:r>
-        <w:br/>
-      </w:r>
-      <w:r>
-        <w:br/>
-      </w:r>
-      <w:r>
-        <w:rPr>
-          <w:rStyle w:val="VerbatimChar"/>
-        </w:rPr>
-        <w:t xml:space="preserve">What is the maximum thickness_mm?   </w:t>
+        <w:rPr>
+          <w:rStyle w:val="VerbatimChar"/>
+        </w:rPr>
+        <w:t xml:space="preserve">What type does R report for shade?  ( &lt;chr&gt; / &lt;dbl&gt; )</w:t>
       </w:r>
     </w:p>
     <w:p>
@@ -5395,8 +5533,8 @@
         </w:pict>
       </w:r>
     </w:p>
-    <w:bookmarkEnd w:id="38"/>
-    <w:bookmarkStart w:id="39" w:name="part-7-the-pipe-read-it-as-then"/>
+    <w:bookmarkEnd w:id="43"/>
+    <w:bookmarkStart w:id="44" w:name="part-7-the-pipe-read-it-as-then"/>
     <w:p>
       <w:pPr>
         <w:pStyle w:val="Heading1"/>
@@ -5482,19 +5620,61 @@
         <w:rPr>
           <w:rStyle w:val="CommentTok"/>
         </w:rPr>
-        <w:t xml:space="preserve"># Simple examples — read each %&gt;% as "then"</w:t>
+        <w:t xml:space="preserve"># take leaf_df, THEN list its column names</w:t>
       </w:r>
       <w:r>
         <w:br/>
       </w:r>
       <w:r>
+        <w:rPr>
+          <w:rStyle w:val="NormalTok"/>
+        </w:rPr>
+        <w:t xml:space="preserve">leaf_df </w:t>
+      </w:r>
+      <w:r>
+        <w:rPr>
+          <w:rStyle w:val="SpecialCharTok"/>
+        </w:rPr>
+        <w:t xml:space="preserve">%&gt;%</w:t>
+      </w:r>
+      <w:r>
+        <w:rPr>
+          <w:rStyle w:val="NormalTok"/>
+        </w:rPr>
+        <w:t xml:space="preserve"> </w:t>
+      </w:r>
+      <w:r>
+        <w:rPr>
+          <w:rStyle w:val="FunctionTok"/>
+        </w:rPr>
+        <w:t xml:space="preserve">names</w:t>
+      </w:r>
+      <w:r>
+        <w:rPr>
+          <w:rStyle w:val="NormalTok"/>
+        </w:rPr>
+        <w:t xml:space="preserve">()</w:t>
+      </w:r>
+      <w:r>
         <w:br/>
       </w:r>
       <w:r>
-        <w:rPr>
-          <w:rStyle w:val="NormalTok"/>
-        </w:rPr>
-        <w:t xml:space="preserve">tree_df </w:t>
+        <w:br/>
+      </w:r>
+      <w:r>
+        <w:rPr>
+          <w:rStyle w:val="CommentTok"/>
+        </w:rPr>
+        <w:t xml:space="preserve"># take leaf_df, THEN show the glimpse</w:t>
+      </w:r>
+      <w:r>
+        <w:br/>
+      </w:r>
+      <w:r>
+        <w:rPr>
+          <w:rStyle w:val="NormalTok"/>
+        </w:rPr>
+        <w:t xml:space="preserve">leaf_df </w:t>
       </w:r>
       <w:r>
         <w:rPr>
@@ -5512,61 +5692,13 @@
         <w:rPr>
           <w:rStyle w:val="FunctionTok"/>
         </w:rPr>
-        <w:t xml:space="preserve">names</w:t>
-      </w:r>
-      <w:r>
-        <w:rPr>
-          <w:rStyle w:val="NormalTok"/>
-        </w:rPr>
-        <w:t xml:space="preserve">()         </w:t>
-      </w:r>
-      <w:r>
-        <w:rPr>
-          <w:rStyle w:val="CommentTok"/>
-        </w:rPr>
-        <w:t xml:space="preserve"># take tree_df, THEN list column names</w:t>
-      </w:r>
-      <w:r>
-        <w:br/>
-      </w:r>
-      <w:r>
-        <w:br/>
-      </w:r>
-      <w:r>
-        <w:rPr>
-          <w:rStyle w:val="NormalTok"/>
-        </w:rPr>
-        <w:t xml:space="preserve">tree_df </w:t>
-      </w:r>
-      <w:r>
-        <w:rPr>
-          <w:rStyle w:val="SpecialCharTok"/>
-        </w:rPr>
-        <w:t xml:space="preserve">%&gt;%</w:t>
-      </w:r>
-      <w:r>
-        <w:rPr>
-          <w:rStyle w:val="NormalTok"/>
-        </w:rPr>
-        <w:t xml:space="preserve"> </w:t>
-      </w:r>
-      <w:r>
-        <w:rPr>
-          <w:rStyle w:val="FunctionTok"/>
-        </w:rPr>
-        <w:t xml:space="preserve">summary</w:t>
-      </w:r>
-      <w:r>
-        <w:rPr>
-          <w:rStyle w:val="NormalTok"/>
-        </w:rPr>
-        <w:t xml:space="preserve">()       </w:t>
-      </w:r>
-      <w:r>
-        <w:rPr>
-          <w:rStyle w:val="CommentTok"/>
-        </w:rPr>
-        <w:t xml:space="preserve"># take tree_df, THEN summarize everything</w:t>
+        <w:t xml:space="preserve">glimpse</w:t>
+      </w:r>
+      <w:r>
+        <w:rPr>
+          <w:rStyle w:val="NormalTok"/>
+        </w:rPr>
+        <w:t xml:space="preserve">()</w:t>
       </w:r>
     </w:p>
     <w:p>
@@ -5599,7 +5731,7 @@
         <w:t xml:space="preserve"> </w:t>
       </w:r>
       <w:r>
-        <w:t xml:space="preserve">or</w:t>
+        <w:t xml:space="preserve">(from the tidyverse — we use this one all course) and</w:t>
       </w:r>
       <w:r>
         <w:t xml:space="preserve"> </w:t>
@@ -5614,7 +5746,27 @@
         <w:t xml:space="preserve"> </w:t>
       </w:r>
       <w:r>
-        <w:t xml:space="preserve">— from tidyverse (we use this one throughout the course) The native pipe (a vertical bar then greater-than sign) — built into R 4.1+; you will see it in code online They behave identically for everything in this course.</w:t>
+        <w:t xml:space="preserve">(the native pipe, built into R 4.1+, which you’ll see in code online) behave identically for everything in this course.</w:t>
+      </w:r>
+    </w:p>
+    <w:p>
+      <w:pPr>
+        <w:pStyle w:val="FirstParagraph"/>
+      </w:pPr>
+      <w:r>
+        <w:t xml:space="preserve">You already used the pipe once, in Part 5, to send the freshly-read data into</w:t>
+      </w:r>
+      <w:r>
+        <w:t xml:space="preserve"> </w:t>
+      </w:r>
+      <w:r>
+        <w:rPr>
+          <w:rStyle w:val="VerbatimChar"/>
+        </w:rPr>
+        <w:t xml:space="preserve">clean_names()</w:t>
+      </w:r>
+      <w:r>
+        <w:t xml:space="preserve">:</w:t>
       </w:r>
     </w:p>
     <w:p>
@@ -5625,116 +5777,98 @@
         <w:rPr>
           <w:rStyle w:val="CommentTok"/>
         </w:rPr>
-        <w:t xml:space="preserve"># if you have odd variable names and want to fix all of them at the end you can add clean names to the end</w:t>
+        <w:t xml:space="preserve"># read the file, THEN clean the column names</w:t>
       </w:r>
       <w:r>
         <w:br/>
       </w:r>
       <w:r>
         <w:rPr>
-          <w:rStyle w:val="CommentTok"/>
-        </w:rPr>
-        <w:t xml:space="preserve">#the %&gt;% or |&gt; are pipes that pass one set of information to the next command</w:t>
+          <w:rStyle w:val="NormalTok"/>
+        </w:rPr>
+        <w:t xml:space="preserve">leaf_df </w:t>
+      </w:r>
+      <w:r>
+        <w:rPr>
+          <w:rStyle w:val="OtherTok"/>
+        </w:rPr>
+        <w:t xml:space="preserve">&lt;-</w:t>
+      </w:r>
+      <w:r>
+        <w:rPr>
+          <w:rStyle w:val="NormalTok"/>
+        </w:rPr>
+        <w:t xml:space="preserve"> </w:t>
+      </w:r>
+      <w:r>
+        <w:rPr>
+          <w:rStyle w:val="FunctionTok"/>
+        </w:rPr>
+        <w:t xml:space="preserve">read_excel</w:t>
+      </w:r>
+      <w:r>
+        <w:rPr>
+          <w:rStyle w:val="NormalTok"/>
+        </w:rPr>
+        <w:t xml:space="preserve">(</w:t>
+      </w:r>
+      <w:r>
+        <w:rPr>
+          <w:rStyle w:val="StringTok"/>
+        </w:rPr>
+        <w:t xml:space="preserve">"data/2026_09_03_data_sci_leaf_area.xlsx"</w:t>
+      </w:r>
+      <w:r>
+        <w:rPr>
+          <w:rStyle w:val="NormalTok"/>
+        </w:rPr>
+        <w:t xml:space="preserve">) </w:t>
+      </w:r>
+      <w:r>
+        <w:rPr>
+          <w:rStyle w:val="SpecialCharTok"/>
+        </w:rPr>
+        <w:t xml:space="preserve">%&gt;%</w:t>
       </w:r>
       <w:r>
         <w:br/>
       </w:r>
       <w:r>
         <w:rPr>
-          <w:rStyle w:val="CommentTok"/>
-        </w:rPr>
-        <w:t xml:space="preserve"># the pipe passes the read in data to a command to clean the variable names</w:t>
-      </w:r>
-      <w:r>
-        <w:br/>
-      </w:r>
-      <w:r>
-        <w:br/>
-      </w:r>
-      <w:r>
-        <w:rPr>
-          <w:rStyle w:val="NormalTok"/>
-        </w:rPr>
-        <w:t xml:space="preserve">tree_df </w:t>
-      </w:r>
-      <w:r>
-        <w:rPr>
-          <w:rStyle w:val="OtherTok"/>
-        </w:rPr>
-        <w:t xml:space="preserve">&lt;-</w:t>
-      </w:r>
-      <w:r>
-        <w:rPr>
-          <w:rStyle w:val="NormalTok"/>
-        </w:rPr>
-        <w:t xml:space="preserve"> </w:t>
+          <w:rStyle w:val="NormalTok"/>
+        </w:rPr>
+        <w:t xml:space="preserve">  </w:t>
       </w:r>
       <w:r>
         <w:rPr>
           <w:rStyle w:val="FunctionTok"/>
         </w:rPr>
-        <w:t xml:space="preserve">read_excel</w:t>
-      </w:r>
-      <w:r>
-        <w:rPr>
-          <w:rStyle w:val="NormalTok"/>
-        </w:rPr>
-        <w:t xml:space="preserve">(</w:t>
-      </w:r>
-      <w:r>
-        <w:rPr>
-          <w:rStyle w:val="StringTok"/>
-        </w:rPr>
-        <w:t xml:space="preserve">"data/2026_09_03_data_sci_leaf_area.xlsx"</w:t>
-      </w:r>
-      <w:r>
-        <w:rPr>
-          <w:rStyle w:val="NormalTok"/>
-        </w:rPr>
-        <w:t xml:space="preserve">) </w:t>
-      </w:r>
-      <w:r>
-        <w:rPr>
-          <w:rStyle w:val="SpecialCharTok"/>
+        <w:t xml:space="preserve">clean_names</w:t>
+      </w:r>
+      <w:r>
+        <w:rPr>
+          <w:rStyle w:val="NormalTok"/>
+        </w:rPr>
+        <w:t xml:space="preserve">()</w:t>
+      </w:r>
+    </w:p>
+    <w:p>
+      <w:pPr>
+        <w:pStyle w:val="FirstParagraph"/>
+      </w:pPr>
+      <w:r>
+        <w:t xml:space="preserve">In Activity 03 we use</w:t>
+      </w:r>
+      <w:r>
+        <w:t xml:space="preserve"> </w:t>
+      </w:r>
+      <w:r>
+        <w:rPr>
+          <w:rStyle w:val="VerbatimChar"/>
         </w:rPr>
         <w:t xml:space="preserve">%&gt;%</w:t>
       </w:r>
       <w:r>
-        <w:rPr>
-          <w:rStyle w:val="NormalTok"/>
-        </w:rPr>
-        <w:t xml:space="preserve"> </w:t>
-      </w:r>
-      <w:r>
-        <w:rPr>
-          <w:rStyle w:val="FunctionTok"/>
-        </w:rPr>
-        <w:t xml:space="preserve">clean_names</w:t>
-      </w:r>
-      <w:r>
-        <w:rPr>
-          <w:rStyle w:val="NormalTok"/>
-        </w:rPr>
-        <w:t xml:space="preserve">()</w:t>
-      </w:r>
-    </w:p>
-    <w:p>
-      <w:pPr>
-        <w:pStyle w:val="FirstParagraph"/>
-      </w:pPr>
-      <w:r>
-        <w:t xml:space="preserve">In Lecture 03 we will use</w:t>
-      </w:r>
-      <w:r>
-        <w:t xml:space="preserve"> </w:t>
-      </w:r>
-      <w:r>
-        <w:rPr>
-          <w:rStyle w:val="VerbatimChar"/>
-        </w:rPr>
-        <w:t xml:space="preserve">%&gt;%</w:t>
-      </w:r>
-      <w:r>
         <w:t xml:space="preserve"> </w:t>
       </w:r>
       <w:r>
@@ -5768,7 +5902,7 @@
         <w:t xml:space="preserve"> </w:t>
       </w:r>
       <w:r>
-        <w:t xml:space="preserve">to compute statistics by group — this is where the pipe really pays off.</w:t>
+        <w:t xml:space="preserve">to compute statistics by group — that is where the pipe really pays off.</w:t>
       </w:r>
     </w:p>
     <w:p>
@@ -5778,8 +5912,8 @@
         </w:pict>
       </w:r>
     </w:p>
-    <w:bookmarkEnd w:id="39"/>
-    <w:bookmarkStart w:id="43" w:name="part-8-your-first-plot"/>
+    <w:bookmarkEnd w:id="44"/>
+    <w:bookmarkStart w:id="48" w:name="part-8-your-first-plot"/>
     <w:p>
       <w:pPr>
         <w:pStyle w:val="Heading1"/>
@@ -5788,7 +5922,7 @@
         <w:t xml:space="preserve">Part 8 · Your first plot</w:t>
       </w:r>
     </w:p>
-    <w:bookmarkStart w:id="40" w:name="ggplot-builds-pictures-in-layers"/>
+    <w:bookmarkStart w:id="45" w:name="ggplot-builds-pictures-in-layers"/>
     <w:p>
       <w:pPr>
         <w:pStyle w:val="Heading3"/>
@@ -5802,7 +5936,7 @@
         <w:pStyle w:val="FirstParagraph"/>
       </w:pPr>
       <w:r>
-        <w:t xml:space="preserve">Every ggplot is built in three pieces, joined with</w:t>
+        <w:t xml:space="preserve">Every ggplot is built in pieces, joined with</w:t>
       </w:r>
       <w:r>
         <w:t xml:space="preserve"> </w:t>
@@ -5815,1246 +5949,6 @@
       </w:r>
       <w:r>
         <w:t xml:space="preserve">:</w:t>
-      </w:r>
-    </w:p>
-    <w:p>
-      <w:pPr>
-        <w:pStyle w:val="Compact"/>
-        <w:numPr>
-          <w:ilvl w:val="0"/>
-          <w:numId w:val="1009"/>
-        </w:numPr>
-      </w:pPr>
-      <w:r>
-        <w:rPr>
-          <w:rStyle w:val="VerbatimChar"/>
-        </w:rPr>
-        <w:t xml:space="preserve">ggplot(data, aes(...))</w:t>
-      </w:r>
-      <w:r>
-        <w:t xml:space="preserve"> </w:t>
-      </w:r>
-      <w:r>
-        <w:t xml:space="preserve">— which data frame, which columns map to x and y</w:t>
-      </w:r>
-    </w:p>
-    <w:p>
-      <w:pPr>
-        <w:pStyle w:val="Compact"/>
-        <w:numPr>
-          <w:ilvl w:val="0"/>
-          <w:numId w:val="1009"/>
-        </w:numPr>
-      </w:pPr>
-      <w:r>
-        <w:rPr>
-          <w:rStyle w:val="VerbatimChar"/>
-        </w:rPr>
-        <w:t xml:space="preserve">geom_*()</w:t>
-      </w:r>
-      <w:r>
-        <w:t xml:space="preserve"> </w:t>
-      </w:r>
-      <w:r>
-        <w:t xml:space="preserve">— the shape to draw (points, boxes, bars, …)</w:t>
-      </w:r>
-    </w:p>
-    <w:p>
-      <w:pPr>
-        <w:pStyle w:val="Compact"/>
-        <w:numPr>
-          <w:ilvl w:val="0"/>
-          <w:numId w:val="1009"/>
-        </w:numPr>
-      </w:pPr>
-      <w:r>
-        <w:rPr>
-          <w:rStyle w:val="VerbatimChar"/>
-        </w:rPr>
-        <w:t xml:space="preserve">labs()</w:t>
-      </w:r>
-      <w:r>
-        <w:t xml:space="preserve"> </w:t>
-      </w:r>
-      <w:r>
-        <w:t xml:space="preserve">— axis labels and title</w:t>
-      </w:r>
-    </w:p>
-    <w:p>
-      <w:pPr>
-        <w:pStyle w:val="FirstParagraph"/>
-      </w:pPr>
-      <w:r>
-        <w:rPr>
-          <w:b/>
-          <w:bCs/>
-        </w:rPr>
-        <w:t xml:space="preserve">▶ Run this in your Script — the simplest possible plot:</w:t>
-      </w:r>
-    </w:p>
-    <w:p>
-      <w:pPr>
-        <w:pStyle w:val="SourceCode"/>
-      </w:pPr>
-      <w:r>
-        <w:rPr>
-          <w:rStyle w:val="FunctionTok"/>
-        </w:rPr>
-        <w:t xml:space="preserve">ggplot</w:t>
-      </w:r>
-      <w:r>
-        <w:rPr>
-          <w:rStyle w:val="NormalTok"/>
-        </w:rPr>
-        <w:t xml:space="preserve">(tree_df, </w:t>
-      </w:r>
-      <w:r>
-        <w:rPr>
-          <w:rStyle w:val="FunctionTok"/>
-        </w:rPr>
-        <w:t xml:space="preserve">aes</w:t>
-      </w:r>
-      <w:r>
-        <w:rPr>
-          <w:rStyle w:val="NormalTok"/>
-        </w:rPr>
-        <w:t xml:space="preserve">(</w:t>
-      </w:r>
-      <w:r>
-        <w:rPr>
-          <w:rStyle w:val="AttributeTok"/>
-        </w:rPr>
-        <w:t xml:space="preserve">x =</w:t>
-      </w:r>
-      <w:r>
-        <w:rPr>
-          <w:rStyle w:val="NormalTok"/>
-        </w:rPr>
-        <w:t xml:space="preserve"> shade, </w:t>
-      </w:r>
-      <w:r>
-        <w:rPr>
-          <w:rStyle w:val="AttributeTok"/>
-        </w:rPr>
-        <w:t xml:space="preserve">y =</w:t>
-      </w:r>
-      <w:r>
-        <w:rPr>
-          <w:rStyle w:val="NormalTok"/>
-        </w:rPr>
-        <w:t xml:space="preserve"> mass_g)) </w:t>
-      </w:r>
-      <w:r>
-        <w:rPr>
-          <w:rStyle w:val="SpecialCharTok"/>
-        </w:rPr>
-        <w:t xml:space="preserve">+</w:t>
-      </w:r>
-      <w:r>
-        <w:br/>
-      </w:r>
-      <w:r>
-        <w:rPr>
-          <w:rStyle w:val="NormalTok"/>
-        </w:rPr>
-        <w:t xml:space="preserve">  </w:t>
-      </w:r>
-      <w:r>
-        <w:rPr>
-          <w:rStyle w:val="FunctionTok"/>
-        </w:rPr>
-        <w:t xml:space="preserve">geom_point</w:t>
-      </w:r>
-      <w:r>
-        <w:rPr>
-          <w:rStyle w:val="NormalTok"/>
-        </w:rPr>
-        <w:t xml:space="preserve">()</w:t>
-      </w:r>
-    </w:p>
-    <w:p>
-      <w:pPr>
-        <w:pStyle w:val="BlockText"/>
-      </w:pPr>
-      <w:r>
-        <w:t xml:space="preserve">⚠️</w:t>
-      </w:r>
-      <w:r>
-        <w:t xml:space="preserve"> </w:t>
-      </w:r>
-      <w:r>
-        <w:rPr>
-          <w:b/>
-          <w:bCs/>
-        </w:rPr>
-        <w:t xml:space="preserve">Watch out!</w:t>
-      </w:r>
-      <w:r>
-        <w:t xml:space="preserve"> </w:t>
-      </w:r>
-      <w:r>
-        <w:t xml:space="preserve">The</w:t>
-      </w:r>
-      <w:r>
-        <w:t xml:space="preserve"> </w:t>
-      </w:r>
-      <w:r>
-        <w:rPr>
-          <w:rStyle w:val="VerbatimChar"/>
-        </w:rPr>
-        <w:t xml:space="preserve">+</w:t>
-      </w:r>
-      <w:r>
-        <w:t xml:space="preserve"> </w:t>
-      </w:r>
-      <w:r>
-        <w:t xml:space="preserve">must sit at the</w:t>
-      </w:r>
-      <w:r>
-        <w:t xml:space="preserve"> </w:t>
-      </w:r>
-      <w:r>
-        <w:rPr>
-          <w:b/>
-          <w:bCs/>
-        </w:rPr>
-        <w:t xml:space="preserve">end</w:t>
-      </w:r>
-      <w:r>
-        <w:t xml:space="preserve"> </w:t>
-      </w:r>
-      <w:r>
-        <w:t xml:space="preserve">of a line, never the start. A</w:t>
-      </w:r>
-      <w:r>
-        <w:t xml:space="preserve"> </w:t>
-      </w:r>
-      <w:r>
-        <w:rPr>
-          <w:rStyle w:val="VerbatimChar"/>
-        </w:rPr>
-        <w:t xml:space="preserve">+</w:t>
-      </w:r>
-      <w:r>
-        <w:t xml:space="preserve"> </w:t>
-      </w:r>
-      <w:r>
-        <w:t xml:space="preserve">at the start causes an error.</w:t>
-      </w:r>
-    </w:p>
-    <w:p>
-      <w:r>
-        <w:pict>
-          <v:rect style="width:0;height:1.5pt" o:hralign="center" o:hrstd="t" o:hr="t"/>
-        </w:pict>
-      </w:r>
-    </w:p>
-    <w:bookmarkEnd w:id="40"/>
-    <w:bookmarkStart w:id="41" w:name="improve-it-one-layer-at-a-time"/>
-    <w:p>
-      <w:pPr>
-        <w:pStyle w:val="Heading3"/>
-      </w:pPr>
-      <w:r>
-        <w:t xml:space="preserve">Improve it one layer at a time</w:t>
-      </w:r>
-    </w:p>
-    <w:p>
-      <w:pPr>
-        <w:pStyle w:val="FirstParagraph"/>
-      </w:pPr>
-      <w:r>
-        <w:rPr>
-          <w:b/>
-          <w:bCs/>
-        </w:rPr>
-        <w:t xml:space="preserve">▶ Run this in your Script:</w:t>
-      </w:r>
-    </w:p>
-    <w:p>
-      <w:pPr>
-        <w:pStyle w:val="SourceCode"/>
-      </w:pPr>
-      <w:r>
-        <w:rPr>
-          <w:rStyle w:val="FunctionTok"/>
-        </w:rPr>
-        <w:t xml:space="preserve">ggplot</w:t>
-      </w:r>
-      <w:r>
-        <w:rPr>
-          <w:rStyle w:val="NormalTok"/>
-        </w:rPr>
-        <w:t xml:space="preserve">(tree_df, </w:t>
-      </w:r>
-      <w:r>
-        <w:rPr>
-          <w:rStyle w:val="FunctionTok"/>
-        </w:rPr>
-        <w:t xml:space="preserve">aes</w:t>
-      </w:r>
-      <w:r>
-        <w:rPr>
-          <w:rStyle w:val="NormalTok"/>
-        </w:rPr>
-        <w:t xml:space="preserve">(</w:t>
-      </w:r>
-      <w:r>
-        <w:rPr>
-          <w:rStyle w:val="AttributeTok"/>
-        </w:rPr>
-        <w:t xml:space="preserve">x =</w:t>
-      </w:r>
-      <w:r>
-        <w:rPr>
-          <w:rStyle w:val="NormalTok"/>
-        </w:rPr>
-        <w:t xml:space="preserve"> shade, </w:t>
-      </w:r>
-      <w:r>
-        <w:rPr>
-          <w:rStyle w:val="AttributeTok"/>
-        </w:rPr>
-        <w:t xml:space="preserve">y =</w:t>
-      </w:r>
-      <w:r>
-        <w:rPr>
-          <w:rStyle w:val="NormalTok"/>
-        </w:rPr>
-        <w:t xml:space="preserve"> mass_g)) </w:t>
-      </w:r>
-      <w:r>
-        <w:rPr>
-          <w:rStyle w:val="SpecialCharTok"/>
-        </w:rPr>
-        <w:t xml:space="preserve">+</w:t>
-      </w:r>
-      <w:r>
-        <w:br/>
-      </w:r>
-      <w:r>
-        <w:rPr>
-          <w:rStyle w:val="NormalTok"/>
-        </w:rPr>
-        <w:t xml:space="preserve">  </w:t>
-      </w:r>
-      <w:r>
-        <w:rPr>
-          <w:rStyle w:val="FunctionTok"/>
-        </w:rPr>
-        <w:t xml:space="preserve">geom_boxplot</w:t>
-      </w:r>
-      <w:r>
-        <w:rPr>
-          <w:rStyle w:val="NormalTok"/>
-        </w:rPr>
-        <w:t xml:space="preserve">() </w:t>
-      </w:r>
-      <w:r>
-        <w:rPr>
-          <w:rStyle w:val="SpecialCharTok"/>
-        </w:rPr>
-        <w:t xml:space="preserve">+</w:t>
-      </w:r>
-      <w:r>
-        <w:br/>
-      </w:r>
-      <w:r>
-        <w:rPr>
-          <w:rStyle w:val="NormalTok"/>
-        </w:rPr>
-        <w:t xml:space="preserve">  </w:t>
-      </w:r>
-      <w:r>
-        <w:rPr>
-          <w:rStyle w:val="FunctionTok"/>
-        </w:rPr>
-        <w:t xml:space="preserve">geom_jitter</w:t>
-      </w:r>
-      <w:r>
-        <w:rPr>
-          <w:rStyle w:val="NormalTok"/>
-        </w:rPr>
-        <w:t xml:space="preserve">(</w:t>
-      </w:r>
-      <w:r>
-        <w:rPr>
-          <w:rStyle w:val="AttributeTok"/>
-        </w:rPr>
-        <w:t xml:space="preserve">width =</w:t>
-      </w:r>
-      <w:r>
-        <w:rPr>
-          <w:rStyle w:val="NormalTok"/>
-        </w:rPr>
-        <w:t xml:space="preserve"> </w:t>
-      </w:r>
-      <w:r>
-        <w:rPr>
-          <w:rStyle w:val="FloatTok"/>
-        </w:rPr>
-        <w:t xml:space="preserve">0.15</w:t>
-      </w:r>
-      <w:r>
-        <w:rPr>
-          <w:rStyle w:val="NormalTok"/>
-        </w:rPr>
-        <w:t xml:space="preserve">, </w:t>
-      </w:r>
-      <w:r>
-        <w:rPr>
-          <w:rStyle w:val="AttributeTok"/>
-        </w:rPr>
-        <w:t xml:space="preserve">color =</w:t>
-      </w:r>
-      <w:r>
-        <w:rPr>
-          <w:rStyle w:val="NormalTok"/>
-        </w:rPr>
-        <w:t xml:space="preserve"> </w:t>
-      </w:r>
-      <w:r>
-        <w:rPr>
-          <w:rStyle w:val="StringTok"/>
-        </w:rPr>
-        <w:t xml:space="preserve">"tomato"</w:t>
-      </w:r>
-      <w:r>
-        <w:rPr>
-          <w:rStyle w:val="NormalTok"/>
-        </w:rPr>
-        <w:t xml:space="preserve">) </w:t>
-      </w:r>
-      <w:r>
-        <w:rPr>
-          <w:rStyle w:val="SpecialCharTok"/>
-        </w:rPr>
-        <w:t xml:space="preserve">+</w:t>
-      </w:r>
-      <w:r>
-        <w:br/>
-      </w:r>
-      <w:r>
-        <w:rPr>
-          <w:rStyle w:val="NormalTok"/>
-        </w:rPr>
-        <w:t xml:space="preserve">  </w:t>
-      </w:r>
-      <w:r>
-        <w:rPr>
-          <w:rStyle w:val="FunctionTok"/>
-        </w:rPr>
-        <w:t xml:space="preserve">labs</w:t>
-      </w:r>
-      <w:r>
-        <w:rPr>
-          <w:rStyle w:val="NormalTok"/>
-        </w:rPr>
-        <w:t xml:space="preserve">(</w:t>
-      </w:r>
-      <w:r>
-        <w:rPr>
-          <w:rStyle w:val="AttributeTok"/>
-        </w:rPr>
-        <w:t xml:space="preserve">x     =</w:t>
-      </w:r>
-      <w:r>
-        <w:rPr>
-          <w:rStyle w:val="NormalTok"/>
-        </w:rPr>
-        <w:t xml:space="preserve"> </w:t>
-      </w:r>
-      <w:r>
-        <w:rPr>
-          <w:rStyle w:val="StringTok"/>
-        </w:rPr>
-        <w:t xml:space="preserve">"Side of tree"</w:t>
-      </w:r>
-      <w:r>
-        <w:rPr>
-          <w:rStyle w:val="NormalTok"/>
-        </w:rPr>
-        <w:t xml:space="preserve">,</w:t>
-      </w:r>
-      <w:r>
-        <w:br/>
-      </w:r>
-      <w:r>
-        <w:rPr>
-          <w:rStyle w:val="NormalTok"/>
-        </w:rPr>
-        <w:t xml:space="preserve">       </w:t>
-      </w:r>
-      <w:r>
-        <w:rPr>
-          <w:rStyle w:val="AttributeTok"/>
-        </w:rPr>
-        <w:t xml:space="preserve">y     =</w:t>
-      </w:r>
-      <w:r>
-        <w:rPr>
-          <w:rStyle w:val="NormalTok"/>
-        </w:rPr>
-        <w:t xml:space="preserve"> </w:t>
-      </w:r>
-      <w:r>
-        <w:rPr>
-          <w:rStyle w:val="StringTok"/>
-        </w:rPr>
-        <w:t xml:space="preserve">"Leaf mass (g)"</w:t>
-      </w:r>
-      <w:r>
-        <w:rPr>
-          <w:rStyle w:val="NormalTok"/>
-        </w:rPr>
-        <w:t xml:space="preserve">)</w:t>
-      </w:r>
-    </w:p>
-    <w:p>
-      <w:pPr>
-        <w:pStyle w:val="FirstParagraph"/>
-      </w:pPr>
-      <w:r>
-        <w:t xml:space="preserve">✏️</w:t>
-      </w:r>
-      <w:r>
-        <w:t xml:space="preserve"> </w:t>
-      </w:r>
-      <w:r>
-        <w:rPr>
-          <w:b/>
-          <w:bCs/>
-        </w:rPr>
-        <w:t xml:space="preserve">Your turn:</w:t>
-      </w:r>
-      <w:r>
-        <w:t xml:space="preserve"> </w:t>
-      </w:r>
-      <w:r>
-        <w:t xml:space="preserve">Make the same plot but for</w:t>
-      </w:r>
-      <w:r>
-        <w:t xml:space="preserve"> </w:t>
-      </w:r>
-      <w:r>
-        <w:rPr>
-          <w:rStyle w:val="VerbatimChar"/>
-        </w:rPr>
-        <w:t xml:space="preserve">thickness_mm</w:t>
-      </w:r>
-      <w:r>
-        <w:t xml:space="preserve"> </w:t>
-      </w:r>
-      <w:r>
-        <w:t xml:space="preserve">instead of</w:t>
-      </w:r>
-      <w:r>
-        <w:t xml:space="preserve"> </w:t>
-      </w:r>
-      <w:r>
-        <w:rPr>
-          <w:rStyle w:val="VerbatimChar"/>
-        </w:rPr>
-        <w:t xml:space="preserve">mass_g</w:t>
-      </w:r>
-      <w:r>
-        <w:t xml:space="preserve">. Copy the code above and change the relevant parts.</w:t>
-      </w:r>
-    </w:p>
-    <w:p>
-      <w:pPr>
-        <w:pStyle w:val="BodyText"/>
-      </w:pPr>
-      <w:r>
-        <w:t xml:space="preserve">What pattern do you see — do sunny or shady leaves tend to be taller?</w:t>
-      </w:r>
-    </w:p>
-    <w:p>
-      <w:pPr>
-        <w:pStyle w:val="SourceCode"/>
-      </w:pPr>
-      <w:r>
-        <w:rPr>
-          <w:rStyle w:val="VerbatimChar"/>
-        </w:rPr>
-        <w:t xml:space="preserve">Your answer: </w:t>
-      </w:r>
-    </w:p>
-    <w:p>
-      <w:r>
-        <w:pict>
-          <v:rect style="width:0;height:1.5pt" o:hralign="center" o:hrstd="t" o:hr="t"/>
-        </w:pict>
-      </w:r>
-    </w:p>
-    <w:bookmarkEnd w:id="41"/>
-    <w:bookmarkStart w:id="42" w:name="save-your-plot-as-a-pdf"/>
-    <w:p>
-      <w:pPr>
-        <w:pStyle w:val="Heading3"/>
-      </w:pPr>
-      <w:r>
-        <w:t xml:space="preserve">Save your plot as a PDF</w:t>
-      </w:r>
-    </w:p>
-    <w:p>
-      <w:pPr>
-        <w:pStyle w:val="FirstParagraph"/>
-      </w:pPr>
-      <w:r>
-        <w:t xml:space="preserve">Store the plot in an object, then save it to your</w:t>
-      </w:r>
-      <w:r>
-        <w:t xml:space="preserve"> </w:t>
-      </w:r>
-      <w:r>
-        <w:rPr>
-          <w:rStyle w:val="VerbatimChar"/>
-        </w:rPr>
-        <w:t xml:space="preserve">figures/</w:t>
-      </w:r>
-      <w:r>
-        <w:t xml:space="preserve"> </w:t>
-      </w:r>
-      <w:r>
-        <w:t xml:space="preserve">folder.</w:t>
-      </w:r>
-    </w:p>
-    <w:p>
-      <w:pPr>
-        <w:pStyle w:val="BodyText"/>
-      </w:pPr>
-      <w:r>
-        <w:rPr>
-          <w:b/>
-          <w:bCs/>
-        </w:rPr>
-        <w:t xml:space="preserve">▶ Run this in your Script:</w:t>
-      </w:r>
-    </w:p>
-    <w:p>
-      <w:pPr>
-        <w:pStyle w:val="SourceCode"/>
-      </w:pPr>
-      <w:r>
-        <w:rPr>
-          <w:rStyle w:val="CommentTok"/>
-        </w:rPr>
-        <w:t xml:space="preserve"># Save the mass plot — always use PNG, always use dpi = 300</w:t>
-      </w:r>
-      <w:r>
-        <w:br/>
-      </w:r>
-      <w:r>
-        <w:rPr>
-          <w:rStyle w:val="NormalTok"/>
-        </w:rPr>
-        <w:t xml:space="preserve">mass_plot </w:t>
-      </w:r>
-      <w:r>
-        <w:rPr>
-          <w:rStyle w:val="OtherTok"/>
-        </w:rPr>
-        <w:t xml:space="preserve">&lt;-</w:t>
-      </w:r>
-      <w:r>
-        <w:rPr>
-          <w:rStyle w:val="NormalTok"/>
-        </w:rPr>
-        <w:t xml:space="preserve"> </w:t>
-      </w:r>
-      <w:r>
-        <w:rPr>
-          <w:rStyle w:val="FunctionTok"/>
-        </w:rPr>
-        <w:t xml:space="preserve">ggplot</w:t>
-      </w:r>
-      <w:r>
-        <w:rPr>
-          <w:rStyle w:val="NormalTok"/>
-        </w:rPr>
-        <w:t xml:space="preserve">(tree_df, </w:t>
-      </w:r>
-      <w:r>
-        <w:rPr>
-          <w:rStyle w:val="FunctionTok"/>
-        </w:rPr>
-        <w:t xml:space="preserve">aes</w:t>
-      </w:r>
-      <w:r>
-        <w:rPr>
-          <w:rStyle w:val="NormalTok"/>
-        </w:rPr>
-        <w:t xml:space="preserve">(</w:t>
-      </w:r>
-      <w:r>
-        <w:rPr>
-          <w:rStyle w:val="AttributeTok"/>
-        </w:rPr>
-        <w:t xml:space="preserve">x =</w:t>
-      </w:r>
-      <w:r>
-        <w:rPr>
-          <w:rStyle w:val="NormalTok"/>
-        </w:rPr>
-        <w:t xml:space="preserve"> shade, </w:t>
-      </w:r>
-      <w:r>
-        <w:rPr>
-          <w:rStyle w:val="AttributeTok"/>
-        </w:rPr>
-        <w:t xml:space="preserve">y =</w:t>
-      </w:r>
-      <w:r>
-        <w:rPr>
-          <w:rStyle w:val="NormalTok"/>
-        </w:rPr>
-        <w:t xml:space="preserve"> mass_g)) </w:t>
-      </w:r>
-      <w:r>
-        <w:rPr>
-          <w:rStyle w:val="SpecialCharTok"/>
-        </w:rPr>
-        <w:t xml:space="preserve">+</w:t>
-      </w:r>
-      <w:r>
-        <w:br/>
-      </w:r>
-      <w:r>
-        <w:rPr>
-          <w:rStyle w:val="NormalTok"/>
-        </w:rPr>
-        <w:t xml:space="preserve">  </w:t>
-      </w:r>
-      <w:r>
-        <w:rPr>
-          <w:rStyle w:val="FunctionTok"/>
-        </w:rPr>
-        <w:t xml:space="preserve">geom_boxplot</w:t>
-      </w:r>
-      <w:r>
-        <w:rPr>
-          <w:rStyle w:val="NormalTok"/>
-        </w:rPr>
-        <w:t xml:space="preserve">() </w:t>
-      </w:r>
-      <w:r>
-        <w:rPr>
-          <w:rStyle w:val="SpecialCharTok"/>
-        </w:rPr>
-        <w:t xml:space="preserve">+</w:t>
-      </w:r>
-      <w:r>
-        <w:br/>
-      </w:r>
-      <w:r>
-        <w:rPr>
-          <w:rStyle w:val="NormalTok"/>
-        </w:rPr>
-        <w:t xml:space="preserve">  </w:t>
-      </w:r>
-      <w:r>
-        <w:rPr>
-          <w:rStyle w:val="FunctionTok"/>
-        </w:rPr>
-        <w:t xml:space="preserve">geom_jitter</w:t>
-      </w:r>
-      <w:r>
-        <w:rPr>
-          <w:rStyle w:val="NormalTok"/>
-        </w:rPr>
-        <w:t xml:space="preserve">(</w:t>
-      </w:r>
-      <w:r>
-        <w:rPr>
-          <w:rStyle w:val="AttributeTok"/>
-        </w:rPr>
-        <w:t xml:space="preserve">width =</w:t>
-      </w:r>
-      <w:r>
-        <w:rPr>
-          <w:rStyle w:val="NormalTok"/>
-        </w:rPr>
-        <w:t xml:space="preserve"> </w:t>
-      </w:r>
-      <w:r>
-        <w:rPr>
-          <w:rStyle w:val="FloatTok"/>
-        </w:rPr>
-        <w:t xml:space="preserve">0.15</w:t>
-      </w:r>
-      <w:r>
-        <w:rPr>
-          <w:rStyle w:val="NormalTok"/>
-        </w:rPr>
-        <w:t xml:space="preserve">, </w:t>
-      </w:r>
-      <w:r>
-        <w:rPr>
-          <w:rStyle w:val="AttributeTok"/>
-        </w:rPr>
-        <w:t xml:space="preserve">alpha =</w:t>
-      </w:r>
-      <w:r>
-        <w:rPr>
-          <w:rStyle w:val="NormalTok"/>
-        </w:rPr>
-        <w:t xml:space="preserve"> </w:t>
-      </w:r>
-      <w:r>
-        <w:rPr>
-          <w:rStyle w:val="FloatTok"/>
-        </w:rPr>
-        <w:t xml:space="preserve">0.6</w:t>
-      </w:r>
-      <w:r>
-        <w:rPr>
-          <w:rStyle w:val="NormalTok"/>
-        </w:rPr>
-        <w:t xml:space="preserve">, </w:t>
-      </w:r>
-      <w:r>
-        <w:rPr>
-          <w:rStyle w:val="AttributeTok"/>
-        </w:rPr>
-        <w:t xml:space="preserve">color =</w:t>
-      </w:r>
-      <w:r>
-        <w:rPr>
-          <w:rStyle w:val="NormalTok"/>
-        </w:rPr>
-        <w:t xml:space="preserve"> </w:t>
-      </w:r>
-      <w:r>
-        <w:rPr>
-          <w:rStyle w:val="StringTok"/>
-        </w:rPr>
-        <w:t xml:space="preserve">"tomato"</w:t>
-      </w:r>
-      <w:r>
-        <w:rPr>
-          <w:rStyle w:val="NormalTok"/>
-        </w:rPr>
-        <w:t xml:space="preserve">) </w:t>
-      </w:r>
-      <w:r>
-        <w:rPr>
-          <w:rStyle w:val="SpecialCharTok"/>
-        </w:rPr>
-        <w:t xml:space="preserve">+</w:t>
-      </w:r>
-      <w:r>
-        <w:br/>
-      </w:r>
-      <w:r>
-        <w:rPr>
-          <w:rStyle w:val="NormalTok"/>
-        </w:rPr>
-        <w:t xml:space="preserve">  </w:t>
-      </w:r>
-      <w:r>
-        <w:rPr>
-          <w:rStyle w:val="FunctionTok"/>
-        </w:rPr>
-        <w:t xml:space="preserve">labs</w:t>
-      </w:r>
-      <w:r>
-        <w:rPr>
-          <w:rStyle w:val="NormalTok"/>
-        </w:rPr>
-        <w:t xml:space="preserve">(</w:t>
-      </w:r>
-      <w:r>
-        <w:rPr>
-          <w:rStyle w:val="AttributeTok"/>
-        </w:rPr>
-        <w:t xml:space="preserve">x     =</w:t>
-      </w:r>
-      <w:r>
-        <w:rPr>
-          <w:rStyle w:val="NormalTok"/>
-        </w:rPr>
-        <w:t xml:space="preserve"> </w:t>
-      </w:r>
-      <w:r>
-        <w:rPr>
-          <w:rStyle w:val="StringTok"/>
-        </w:rPr>
-        <w:t xml:space="preserve">"Side of tree"</w:t>
-      </w:r>
-      <w:r>
-        <w:rPr>
-          <w:rStyle w:val="NormalTok"/>
-        </w:rPr>
-        <w:t xml:space="preserve">,</w:t>
-      </w:r>
-      <w:r>
-        <w:br/>
-      </w:r>
-      <w:r>
-        <w:rPr>
-          <w:rStyle w:val="NormalTok"/>
-        </w:rPr>
-        <w:t xml:space="preserve">       </w:t>
-      </w:r>
-      <w:r>
-        <w:rPr>
-          <w:rStyle w:val="AttributeTok"/>
-        </w:rPr>
-        <w:t xml:space="preserve">y     =</w:t>
-      </w:r>
-      <w:r>
-        <w:rPr>
-          <w:rStyle w:val="NormalTok"/>
-        </w:rPr>
-        <w:t xml:space="preserve"> </w:t>
-      </w:r>
-      <w:r>
-        <w:rPr>
-          <w:rStyle w:val="StringTok"/>
-        </w:rPr>
-        <w:t xml:space="preserve">"Leaf mass (g)"</w:t>
-      </w:r>
-      <w:r>
-        <w:rPr>
-          <w:rStyle w:val="NormalTok"/>
-        </w:rPr>
-        <w:t xml:space="preserve">,</w:t>
-      </w:r>
-      <w:r>
-        <w:br/>
-      </w:r>
-      <w:r>
-        <w:rPr>
-          <w:rStyle w:val="NormalTok"/>
-        </w:rPr>
-        <w:t xml:space="preserve">       </w:t>
-      </w:r>
-      <w:r>
-        <w:rPr>
-          <w:rStyle w:val="AttributeTok"/>
-        </w:rPr>
-        <w:t xml:space="preserve">title =</w:t>
-      </w:r>
-      <w:r>
-        <w:rPr>
-          <w:rStyle w:val="NormalTok"/>
-        </w:rPr>
-        <w:t xml:space="preserve"> </w:t>
-      </w:r>
-      <w:r>
-        <w:rPr>
-          <w:rStyle w:val="StringTok"/>
-        </w:rPr>
-        <w:t xml:space="preserve">"Sunny vs. shady leaves"</w:t>
-      </w:r>
-      <w:r>
-        <w:rPr>
-          <w:rStyle w:val="NormalTok"/>
-        </w:rPr>
-        <w:t xml:space="preserve">)</w:t>
-      </w:r>
-      <w:r>
-        <w:br/>
-      </w:r>
-      <w:r>
-        <w:br/>
-      </w:r>
-      <w:r>
-        <w:rPr>
-          <w:rStyle w:val="FunctionTok"/>
-        </w:rPr>
-        <w:t xml:space="preserve">ggsave</w:t>
-      </w:r>
-      <w:r>
-        <w:rPr>
-          <w:rStyle w:val="NormalTok"/>
-        </w:rPr>
-        <w:t xml:space="preserve">(</w:t>
-      </w:r>
-      <w:r>
-        <w:rPr>
-          <w:rStyle w:val="StringTok"/>
-        </w:rPr>
-        <w:t xml:space="preserve">"figures/leaf_mass.png"</w:t>
-      </w:r>
-      <w:r>
-        <w:rPr>
-          <w:rStyle w:val="NormalTok"/>
-        </w:rPr>
-        <w:t xml:space="preserve">,</w:t>
-      </w:r>
-      <w:r>
-        <w:br/>
-      </w:r>
-      <w:r>
-        <w:rPr>
-          <w:rStyle w:val="NormalTok"/>
-        </w:rPr>
-        <w:t xml:space="preserve">       </w:t>
-      </w:r>
-      <w:r>
-        <w:rPr>
-          <w:rStyle w:val="AttributeTok"/>
-        </w:rPr>
-        <w:t xml:space="preserve">plot   =</w:t>
-      </w:r>
-      <w:r>
-        <w:rPr>
-          <w:rStyle w:val="NormalTok"/>
-        </w:rPr>
-        <w:t xml:space="preserve"> mass_plot,</w:t>
-      </w:r>
-      <w:r>
-        <w:br/>
-      </w:r>
-      <w:r>
-        <w:rPr>
-          <w:rStyle w:val="NormalTok"/>
-        </w:rPr>
-        <w:t xml:space="preserve">       </w:t>
-      </w:r>
-      <w:r>
-        <w:rPr>
-          <w:rStyle w:val="AttributeTok"/>
-        </w:rPr>
-        <w:t xml:space="preserve">width  =</w:t>
-      </w:r>
-      <w:r>
-        <w:rPr>
-          <w:rStyle w:val="NormalTok"/>
-        </w:rPr>
-        <w:t xml:space="preserve"> </w:t>
-      </w:r>
-      <w:r>
-        <w:rPr>
-          <w:rStyle w:val="DecValTok"/>
-        </w:rPr>
-        <w:t xml:space="preserve">6</w:t>
-      </w:r>
-      <w:r>
-        <w:rPr>
-          <w:rStyle w:val="NormalTok"/>
-        </w:rPr>
-        <w:t xml:space="preserve">,</w:t>
-      </w:r>
-      <w:r>
-        <w:br/>
-      </w:r>
-      <w:r>
-        <w:rPr>
-          <w:rStyle w:val="NormalTok"/>
-        </w:rPr>
-        <w:t xml:space="preserve">       </w:t>
-      </w:r>
-      <w:r>
-        <w:rPr>
-          <w:rStyle w:val="AttributeTok"/>
-        </w:rPr>
-        <w:t xml:space="preserve">height =</w:t>
-      </w:r>
-      <w:r>
-        <w:rPr>
-          <w:rStyle w:val="NormalTok"/>
-        </w:rPr>
-        <w:t xml:space="preserve"> </w:t>
-      </w:r>
-      <w:r>
-        <w:rPr>
-          <w:rStyle w:val="DecValTok"/>
-        </w:rPr>
-        <w:t xml:space="preserve">6</w:t>
-      </w:r>
-      <w:r>
-        <w:rPr>
-          <w:rStyle w:val="NormalTok"/>
-        </w:rPr>
-        <w:t xml:space="preserve">,</w:t>
-      </w:r>
-      <w:r>
-        <w:br/>
-      </w:r>
-      <w:r>
-        <w:rPr>
-          <w:rStyle w:val="NormalTok"/>
-        </w:rPr>
-        <w:t xml:space="preserve">       </w:t>
-      </w:r>
-      <w:r>
-        <w:rPr>
-          <w:rStyle w:val="AttributeTok"/>
-        </w:rPr>
-        <w:t xml:space="preserve">units  =</w:t>
-      </w:r>
-      <w:r>
-        <w:rPr>
-          <w:rStyle w:val="NormalTok"/>
-        </w:rPr>
-        <w:t xml:space="preserve"> </w:t>
-      </w:r>
-      <w:r>
-        <w:rPr>
-          <w:rStyle w:val="StringTok"/>
-        </w:rPr>
-        <w:t xml:space="preserve">"in"</w:t>
-      </w:r>
-      <w:r>
-        <w:rPr>
-          <w:rStyle w:val="NormalTok"/>
-        </w:rPr>
-        <w:t xml:space="preserve">,</w:t>
-      </w:r>
-      <w:r>
-        <w:br/>
-      </w:r>
-      <w:r>
-        <w:rPr>
-          <w:rStyle w:val="NormalTok"/>
-        </w:rPr>
-        <w:t xml:space="preserve">       </w:t>
-      </w:r>
-      <w:r>
-        <w:rPr>
-          <w:rStyle w:val="AttributeTok"/>
-        </w:rPr>
-        <w:t xml:space="preserve">dpi    =</w:t>
-      </w:r>
-      <w:r>
-        <w:rPr>
-          <w:rStyle w:val="NormalTok"/>
-        </w:rPr>
-        <w:t xml:space="preserve"> </w:t>
-      </w:r>
-      <w:r>
-        <w:rPr>
-          <w:rStyle w:val="DecValTok"/>
-        </w:rPr>
-        <w:t xml:space="preserve">300</w:t>
-      </w:r>
-      <w:r>
-        <w:rPr>
-          <w:rStyle w:val="NormalTok"/>
-        </w:rPr>
-        <w:t xml:space="preserve">)</w:t>
-      </w:r>
-    </w:p>
-    <w:p>
-      <w:pPr>
-        <w:pStyle w:val="FirstParagraph"/>
-      </w:pPr>
-      <w:r>
-        <w:t xml:space="preserve">Check your</w:t>
-      </w:r>
-      <w:r>
-        <w:t xml:space="preserve"> </w:t>
-      </w:r>
-      <w:r>
-        <w:rPr>
-          <w:rStyle w:val="VerbatimChar"/>
-        </w:rPr>
-        <w:t xml:space="preserve">figures/</w:t>
-      </w:r>
-      <w:r>
-        <w:t xml:space="preserve"> </w:t>
-      </w:r>
-      <w:r>
-        <w:t xml:space="preserve">folder — the PNG should be there.</w:t>
-      </w:r>
-    </w:p>
-    <w:p>
-      <w:pPr>
-        <w:pStyle w:val="BlockText"/>
-      </w:pPr>
-      <w:r>
-        <w:t xml:space="preserve">⚠️</w:t>
-      </w:r>
-      <w:r>
-        <w:t xml:space="preserve"> </w:t>
-      </w:r>
-      <w:r>
-        <w:rPr>
-          <w:b/>
-          <w:bCs/>
-        </w:rPr>
-        <w:t xml:space="preserve">Watch out!</w:t>
-      </w:r>
-      <w:r>
-        <w:t xml:space="preserve"> </w:t>
-      </w:r>
-      <w:r>
-        <w:rPr>
-          <w:rStyle w:val="VerbatimChar"/>
-        </w:rPr>
-        <w:t xml:space="preserve">ggsave()</w:t>
-      </w:r>
-      <w:r>
-        <w:t xml:space="preserve"> </w:t>
-      </w:r>
-      <w:r>
-        <w:t xml:space="preserve">wants the</w:t>
-      </w:r>
-      <w:r>
-        <w:t xml:space="preserve"> </w:t>
-      </w:r>
-      <w:r>
-        <w:rPr>
-          <w:b/>
-          <w:bCs/>
-        </w:rPr>
-        <w:t xml:space="preserve">filename first</w:t>
-      </w:r>
-      <w:r>
-        <w:t xml:space="preserve">, then</w:t>
-      </w:r>
-      <w:r>
-        <w:t xml:space="preserve"> </w:t>
-      </w:r>
-      <w:r>
-        <w:rPr>
-          <w:rStyle w:val="VerbatimChar"/>
-        </w:rPr>
-        <w:t xml:space="preserve">plot =</w:t>
-      </w:r>
-      <w:r>
-        <w:t xml:space="preserve">. Mixing that order is the classic first-save mistake.</w:t>
-      </w:r>
-    </w:p>
-    <w:p>
-      <w:r>
-        <w:pict>
-          <v:rect style="width:0;height:1.5pt" o:hralign="center" o:hrstd="t" o:hr="t"/>
-        </w:pict>
-      </w:r>
-    </w:p>
-    <w:bookmarkEnd w:id="42"/>
-    <w:bookmarkEnd w:id="43"/>
-    <w:bookmarkStart w:id="44" w:name="part-9-review-and-checkpoint"/>
-    <w:p>
-      <w:pPr>
-        <w:pStyle w:val="Heading1"/>
-      </w:pPr>
-      <w:r>
-        <w:t xml:space="preserve">Part 9 · Review and checkpoint</w:t>
-      </w:r>
-    </w:p>
-    <w:p>
-      <w:pPr>
-        <w:pStyle w:val="FirstParagraph"/>
-      </w:pPr>
-      <w:r>
-        <w:t xml:space="preserve">At this point you can:</w:t>
-      </w:r>
-    </w:p>
-    <w:p>
-      <w:pPr>
-        <w:pStyle w:val="Compact"/>
-        <w:numPr>
-          <w:ilvl w:val="0"/>
-          <w:numId w:val="1010"/>
-        </w:numPr>
-      </w:pPr>
-      <w:r>
-        <w:t xml:space="preserve">Set up R and Positron and orient yourself in the four panes</w:t>
       </w:r>
     </w:p>
     <w:p>
@@ -7066,33 +5960,1121 @@
         </w:numPr>
       </w:pPr>
       <w:r>
-        <w:t xml:space="preserve">Build a project folder with</w:t>
-      </w:r>
-      <w:r>
-        <w:t xml:space="preserve"> </w:t>
-      </w:r>
-      <w:r>
-        <w:rPr>
-          <w:rStyle w:val="VerbatimChar"/>
-        </w:rPr>
-        <w:t xml:space="preserve">data/</w:t>
-      </w:r>
-      <w:r>
+        <w:rPr>
+          <w:rStyle w:val="VerbatimChar"/>
+        </w:rPr>
+        <w:t xml:space="preserve">ggplot(data, aes(...))</w:t>
+      </w:r>
+      <w:r>
+        <w:t xml:space="preserve"> </w:t>
+      </w:r>
+      <w:r>
+        <w:t xml:space="preserve">— which data frame, which columns map to x and y</w:t>
+      </w:r>
+    </w:p>
+    <w:p>
+      <w:pPr>
+        <w:pStyle w:val="Compact"/>
+        <w:numPr>
+          <w:ilvl w:val="0"/>
+          <w:numId w:val="1011"/>
+        </w:numPr>
+      </w:pPr>
+      <w:r>
+        <w:rPr>
+          <w:rStyle w:val="VerbatimChar"/>
+        </w:rPr>
+        <w:t xml:space="preserve">geom_*()</w:t>
+      </w:r>
+      <w:r>
+        <w:t xml:space="preserve"> </w:t>
+      </w:r>
+      <w:r>
+        <w:t xml:space="preserve">— the shape to draw (points, boxes, bars, …)</w:t>
+      </w:r>
+    </w:p>
+    <w:p>
+      <w:pPr>
+        <w:pStyle w:val="Compact"/>
+        <w:numPr>
+          <w:ilvl w:val="0"/>
+          <w:numId w:val="1011"/>
+        </w:numPr>
+      </w:pPr>
+      <w:r>
+        <w:rPr>
+          <w:rStyle w:val="VerbatimChar"/>
+        </w:rPr>
+        <w:t xml:space="preserve">labs()</w:t>
+      </w:r>
+      <w:r>
+        <w:t xml:space="preserve"> </w:t>
+      </w:r>
+      <w:r>
+        <w:t xml:space="preserve">— axis labels and title</w:t>
+      </w:r>
+    </w:p>
+    <w:p>
+      <w:pPr>
+        <w:pStyle w:val="FirstParagraph"/>
+      </w:pPr>
+      <w:r>
+        <w:rPr>
+          <w:b/>
+          <w:bCs/>
+        </w:rPr>
+        <w:t xml:space="preserve">▶ Run this in your Script — the simplest possible plot:</w:t>
+      </w:r>
+    </w:p>
+    <w:p>
+      <w:pPr>
+        <w:pStyle w:val="SourceCode"/>
+      </w:pPr>
+      <w:r>
+        <w:rPr>
+          <w:rStyle w:val="CommentTok"/>
+        </w:rPr>
+        <w:t xml:space="preserve"># leaf mass by shade, one point per leaf</w:t>
+      </w:r>
+      <w:r>
+        <w:br/>
+      </w:r>
+      <w:r>
+        <w:rPr>
+          <w:rStyle w:val="FunctionTok"/>
+        </w:rPr>
+        <w:t xml:space="preserve">ggplot</w:t>
+      </w:r>
+      <w:r>
+        <w:rPr>
+          <w:rStyle w:val="NormalTok"/>
+        </w:rPr>
+        <w:t xml:space="preserve">(leaf_df, </w:t>
+      </w:r>
+      <w:r>
+        <w:rPr>
+          <w:rStyle w:val="FunctionTok"/>
+        </w:rPr>
+        <w:t xml:space="preserve">aes</w:t>
+      </w:r>
+      <w:r>
+        <w:rPr>
+          <w:rStyle w:val="NormalTok"/>
+        </w:rPr>
+        <w:t xml:space="preserve">(</w:t>
+      </w:r>
+      <w:r>
+        <w:rPr>
+          <w:rStyle w:val="AttributeTok"/>
+        </w:rPr>
+        <w:t xml:space="preserve">x =</w:t>
+      </w:r>
+      <w:r>
+        <w:rPr>
+          <w:rStyle w:val="NormalTok"/>
+        </w:rPr>
+        <w:t xml:space="preserve"> shade, </w:t>
+      </w:r>
+      <w:r>
+        <w:rPr>
+          <w:rStyle w:val="AttributeTok"/>
+        </w:rPr>
+        <w:t xml:space="preserve">y =</w:t>
+      </w:r>
+      <w:r>
+        <w:rPr>
+          <w:rStyle w:val="NormalTok"/>
+        </w:rPr>
+        <w:t xml:space="preserve"> mass_g)) </w:t>
+      </w:r>
+      <w:r>
+        <w:rPr>
+          <w:rStyle w:val="SpecialCharTok"/>
+        </w:rPr>
+        <w:t xml:space="preserve">+</w:t>
+      </w:r>
+      <w:r>
+        <w:br/>
+      </w:r>
+      <w:r>
+        <w:rPr>
+          <w:rStyle w:val="NormalTok"/>
+        </w:rPr>
+        <w:t xml:space="preserve">  </w:t>
+      </w:r>
+      <w:r>
+        <w:rPr>
+          <w:rStyle w:val="FunctionTok"/>
+        </w:rPr>
+        <w:t xml:space="preserve">geom_point</w:t>
+      </w:r>
+      <w:r>
+        <w:rPr>
+          <w:rStyle w:val="NormalTok"/>
+        </w:rPr>
+        <w:t xml:space="preserve">()</w:t>
+      </w:r>
+    </w:p>
+    <w:p>
+      <w:pPr>
+        <w:pStyle w:val="BlockText"/>
+      </w:pPr>
+      <w:r>
+        <w:t xml:space="preserve">⚠️</w:t>
+      </w:r>
+      <w:r>
+        <w:t xml:space="preserve"> </w:t>
+      </w:r>
+      <w:r>
+        <w:rPr>
+          <w:b/>
+          <w:bCs/>
+        </w:rPr>
+        <w:t xml:space="preserve">Watch out!</w:t>
+      </w:r>
+      <w:r>
+        <w:t xml:space="preserve"> </w:t>
+      </w:r>
+      <w:r>
+        <w:t xml:space="preserve">The</w:t>
+      </w:r>
+      <w:r>
+        <w:t xml:space="preserve"> </w:t>
+      </w:r>
+      <w:r>
+        <w:rPr>
+          <w:rStyle w:val="VerbatimChar"/>
+        </w:rPr>
+        <w:t xml:space="preserve">+</w:t>
+      </w:r>
+      <w:r>
+        <w:t xml:space="preserve"> </w:t>
+      </w:r>
+      <w:r>
+        <w:t xml:space="preserve">must sit at the</w:t>
+      </w:r>
+      <w:r>
+        <w:t xml:space="preserve"> </w:t>
+      </w:r>
+      <w:r>
+        <w:rPr>
+          <w:b/>
+          <w:bCs/>
+        </w:rPr>
+        <w:t xml:space="preserve">end</w:t>
+      </w:r>
+      <w:r>
+        <w:t xml:space="preserve"> </w:t>
+      </w:r>
+      <w:r>
+        <w:t xml:space="preserve">of a line, never the start.</w:t>
+      </w:r>
+    </w:p>
+    <w:p>
+      <w:r>
+        <w:pict>
+          <v:rect style="width:0;height:1.5pt" o:hralign="center" o:hrstd="t" o:hr="t"/>
+        </w:pict>
+      </w:r>
+    </w:p>
+    <w:bookmarkEnd w:id="45"/>
+    <w:bookmarkStart w:id="46" w:name="improve-it-one-layer-at-a-time"/>
+    <w:p>
+      <w:pPr>
+        <w:pStyle w:val="Heading3"/>
+      </w:pPr>
+      <w:r>
+        <w:t xml:space="preserve">Improve it one layer at a time</w:t>
+      </w:r>
+    </w:p>
+    <w:p>
+      <w:pPr>
+        <w:pStyle w:val="FirstParagraph"/>
+      </w:pPr>
+      <w:r>
+        <w:rPr>
+          <w:b/>
+          <w:bCs/>
+        </w:rPr>
+        <w:t xml:space="preserve">▶ Run this in your Script:</w:t>
+      </w:r>
+    </w:p>
+    <w:p>
+      <w:pPr>
+        <w:pStyle w:val="SourceCode"/>
+      </w:pPr>
+      <w:r>
+        <w:rPr>
+          <w:rStyle w:val="CommentTok"/>
+        </w:rPr>
+        <w:t xml:space="preserve"># boxplot + raw points + axis labels</w:t>
+      </w:r>
+      <w:r>
+        <w:br/>
+      </w:r>
+      <w:r>
+        <w:rPr>
+          <w:rStyle w:val="FunctionTok"/>
+        </w:rPr>
+        <w:t xml:space="preserve">ggplot</w:t>
+      </w:r>
+      <w:r>
+        <w:rPr>
+          <w:rStyle w:val="NormalTok"/>
+        </w:rPr>
+        <w:t xml:space="preserve">(leaf_df, </w:t>
+      </w:r>
+      <w:r>
+        <w:rPr>
+          <w:rStyle w:val="FunctionTok"/>
+        </w:rPr>
+        <w:t xml:space="preserve">aes</w:t>
+      </w:r>
+      <w:r>
+        <w:rPr>
+          <w:rStyle w:val="NormalTok"/>
+        </w:rPr>
+        <w:t xml:space="preserve">(</w:t>
+      </w:r>
+      <w:r>
+        <w:rPr>
+          <w:rStyle w:val="AttributeTok"/>
+        </w:rPr>
+        <w:t xml:space="preserve">x =</w:t>
+      </w:r>
+      <w:r>
+        <w:rPr>
+          <w:rStyle w:val="NormalTok"/>
+        </w:rPr>
+        <w:t xml:space="preserve"> shade, </w:t>
+      </w:r>
+      <w:r>
+        <w:rPr>
+          <w:rStyle w:val="AttributeTok"/>
+        </w:rPr>
+        <w:t xml:space="preserve">y =</w:t>
+      </w:r>
+      <w:r>
+        <w:rPr>
+          <w:rStyle w:val="NormalTok"/>
+        </w:rPr>
+        <w:t xml:space="preserve"> mass_g)) </w:t>
+      </w:r>
+      <w:r>
+        <w:rPr>
+          <w:rStyle w:val="SpecialCharTok"/>
+        </w:rPr>
+        <w:t xml:space="preserve">+</w:t>
+      </w:r>
+      <w:r>
+        <w:br/>
+      </w:r>
+      <w:r>
+        <w:rPr>
+          <w:rStyle w:val="NormalTok"/>
+        </w:rPr>
+        <w:t xml:space="preserve">  </w:t>
+      </w:r>
+      <w:r>
+        <w:rPr>
+          <w:rStyle w:val="FunctionTok"/>
+        </w:rPr>
+        <w:t xml:space="preserve">geom_boxplot</w:t>
+      </w:r>
+      <w:r>
+        <w:rPr>
+          <w:rStyle w:val="NormalTok"/>
+        </w:rPr>
+        <w:t xml:space="preserve">() </w:t>
+      </w:r>
+      <w:r>
+        <w:rPr>
+          <w:rStyle w:val="SpecialCharTok"/>
+        </w:rPr>
+        <w:t xml:space="preserve">+</w:t>
+      </w:r>
+      <w:r>
+        <w:br/>
+      </w:r>
+      <w:r>
+        <w:rPr>
+          <w:rStyle w:val="NormalTok"/>
+        </w:rPr>
+        <w:t xml:space="preserve">  </w:t>
+      </w:r>
+      <w:r>
+        <w:rPr>
+          <w:rStyle w:val="FunctionTok"/>
+        </w:rPr>
+        <w:t xml:space="preserve">geom_jitter</w:t>
+      </w:r>
+      <w:r>
+        <w:rPr>
+          <w:rStyle w:val="NormalTok"/>
+        </w:rPr>
+        <w:t xml:space="preserve">(</w:t>
+      </w:r>
+      <w:r>
+        <w:rPr>
+          <w:rStyle w:val="AttributeTok"/>
+        </w:rPr>
+        <w:t xml:space="preserve">width =</w:t>
+      </w:r>
+      <w:r>
+        <w:rPr>
+          <w:rStyle w:val="NormalTok"/>
+        </w:rPr>
+        <w:t xml:space="preserve"> </w:t>
+      </w:r>
+      <w:r>
+        <w:rPr>
+          <w:rStyle w:val="FloatTok"/>
+        </w:rPr>
+        <w:t xml:space="preserve">0.15</w:t>
+      </w:r>
+      <w:r>
+        <w:rPr>
+          <w:rStyle w:val="NormalTok"/>
+        </w:rPr>
+        <w:t xml:space="preserve">, </w:t>
+      </w:r>
+      <w:r>
+        <w:rPr>
+          <w:rStyle w:val="AttributeTok"/>
+        </w:rPr>
+        <w:t xml:space="preserve">color =</w:t>
+      </w:r>
+      <w:r>
+        <w:rPr>
+          <w:rStyle w:val="NormalTok"/>
+        </w:rPr>
+        <w:t xml:space="preserve"> </w:t>
+      </w:r>
+      <w:r>
+        <w:rPr>
+          <w:rStyle w:val="StringTok"/>
+        </w:rPr>
+        <w:t xml:space="preserve">"tomato"</w:t>
+      </w:r>
+      <w:r>
+        <w:rPr>
+          <w:rStyle w:val="NormalTok"/>
+        </w:rPr>
+        <w:t xml:space="preserve">) </w:t>
+      </w:r>
+      <w:r>
+        <w:rPr>
+          <w:rStyle w:val="SpecialCharTok"/>
+        </w:rPr>
+        <w:t xml:space="preserve">+</w:t>
+      </w:r>
+      <w:r>
+        <w:br/>
+      </w:r>
+      <w:r>
+        <w:rPr>
+          <w:rStyle w:val="NormalTok"/>
+        </w:rPr>
+        <w:t xml:space="preserve">  </w:t>
+      </w:r>
+      <w:r>
+        <w:rPr>
+          <w:rStyle w:val="FunctionTok"/>
+        </w:rPr>
+        <w:t xml:space="preserve">labs</w:t>
+      </w:r>
+      <w:r>
+        <w:rPr>
+          <w:rStyle w:val="NormalTok"/>
+        </w:rPr>
+        <w:t xml:space="preserve">(</w:t>
+      </w:r>
+      <w:r>
+        <w:rPr>
+          <w:rStyle w:val="AttributeTok"/>
+        </w:rPr>
+        <w:t xml:space="preserve">x =</w:t>
+      </w:r>
+      <w:r>
+        <w:rPr>
+          <w:rStyle w:val="NormalTok"/>
+        </w:rPr>
+        <w:t xml:space="preserve"> </w:t>
+      </w:r>
+      <w:r>
+        <w:rPr>
+          <w:rStyle w:val="StringTok"/>
+        </w:rPr>
+        <w:t xml:space="preserve">"Side of tree"</w:t>
+      </w:r>
+      <w:r>
+        <w:rPr>
+          <w:rStyle w:val="NormalTok"/>
+        </w:rPr>
         <w:t xml:space="preserve">,</w:t>
       </w:r>
       <w:r>
-        <w:t xml:space="preserve"> </w:t>
-      </w:r>
-      <w:r>
-        <w:rPr>
-          <w:rStyle w:val="VerbatimChar"/>
-        </w:rPr>
-        <w:t xml:space="preserve">scripts/</w:t>
-      </w:r>
-      <w:r>
+        <w:br/>
+      </w:r>
+      <w:r>
+        <w:rPr>
+          <w:rStyle w:val="NormalTok"/>
+        </w:rPr>
+        <w:t xml:space="preserve">       </w:t>
+      </w:r>
+      <w:r>
+        <w:rPr>
+          <w:rStyle w:val="AttributeTok"/>
+        </w:rPr>
+        <w:t xml:space="preserve">y =</w:t>
+      </w:r>
+      <w:r>
+        <w:rPr>
+          <w:rStyle w:val="NormalTok"/>
+        </w:rPr>
+        <w:t xml:space="preserve"> </w:t>
+      </w:r>
+      <w:r>
+        <w:rPr>
+          <w:rStyle w:val="StringTok"/>
+        </w:rPr>
+        <w:t xml:space="preserve">"Leaf mass (g)"</w:t>
+      </w:r>
+      <w:r>
+        <w:rPr>
+          <w:rStyle w:val="NormalTok"/>
+        </w:rPr>
+        <w:t xml:space="preserve">)</w:t>
+      </w:r>
+    </w:p>
+    <w:p>
+      <w:pPr>
+        <w:pStyle w:val="FirstParagraph"/>
+      </w:pPr>
+      <w:r>
+        <w:t xml:space="preserve">✏️</w:t>
+      </w:r>
+      <w:r>
+        <w:t xml:space="preserve"> </w:t>
+      </w:r>
+      <w:r>
+        <w:rPr>
+          <w:b/>
+          <w:bCs/>
+        </w:rPr>
+        <w:t xml:space="preserve">Your turn — in your script:</w:t>
+      </w:r>
+      <w:r>
+        <w:t xml:space="preserve"> </w:t>
+      </w:r>
+      <w:r>
+        <w:t xml:space="preserve">Make the same plot for</w:t>
+      </w:r>
+      <w:r>
+        <w:t xml:space="preserve"> </w:t>
+      </w:r>
+      <w:r>
+        <w:rPr>
+          <w:rStyle w:val="VerbatimChar"/>
+        </w:rPr>
+        <w:t xml:space="preserve">thickness_mm</w:t>
+      </w:r>
+      <w:r>
+        <w:t xml:space="preserve"> </w:t>
+      </w:r>
+      <w:r>
+        <w:t xml:space="preserve">instead of</w:t>
+      </w:r>
+      <w:r>
+        <w:t xml:space="preserve"> </w:t>
+      </w:r>
+      <w:r>
+        <w:rPr>
+          <w:rStyle w:val="VerbatimChar"/>
+        </w:rPr>
+        <w:t xml:space="preserve">mass_g</w:t>
+      </w:r>
+      <w:r>
+        <w:t xml:space="preserve">.</w:t>
+      </w:r>
+    </w:p>
+    <w:p>
+      <w:pPr>
+        <w:pStyle w:val="SourceCode"/>
+      </w:pPr>
+      <w:r>
+        <w:rPr>
+          <w:rStyle w:val="VerbatimChar"/>
+        </w:rPr>
+        <w:t xml:space="preserve">Do sunny or shady leaves tend to be thicker?</w:t>
+      </w:r>
+    </w:p>
+    <w:p>
+      <w:r>
+        <w:pict>
+          <v:rect style="width:0;height:1.5pt" o:hralign="center" o:hrstd="t" o:hr="t"/>
+        </w:pict>
+      </w:r>
+    </w:p>
+    <w:bookmarkEnd w:id="46"/>
+    <w:bookmarkStart w:id="47" w:name="save-your-plot"/>
+    <w:p>
+      <w:pPr>
+        <w:pStyle w:val="Heading3"/>
+      </w:pPr>
+      <w:r>
+        <w:t xml:space="preserve">Save your plot</w:t>
+      </w:r>
+    </w:p>
+    <w:p>
+      <w:pPr>
+        <w:pStyle w:val="FirstParagraph"/>
+      </w:pPr>
+      <w:r>
+        <w:t xml:space="preserve">Store the plot in an object, then save it to your</w:t>
+      </w:r>
+      <w:r>
+        <w:t xml:space="preserve"> </w:t>
+      </w:r>
+      <w:r>
+        <w:rPr>
+          <w:rStyle w:val="VerbatimChar"/>
+        </w:rPr>
+        <w:t xml:space="preserve">figures/</w:t>
+      </w:r>
+      <w:r>
+        <w:t xml:space="preserve"> </w:t>
+      </w:r>
+      <w:r>
+        <w:t xml:space="preserve">folder.</w:t>
+      </w:r>
+    </w:p>
+    <w:p>
+      <w:pPr>
+        <w:pStyle w:val="BodyText"/>
+      </w:pPr>
+      <w:r>
+        <w:rPr>
+          <w:b/>
+          <w:bCs/>
+        </w:rPr>
+        <w:t xml:space="preserve">▶ Run this in your Script:</w:t>
+      </w:r>
+    </w:p>
+    <w:p>
+      <w:pPr>
+        <w:pStyle w:val="SourceCode"/>
+      </w:pPr>
+      <w:r>
+        <w:rPr>
+          <w:rStyle w:val="CommentTok"/>
+        </w:rPr>
+        <w:t xml:space="preserve"># build the plot, store it, then write it to figures/ at print resolution</w:t>
+      </w:r>
+      <w:r>
+        <w:br/>
+      </w:r>
+      <w:r>
+        <w:rPr>
+          <w:rStyle w:val="NormalTok"/>
+        </w:rPr>
+        <w:t xml:space="preserve">mass_plot </w:t>
+      </w:r>
+      <w:r>
+        <w:rPr>
+          <w:rStyle w:val="OtherTok"/>
+        </w:rPr>
+        <w:t xml:space="preserve">&lt;-</w:t>
+      </w:r>
+      <w:r>
+        <w:rPr>
+          <w:rStyle w:val="NormalTok"/>
+        </w:rPr>
+        <w:t xml:space="preserve"> </w:t>
+      </w:r>
+      <w:r>
+        <w:rPr>
+          <w:rStyle w:val="FunctionTok"/>
+        </w:rPr>
+        <w:t xml:space="preserve">ggplot</w:t>
+      </w:r>
+      <w:r>
+        <w:rPr>
+          <w:rStyle w:val="NormalTok"/>
+        </w:rPr>
+        <w:t xml:space="preserve">(leaf_df, </w:t>
+      </w:r>
+      <w:r>
+        <w:rPr>
+          <w:rStyle w:val="FunctionTok"/>
+        </w:rPr>
+        <w:t xml:space="preserve">aes</w:t>
+      </w:r>
+      <w:r>
+        <w:rPr>
+          <w:rStyle w:val="NormalTok"/>
+        </w:rPr>
+        <w:t xml:space="preserve">(</w:t>
+      </w:r>
+      <w:r>
+        <w:rPr>
+          <w:rStyle w:val="AttributeTok"/>
+        </w:rPr>
+        <w:t xml:space="preserve">x =</w:t>
+      </w:r>
+      <w:r>
+        <w:rPr>
+          <w:rStyle w:val="NormalTok"/>
+        </w:rPr>
+        <w:t xml:space="preserve"> shade, </w:t>
+      </w:r>
+      <w:r>
+        <w:rPr>
+          <w:rStyle w:val="AttributeTok"/>
+        </w:rPr>
+        <w:t xml:space="preserve">y =</w:t>
+      </w:r>
+      <w:r>
+        <w:rPr>
+          <w:rStyle w:val="NormalTok"/>
+        </w:rPr>
+        <w:t xml:space="preserve"> mass_g)) </w:t>
+      </w:r>
+      <w:r>
+        <w:rPr>
+          <w:rStyle w:val="SpecialCharTok"/>
+        </w:rPr>
+        <w:t xml:space="preserve">+</w:t>
+      </w:r>
+      <w:r>
+        <w:br/>
+      </w:r>
+      <w:r>
+        <w:rPr>
+          <w:rStyle w:val="NormalTok"/>
+        </w:rPr>
+        <w:t xml:space="preserve">  </w:t>
+      </w:r>
+      <w:r>
+        <w:rPr>
+          <w:rStyle w:val="FunctionTok"/>
+        </w:rPr>
+        <w:t xml:space="preserve">geom_boxplot</w:t>
+      </w:r>
+      <w:r>
+        <w:rPr>
+          <w:rStyle w:val="NormalTok"/>
+        </w:rPr>
+        <w:t xml:space="preserve">() </w:t>
+      </w:r>
+      <w:r>
+        <w:rPr>
+          <w:rStyle w:val="SpecialCharTok"/>
+        </w:rPr>
+        <w:t xml:space="preserve">+</w:t>
+      </w:r>
+      <w:r>
+        <w:br/>
+      </w:r>
+      <w:r>
+        <w:rPr>
+          <w:rStyle w:val="NormalTok"/>
+        </w:rPr>
+        <w:t xml:space="preserve">  </w:t>
+      </w:r>
+      <w:r>
+        <w:rPr>
+          <w:rStyle w:val="FunctionTok"/>
+        </w:rPr>
+        <w:t xml:space="preserve">geom_jitter</w:t>
+      </w:r>
+      <w:r>
+        <w:rPr>
+          <w:rStyle w:val="NormalTok"/>
+        </w:rPr>
+        <w:t xml:space="preserve">(</w:t>
+      </w:r>
+      <w:r>
+        <w:rPr>
+          <w:rStyle w:val="AttributeTok"/>
+        </w:rPr>
+        <w:t xml:space="preserve">width =</w:t>
+      </w:r>
+      <w:r>
+        <w:rPr>
+          <w:rStyle w:val="NormalTok"/>
+        </w:rPr>
+        <w:t xml:space="preserve"> </w:t>
+      </w:r>
+      <w:r>
+        <w:rPr>
+          <w:rStyle w:val="FloatTok"/>
+        </w:rPr>
+        <w:t xml:space="preserve">0.15</w:t>
+      </w:r>
+      <w:r>
+        <w:rPr>
+          <w:rStyle w:val="NormalTok"/>
+        </w:rPr>
+        <w:t xml:space="preserve">, </w:t>
+      </w:r>
+      <w:r>
+        <w:rPr>
+          <w:rStyle w:val="AttributeTok"/>
+        </w:rPr>
+        <w:t xml:space="preserve">alpha =</w:t>
+      </w:r>
+      <w:r>
+        <w:rPr>
+          <w:rStyle w:val="NormalTok"/>
+        </w:rPr>
+        <w:t xml:space="preserve"> </w:t>
+      </w:r>
+      <w:r>
+        <w:rPr>
+          <w:rStyle w:val="FloatTok"/>
+        </w:rPr>
+        <w:t xml:space="preserve">0.6</w:t>
+      </w:r>
+      <w:r>
+        <w:rPr>
+          <w:rStyle w:val="NormalTok"/>
+        </w:rPr>
+        <w:t xml:space="preserve">, </w:t>
+      </w:r>
+      <w:r>
+        <w:rPr>
+          <w:rStyle w:val="AttributeTok"/>
+        </w:rPr>
+        <w:t xml:space="preserve">color =</w:t>
+      </w:r>
+      <w:r>
+        <w:rPr>
+          <w:rStyle w:val="NormalTok"/>
+        </w:rPr>
+        <w:t xml:space="preserve"> </w:t>
+      </w:r>
+      <w:r>
+        <w:rPr>
+          <w:rStyle w:val="StringTok"/>
+        </w:rPr>
+        <w:t xml:space="preserve">"tomato"</w:t>
+      </w:r>
+      <w:r>
+        <w:rPr>
+          <w:rStyle w:val="NormalTok"/>
+        </w:rPr>
+        <w:t xml:space="preserve">) </w:t>
+      </w:r>
+      <w:r>
+        <w:rPr>
+          <w:rStyle w:val="SpecialCharTok"/>
+        </w:rPr>
+        <w:t xml:space="preserve">+</w:t>
+      </w:r>
+      <w:r>
+        <w:br/>
+      </w:r>
+      <w:r>
+        <w:rPr>
+          <w:rStyle w:val="NormalTok"/>
+        </w:rPr>
+        <w:t xml:space="preserve">  </w:t>
+      </w:r>
+      <w:r>
+        <w:rPr>
+          <w:rStyle w:val="FunctionTok"/>
+        </w:rPr>
+        <w:t xml:space="preserve">labs</w:t>
+      </w:r>
+      <w:r>
+        <w:rPr>
+          <w:rStyle w:val="NormalTok"/>
+        </w:rPr>
+        <w:t xml:space="preserve">(</w:t>
+      </w:r>
+      <w:r>
+        <w:rPr>
+          <w:rStyle w:val="AttributeTok"/>
+        </w:rPr>
+        <w:t xml:space="preserve">x =</w:t>
+      </w:r>
+      <w:r>
+        <w:rPr>
+          <w:rStyle w:val="NormalTok"/>
+        </w:rPr>
+        <w:t xml:space="preserve"> </w:t>
+      </w:r>
+      <w:r>
+        <w:rPr>
+          <w:rStyle w:val="StringTok"/>
+        </w:rPr>
+        <w:t xml:space="preserve">"Side of tree"</w:t>
+      </w:r>
+      <w:r>
+        <w:rPr>
+          <w:rStyle w:val="NormalTok"/>
+        </w:rPr>
         <w:t xml:space="preserve">,</w:t>
       </w:r>
       <w:r>
+        <w:br/>
+      </w:r>
+      <w:r>
+        <w:rPr>
+          <w:rStyle w:val="NormalTok"/>
+        </w:rPr>
+        <w:t xml:space="preserve">       </w:t>
+      </w:r>
+      <w:r>
+        <w:rPr>
+          <w:rStyle w:val="AttributeTok"/>
+        </w:rPr>
+        <w:t xml:space="preserve">y =</w:t>
+      </w:r>
+      <w:r>
+        <w:rPr>
+          <w:rStyle w:val="NormalTok"/>
+        </w:rPr>
+        <w:t xml:space="preserve"> </w:t>
+      </w:r>
+      <w:r>
+        <w:rPr>
+          <w:rStyle w:val="StringTok"/>
+        </w:rPr>
+        <w:t xml:space="preserve">"Leaf mass (g)"</w:t>
+      </w:r>
+      <w:r>
+        <w:rPr>
+          <w:rStyle w:val="NormalTok"/>
+        </w:rPr>
+        <w:t xml:space="preserve">,</w:t>
+      </w:r>
+      <w:r>
+        <w:br/>
+      </w:r>
+      <w:r>
+        <w:rPr>
+          <w:rStyle w:val="NormalTok"/>
+        </w:rPr>
+        <w:t xml:space="preserve">       </w:t>
+      </w:r>
+      <w:r>
+        <w:rPr>
+          <w:rStyle w:val="AttributeTok"/>
+        </w:rPr>
+        <w:t xml:space="preserve">title =</w:t>
+      </w:r>
+      <w:r>
+        <w:rPr>
+          <w:rStyle w:val="NormalTok"/>
+        </w:rPr>
+        <w:t xml:space="preserve"> </w:t>
+      </w:r>
+      <w:r>
+        <w:rPr>
+          <w:rStyle w:val="StringTok"/>
+        </w:rPr>
+        <w:t xml:space="preserve">"Sunny vs. shady leaves"</w:t>
+      </w:r>
+      <w:r>
+        <w:rPr>
+          <w:rStyle w:val="NormalTok"/>
+        </w:rPr>
+        <w:t xml:space="preserve">)</w:t>
+      </w:r>
+      <w:r>
+        <w:br/>
+      </w:r>
+      <w:r>
+        <w:br/>
+      </w:r>
+      <w:r>
+        <w:rPr>
+          <w:rStyle w:val="FunctionTok"/>
+        </w:rPr>
+        <w:t xml:space="preserve">ggsave</w:t>
+      </w:r>
+      <w:r>
+        <w:rPr>
+          <w:rStyle w:val="NormalTok"/>
+        </w:rPr>
+        <w:t xml:space="preserve">(</w:t>
+      </w:r>
+      <w:r>
+        <w:rPr>
+          <w:rStyle w:val="StringTok"/>
+        </w:rPr>
+        <w:t xml:space="preserve">"figures/leaf_mass.png"</w:t>
+      </w:r>
+      <w:r>
+        <w:rPr>
+          <w:rStyle w:val="NormalTok"/>
+        </w:rPr>
+        <w:t xml:space="preserve">,</w:t>
+      </w:r>
+      <w:r>
+        <w:br/>
+      </w:r>
+      <w:r>
+        <w:rPr>
+          <w:rStyle w:val="NormalTok"/>
+        </w:rPr>
+        <w:t xml:space="preserve">       </w:t>
+      </w:r>
+      <w:r>
+        <w:rPr>
+          <w:rStyle w:val="AttributeTok"/>
+        </w:rPr>
+        <w:t xml:space="preserve">plot   =</w:t>
+      </w:r>
+      <w:r>
+        <w:rPr>
+          <w:rStyle w:val="NormalTok"/>
+        </w:rPr>
+        <w:t xml:space="preserve"> mass_plot,</w:t>
+      </w:r>
+      <w:r>
+        <w:br/>
+      </w:r>
+      <w:r>
+        <w:rPr>
+          <w:rStyle w:val="NormalTok"/>
+        </w:rPr>
+        <w:t xml:space="preserve">       </w:t>
+      </w:r>
+      <w:r>
+        <w:rPr>
+          <w:rStyle w:val="AttributeTok"/>
+        </w:rPr>
+        <w:t xml:space="preserve">width  =</w:t>
+      </w:r>
+      <w:r>
+        <w:rPr>
+          <w:rStyle w:val="NormalTok"/>
+        </w:rPr>
+        <w:t xml:space="preserve"> </w:t>
+      </w:r>
+      <w:r>
+        <w:rPr>
+          <w:rStyle w:val="DecValTok"/>
+        </w:rPr>
+        <w:t xml:space="preserve">6</w:t>
+      </w:r>
+      <w:r>
+        <w:rPr>
+          <w:rStyle w:val="NormalTok"/>
+        </w:rPr>
+        <w:t xml:space="preserve">,</w:t>
+      </w:r>
+      <w:r>
+        <w:br/>
+      </w:r>
+      <w:r>
+        <w:rPr>
+          <w:rStyle w:val="NormalTok"/>
+        </w:rPr>
+        <w:t xml:space="preserve">       </w:t>
+      </w:r>
+      <w:r>
+        <w:rPr>
+          <w:rStyle w:val="AttributeTok"/>
+        </w:rPr>
+        <w:t xml:space="preserve">height =</w:t>
+      </w:r>
+      <w:r>
+        <w:rPr>
+          <w:rStyle w:val="NormalTok"/>
+        </w:rPr>
+        <w:t xml:space="preserve"> </w:t>
+      </w:r>
+      <w:r>
+        <w:rPr>
+          <w:rStyle w:val="DecValTok"/>
+        </w:rPr>
+        <w:t xml:space="preserve">6</w:t>
+      </w:r>
+      <w:r>
+        <w:rPr>
+          <w:rStyle w:val="NormalTok"/>
+        </w:rPr>
+        <w:t xml:space="preserve">,</w:t>
+      </w:r>
+      <w:r>
+        <w:br/>
+      </w:r>
+      <w:r>
+        <w:rPr>
+          <w:rStyle w:val="NormalTok"/>
+        </w:rPr>
+        <w:t xml:space="preserve">       </w:t>
+      </w:r>
+      <w:r>
+        <w:rPr>
+          <w:rStyle w:val="AttributeTok"/>
+        </w:rPr>
+        <w:t xml:space="preserve">units  =</w:t>
+      </w:r>
+      <w:r>
+        <w:rPr>
+          <w:rStyle w:val="NormalTok"/>
+        </w:rPr>
+        <w:t xml:space="preserve"> </w:t>
+      </w:r>
+      <w:r>
+        <w:rPr>
+          <w:rStyle w:val="StringTok"/>
+        </w:rPr>
+        <w:t xml:space="preserve">"in"</w:t>
+      </w:r>
+      <w:r>
+        <w:rPr>
+          <w:rStyle w:val="NormalTok"/>
+        </w:rPr>
+        <w:t xml:space="preserve">,</w:t>
+      </w:r>
+      <w:r>
+        <w:br/>
+      </w:r>
+      <w:r>
+        <w:rPr>
+          <w:rStyle w:val="NormalTok"/>
+        </w:rPr>
+        <w:t xml:space="preserve">       </w:t>
+      </w:r>
+      <w:r>
+        <w:rPr>
+          <w:rStyle w:val="AttributeTok"/>
+        </w:rPr>
+        <w:t xml:space="preserve">dpi    =</w:t>
+      </w:r>
+      <w:r>
+        <w:rPr>
+          <w:rStyle w:val="NormalTok"/>
+        </w:rPr>
+        <w:t xml:space="preserve"> </w:t>
+      </w:r>
+      <w:r>
+        <w:rPr>
+          <w:rStyle w:val="DecValTok"/>
+        </w:rPr>
+        <w:t xml:space="preserve">300</w:t>
+      </w:r>
+      <w:r>
+        <w:rPr>
+          <w:rStyle w:val="NormalTok"/>
+        </w:rPr>
+        <w:t xml:space="preserve">)</w:t>
+      </w:r>
+    </w:p>
+    <w:p>
+      <w:pPr>
+        <w:pStyle w:val="FirstParagraph"/>
+      </w:pPr>
+      <w:r>
+        <w:t xml:space="preserve">Check your</w:t>
+      </w:r>
+      <w:r>
         <w:t xml:space="preserve"> </w:t>
       </w:r>
       <w:r>
@@ -7100,6 +7082,96 @@
           <w:rStyle w:val="VerbatimChar"/>
         </w:rPr>
         <w:t xml:space="preserve">figures/</w:t>
+      </w:r>
+      <w:r>
+        <w:t xml:space="preserve"> </w:t>
+      </w:r>
+      <w:r>
+        <w:t xml:space="preserve">folder — the PNG should be there.</w:t>
+      </w:r>
+    </w:p>
+    <w:p>
+      <w:pPr>
+        <w:pStyle w:val="BlockText"/>
+      </w:pPr>
+      <w:r>
+        <w:t xml:space="preserve">⚠️</w:t>
+      </w:r>
+      <w:r>
+        <w:t xml:space="preserve"> </w:t>
+      </w:r>
+      <w:r>
+        <w:rPr>
+          <w:b/>
+          <w:bCs/>
+        </w:rPr>
+        <w:t xml:space="preserve">Watch out!</w:t>
+      </w:r>
+      <w:r>
+        <w:t xml:space="preserve"> </w:t>
+      </w:r>
+      <w:r>
+        <w:rPr>
+          <w:rStyle w:val="VerbatimChar"/>
+        </w:rPr>
+        <w:t xml:space="preserve">ggsave()</w:t>
+      </w:r>
+      <w:r>
+        <w:t xml:space="preserve"> </w:t>
+      </w:r>
+      <w:r>
+        <w:t xml:space="preserve">wants the</w:t>
+      </w:r>
+      <w:r>
+        <w:t xml:space="preserve"> </w:t>
+      </w:r>
+      <w:r>
+        <w:rPr>
+          <w:b/>
+          <w:bCs/>
+        </w:rPr>
+        <w:t xml:space="preserve">filename first</w:t>
+      </w:r>
+      <w:r>
+        <w:t xml:space="preserve">, then</w:t>
+      </w:r>
+      <w:r>
+        <w:t xml:space="preserve"> </w:t>
+      </w:r>
+      <w:r>
+        <w:rPr>
+          <w:rStyle w:val="VerbatimChar"/>
+        </w:rPr>
+        <w:t xml:space="preserve">plot =</w:t>
+      </w:r>
+      <w:r>
+        <w:t xml:space="preserve">. Mixing that order is the classic first-save mistake.</w:t>
+      </w:r>
+    </w:p>
+    <w:p>
+      <w:r>
+        <w:pict>
+          <v:rect style="width:0;height:1.5pt" o:hralign="center" o:hrstd="t" o:hr="t"/>
+        </w:pict>
+      </w:r>
+    </w:p>
+    <w:bookmarkEnd w:id="47"/>
+    <w:bookmarkEnd w:id="48"/>
+    <w:bookmarkStart w:id="49" w:name="part-9-review-and-checkpoint"/>
+    <w:p>
+      <w:pPr>
+        <w:pStyle w:val="Heading1"/>
+      </w:pPr>
+      <w:r>
+        <w:t xml:space="preserve">Part 9 · Review and checkpoint</w:t>
+      </w:r>
+    </w:p>
+    <w:p>
+      <w:pPr>
+        <w:pStyle w:val="FirstParagraph"/>
+      </w:pPr>
+      <w:r>
+        <w:t xml:space="preserve">At this point you can:</w:t>
       </w:r>
     </w:p>
     <w:p>
@@ -7111,16 +7183,7 @@
         </w:numPr>
       </w:pPr>
       <w:r>
-        <w:t xml:space="preserve">Use R as a calculator and store values with</w:t>
-      </w:r>
-      <w:r>
-        <w:t xml:space="preserve"> </w:t>
-      </w:r>
-      <w:r>
-        <w:rPr>
-          <w:rStyle w:val="VerbatimChar"/>
-        </w:rPr>
-        <w:t xml:space="preserve">&lt;-</w:t>
+        <w:t xml:space="preserve">Set up R and Positron and orient yourself in the four panes</w:t>
       </w:r>
     </w:p>
     <w:p>
@@ -7132,22 +7195,40 @@
         </w:numPr>
       </w:pPr>
       <w:r>
-        <w:t xml:space="preserve">Write a script with</w:t>
-      </w:r>
-      <w:r>
-        <w:t xml:space="preserve"> </w:t>
-      </w:r>
-      <w:r>
-        <w:rPr>
-          <w:rStyle w:val="VerbatimChar"/>
-        </w:rPr>
-        <w:t xml:space="preserve">#</w:t>
-      </w:r>
-      <w:r>
-        <w:t xml:space="preserve"> </w:t>
-      </w:r>
-      <w:r>
-        <w:t xml:space="preserve">comments, save it, and re-run it</w:t>
+        <w:t xml:space="preserve">Build a project folder with</w:t>
+      </w:r>
+      <w:r>
+        <w:t xml:space="preserve"> </w:t>
+      </w:r>
+      <w:r>
+        <w:rPr>
+          <w:rStyle w:val="VerbatimChar"/>
+        </w:rPr>
+        <w:t xml:space="preserve">data/</w:t>
+      </w:r>
+      <w:r>
+        <w:t xml:space="preserve">,</w:t>
+      </w:r>
+      <w:r>
+        <w:t xml:space="preserve"> </w:t>
+      </w:r>
+      <w:r>
+        <w:rPr>
+          <w:rStyle w:val="VerbatimChar"/>
+        </w:rPr>
+        <w:t xml:space="preserve">scripts/</w:t>
+      </w:r>
+      <w:r>
+        <w:t xml:space="preserve">,</w:t>
+      </w:r>
+      <w:r>
+        <w:t xml:space="preserve"> </w:t>
+      </w:r>
+      <w:r>
+        <w:rPr>
+          <w:rStyle w:val="VerbatimChar"/>
+        </w:rPr>
+        <w:t xml:space="preserve">figures/</w:t>
       </w:r>
     </w:p>
     <w:p>
@@ -7159,22 +7240,16 @@
         </w:numPr>
       </w:pPr>
       <w:r>
-        <w:t xml:space="preserve">Call functions with arguments and use</w:t>
-      </w:r>
-      <w:r>
-        <w:t xml:space="preserve"> </w:t>
-      </w:r>
-      <w:r>
-        <w:rPr>
-          <w:rStyle w:val="VerbatimChar"/>
-        </w:rPr>
-        <w:t xml:space="preserve">?</w:t>
-      </w:r>
-      <w:r>
-        <w:t xml:space="preserve"> </w:t>
-      </w:r>
-      <w:r>
-        <w:t xml:space="preserve">for help</w:t>
+        <w:t xml:space="preserve">Use R as a calculator and store values with</w:t>
+      </w:r>
+      <w:r>
+        <w:t xml:space="preserve"> </w:t>
+      </w:r>
+      <w:r>
+        <w:rPr>
+          <w:rStyle w:val="VerbatimChar"/>
+        </w:rPr>
+        <w:t xml:space="preserve">&lt;-</w:t>
       </w:r>
     </w:p>
     <w:p>
@@ -7186,16 +7261,22 @@
         </w:numPr>
       </w:pPr>
       <w:r>
-        <w:t xml:space="preserve">Build numeric and character vectors with</w:t>
-      </w:r>
-      <w:r>
-        <w:t xml:space="preserve"> </w:t>
-      </w:r>
-      <w:r>
-        <w:rPr>
-          <w:rStyle w:val="VerbatimChar"/>
-        </w:rPr>
-        <w:t xml:space="preserve">c()</w:t>
+        <w:t xml:space="preserve">Write a script with</w:t>
+      </w:r>
+      <w:r>
+        <w:t xml:space="preserve"> </w:t>
+      </w:r>
+      <w:r>
+        <w:rPr>
+          <w:rStyle w:val="VerbatimChar"/>
+        </w:rPr>
+        <w:t xml:space="preserve">#</w:t>
+      </w:r>
+      <w:r>
+        <w:t xml:space="preserve"> </w:t>
+      </w:r>
+      <w:r>
+        <w:t xml:space="preserve">comments, save it, and re-run it</w:t>
       </w:r>
     </w:p>
     <w:p>
@@ -7207,31 +7288,7 @@
         </w:numPr>
       </w:pPr>
       <w:r>
-        <w:t xml:space="preserve">Install and load packages with</w:t>
-      </w:r>
-      <w:r>
-        <w:t xml:space="preserve"> </w:t>
-      </w:r>
-      <w:r>
-        <w:rPr>
-          <w:rStyle w:val="VerbatimChar"/>
-        </w:rPr>
-        <w:t xml:space="preserve">install.packages()</w:t>
-      </w:r>
-      <w:r>
-        <w:t xml:space="preserve"> </w:t>
-      </w:r>
-      <w:r>
-        <w:t xml:space="preserve">and</w:t>
-      </w:r>
-      <w:r>
-        <w:t xml:space="preserve"> </w:t>
-      </w:r>
-      <w:r>
-        <w:rPr>
-          <w:rStyle w:val="VerbatimChar"/>
-        </w:rPr>
-        <w:t xml:space="preserve">library()</w:t>
+        <w:t xml:space="preserve">Call functions with arguments</w:t>
       </w:r>
     </w:p>
     <w:p>
@@ -7243,37 +7300,16 @@
         </w:numPr>
       </w:pPr>
       <w:r>
-        <w:t xml:space="preserve">Load an Excel file with</w:t>
-      </w:r>
-      <w:r>
-        <w:t xml:space="preserve"> </w:t>
-      </w:r>
-      <w:r>
-        <w:rPr>
-          <w:rStyle w:val="VerbatimChar"/>
-        </w:rPr>
-        <w:t xml:space="preserve">read_excel()</w:t>
-      </w:r>
-      <w:r>
-        <w:t xml:space="preserve"> </w:t>
-      </w:r>
-      <w:r>
-        <w:t xml:space="preserve">and understand how</w:t>
-      </w:r>
-      <w:r>
-        <w:t xml:space="preserve"> </w:t>
-      </w:r>
-      <w:r>
-        <w:rPr>
-          <w:rStyle w:val="VerbatimChar"/>
-        </w:rPr>
-        <w:t xml:space="preserve">read_csv()</w:t>
-      </w:r>
-      <w:r>
-        <w:t xml:space="preserve"> </w:t>
-      </w:r>
-      <w:r>
-        <w:t xml:space="preserve">differs</w:t>
+        <w:t xml:space="preserve">Build numeric and character vectors with</w:t>
+      </w:r>
+      <w:r>
+        <w:t xml:space="preserve"> </w:t>
+      </w:r>
+      <w:r>
+        <w:rPr>
+          <w:rStyle w:val="VerbatimChar"/>
+        </w:rPr>
+        <w:t xml:space="preserve">c()</w:t>
       </w:r>
     </w:p>
     <w:p>
@@ -7285,40 +7321,31 @@
         </w:numPr>
       </w:pPr>
       <w:r>
-        <w:t xml:space="preserve">Inspect a data frame with</w:t>
-      </w:r>
-      <w:r>
-        <w:t xml:space="preserve"> </w:t>
-      </w:r>
-      <w:r>
-        <w:rPr>
-          <w:rStyle w:val="VerbatimChar"/>
-        </w:rPr>
-        <w:t xml:space="preserve">glimpse()</w:t>
-      </w:r>
-      <w:r>
-        <w:t xml:space="preserve">,</w:t>
-      </w:r>
-      <w:r>
-        <w:t xml:space="preserve"> </w:t>
-      </w:r>
-      <w:r>
-        <w:rPr>
-          <w:rStyle w:val="VerbatimChar"/>
-        </w:rPr>
-        <w:t xml:space="preserve">head()</w:t>
-      </w:r>
-      <w:r>
-        <w:t xml:space="preserve">,</w:t>
-      </w:r>
-      <w:r>
-        <w:t xml:space="preserve"> </w:t>
-      </w:r>
-      <w:r>
-        <w:rPr>
-          <w:rStyle w:val="VerbatimChar"/>
-        </w:rPr>
-        <w:t xml:space="preserve">dim()</w:t>
+        <w:t xml:space="preserve">Install and load packages with</w:t>
+      </w:r>
+      <w:r>
+        <w:t xml:space="preserve"> </w:t>
+      </w:r>
+      <w:r>
+        <w:rPr>
+          <w:rStyle w:val="VerbatimChar"/>
+        </w:rPr>
+        <w:t xml:space="preserve">install.packages()</w:t>
+      </w:r>
+      <w:r>
+        <w:t xml:space="preserve"> </w:t>
+      </w:r>
+      <w:r>
+        <w:t xml:space="preserve">and</w:t>
+      </w:r>
+      <w:r>
+        <w:t xml:space="preserve"> </w:t>
+      </w:r>
+      <w:r>
+        <w:rPr>
+          <w:rStyle w:val="VerbatimChar"/>
+        </w:rPr>
+        <w:t xml:space="preserve">library()</w:t>
       </w:r>
     </w:p>
     <w:p>
@@ -7330,22 +7357,37 @@
         </w:numPr>
       </w:pPr>
       <w:r>
-        <w:t xml:space="preserve">Use the pipe</w:t>
-      </w:r>
-      <w:r>
-        <w:t xml:space="preserve"> </w:t>
-      </w:r>
-      <w:r>
-        <w:rPr>
-          <w:rStyle w:val="VerbatimChar"/>
-        </w:rPr>
-        <w:t xml:space="preserve">%&gt;%</w:t>
-      </w:r>
-      <w:r>
-        <w:t xml:space="preserve"> </w:t>
-      </w:r>
-      <w:r>
-        <w:t xml:space="preserve">to chain steps together</w:t>
+        <w:t xml:space="preserve">Load an Excel file with</w:t>
+      </w:r>
+      <w:r>
+        <w:t xml:space="preserve"> </w:t>
+      </w:r>
+      <w:r>
+        <w:rPr>
+          <w:rStyle w:val="VerbatimChar"/>
+        </w:rPr>
+        <w:t xml:space="preserve">read_excel()</w:t>
+      </w:r>
+      <w:r>
+        <w:t xml:space="preserve"> </w:t>
+      </w:r>
+      <w:r>
+        <w:t xml:space="preserve">and understand how</w:t>
+      </w:r>
+      <w:r>
+        <w:t xml:space="preserve"> </w:t>
+      </w:r>
+      <w:r>
+        <w:rPr>
+          <w:rStyle w:val="VerbatimChar"/>
+        </w:rPr>
+        <w:t xml:space="preserve">read_csv()</w:t>
+      </w:r>
+      <w:r>
+        <w:t xml:space="preserve"> </w:t>
+      </w:r>
+      <w:r>
+        <w:t xml:space="preserve">differs</w:t>
       </w:r>
     </w:p>
     <w:p>
@@ -7357,6 +7399,54 @@
         </w:numPr>
       </w:pPr>
       <w:r>
+        <w:t xml:space="preserve">Take a first look at a data frame with</w:t>
+      </w:r>
+      <w:r>
+        <w:t xml:space="preserve"> </w:t>
+      </w:r>
+      <w:r>
+        <w:rPr>
+          <w:rStyle w:val="VerbatimChar"/>
+        </w:rPr>
+        <w:t xml:space="preserve">glimpse()</w:t>
+      </w:r>
+    </w:p>
+    <w:p>
+      <w:pPr>
+        <w:pStyle w:val="Compact"/>
+        <w:numPr>
+          <w:ilvl w:val="0"/>
+          <w:numId w:val="1021"/>
+        </w:numPr>
+      </w:pPr>
+      <w:r>
+        <w:t xml:space="preserve">Use the pipe</w:t>
+      </w:r>
+      <w:r>
+        <w:t xml:space="preserve"> </w:t>
+      </w:r>
+      <w:r>
+        <w:rPr>
+          <w:rStyle w:val="VerbatimChar"/>
+        </w:rPr>
+        <w:t xml:space="preserve">%&gt;%</w:t>
+      </w:r>
+      <w:r>
+        <w:t xml:space="preserve"> </w:t>
+      </w:r>
+      <w:r>
+        <w:t xml:space="preserve">to chain steps together</w:t>
+      </w:r>
+    </w:p>
+    <w:p>
+      <w:pPr>
+        <w:pStyle w:val="Compact"/>
+        <w:numPr>
+          <w:ilvl w:val="0"/>
+          <w:numId w:val="1022"/>
+        </w:numPr>
+      </w:pPr>
+      <w:r>
         <w:t xml:space="preserve">Build a</w:t>
       </w:r>
       <w:r>
@@ -7405,7 +7495,7 @@
         <w:t xml:space="preserve"> </w:t>
       </w:r>
       <w:r>
-        <w:t xml:space="preserve">Run the full script from top to bottom by pressing</w:t>
+        <w:t xml:space="preserve">Run the full script top to bottom with</w:t>
       </w:r>
       <w:r>
         <w:t xml:space="preserve"> </w:t>
@@ -7421,7 +7511,7 @@
         <w:t xml:space="preserve"> </w:t>
       </w:r>
       <w:r>
-        <w:t xml:space="preserve">(runs the whole file). Does it complete without errors?</w:t>
+        <w:t xml:space="preserve">(Source). Does it complete without errors?</w:t>
       </w:r>
     </w:p>
     <w:p>
@@ -7432,7 +7522,7 @@
         <w:rPr>
           <w:rStyle w:val="VerbatimChar"/>
         </w:rPr>
-        <w:t xml:space="preserve">Did it run cleanly? Y / N</w:t>
+        <w:t xml:space="preserve">Ran cleanly?  Y / N</w:t>
       </w:r>
       <w:r>
         <w:br/>
@@ -7441,7 +7531,7 @@
         <w:rPr>
           <w:rStyle w:val="VerbatimChar"/>
         </w:rPr>
-        <w:t xml:space="preserve">If not, what error did you see?</w:t>
+        <w:t xml:space="preserve">If not, what error appeared:</w:t>
       </w:r>
     </w:p>
     <w:p>
@@ -7451,8 +7541,8 @@
         </w:pict>
       </w:r>
     </w:p>
-    <w:bookmarkEnd w:id="44"/>
-    <w:bookmarkStart w:id="51" w:name="part-10-going-further-more-plotting"/>
+    <w:bookmarkEnd w:id="49"/>
+    <w:bookmarkStart w:id="56" w:name="part-10-going-further-more-plotting"/>
     <w:p>
       <w:pPr>
         <w:pStyle w:val="Heading1"/>
@@ -7466,10 +7556,10 @@
         <w:pStyle w:val="BlockText"/>
       </w:pPr>
       <w:r>
-        <w:t xml:space="preserve">This section is optional — work through it if you finish early or want to explore. There are no wrong answers here; the goal is to see what ggplot can do.</w:t>
-      </w:r>
-    </w:p>
-    <w:bookmarkStart w:id="45" w:name="scatter-plots-two-numeric-variables"/>
+        <w:t xml:space="preserve">This section is optional — work through it if you finish early or want to explore. There are no wrong answers here; the goal is to see what ggplot can do. Keep adding to the same script.</w:t>
+      </w:r>
+    </w:p>
+    <w:bookmarkStart w:id="50" w:name="scatter-plots-two-numeric-variables"/>
     <w:p>
       <w:pPr>
         <w:pStyle w:val="Heading3"/>
@@ -7496,6 +7586,15 @@
       </w:pPr>
       <w:r>
         <w:rPr>
+          <w:rStyle w:val="CommentTok"/>
+        </w:rPr>
+        <w:t xml:space="preserve"># petiole length vs thickness, colored by shade</w:t>
+      </w:r>
+      <w:r>
+        <w:br/>
+      </w:r>
+      <w:r>
+        <w:rPr>
           <w:rStyle w:val="FunctionTok"/>
         </w:rPr>
         <w:t xml:space="preserve">ggplot</w:t>
@@ -7504,7 +7603,7 @@
         <w:rPr>
           <w:rStyle w:val="NormalTok"/>
         </w:rPr>
-        <w:t xml:space="preserve">(tree_df, </w:t>
+        <w:t xml:space="preserve">(leaf_df, </w:t>
       </w:r>
       <w:r>
         <w:rPr>
@@ -7660,7 +7759,7 @@
         <w:rPr>
           <w:rStyle w:val="AttributeTok"/>
         </w:rPr>
-        <w:t xml:space="preserve">x     =</w:t>
+        <w:t xml:space="preserve">x =</w:t>
       </w:r>
       <w:r>
         <w:rPr>
@@ -7693,7 +7792,7 @@
         <w:rPr>
           <w:rStyle w:val="AttributeTok"/>
         </w:rPr>
-        <w:t xml:space="preserve">y     =</w:t>
+        <w:t xml:space="preserve">y =</w:t>
       </w:r>
       <w:r>
         <w:rPr>
@@ -7749,37 +7848,13 @@
     </w:p>
     <w:p>
       <w:pPr>
-        <w:pStyle w:val="FirstParagraph"/>
-      </w:pPr>
-      <w:r>
-        <w:t xml:space="preserve">✏️</w:t>
-      </w:r>
-      <w:r>
-        <w:t xml:space="preserve"> </w:t>
-      </w:r>
-      <w:r>
-        <w:rPr>
-          <w:b/>
-          <w:bCs/>
-        </w:rPr>
-        <w:t xml:space="preserve">Your turn:</w:t>
-      </w:r>
-      <w:r>
-        <w:t xml:space="preserve"> </w:t>
-      </w:r>
-      <w:r>
-        <w:t xml:space="preserve">Does petiole length predict thickness? Do the two groups cluster separately or overlap?</w:t>
-      </w:r>
-    </w:p>
-    <w:p>
-      <w:pPr>
         <w:pStyle w:val="SourceCode"/>
       </w:pPr>
       <w:r>
         <w:rPr>
           <w:rStyle w:val="VerbatimChar"/>
         </w:rPr>
-        <w:t xml:space="preserve">Your observation: </w:t>
+        <w:t xml:space="preserve">Does petiole length predict thickness? Do the groups cluster separately or overlap?</w:t>
       </w:r>
     </w:p>
     <w:p>
@@ -7789,8 +7864,8 @@
         </w:pict>
       </w:r>
     </w:p>
-    <w:bookmarkEnd w:id="45"/>
-    <w:bookmarkStart w:id="46" w:name="add-a-trend-line"/>
+    <w:bookmarkEnd w:id="50"/>
+    <w:bookmarkStart w:id="51" w:name="add-a-trend-line"/>
     <w:p>
       <w:pPr>
         <w:pStyle w:val="Heading3"/>
@@ -7817,6 +7892,15 @@
       </w:pPr>
       <w:r>
         <w:rPr>
+          <w:rStyle w:val="CommentTok"/>
+        </w:rPr>
+        <w:t xml:space="preserve"># same scatter, with a linear trend line per group</w:t>
+      </w:r>
+      <w:r>
+        <w:br/>
+      </w:r>
+      <w:r>
+        <w:rPr>
           <w:rStyle w:val="FunctionTok"/>
         </w:rPr>
         <w:t xml:space="preserve">ggplot</w:t>
@@ -7825,7 +7909,7 @@
         <w:rPr>
           <w:rStyle w:val="NormalTok"/>
         </w:rPr>
-        <w:t xml:space="preserve">(tree_df, </w:t>
+        <w:t xml:space="preserve">(leaf_df, </w:t>
       </w:r>
       <w:r>
         <w:rPr>
@@ -8056,7 +8140,7 @@
         <w:rPr>
           <w:rStyle w:val="AttributeTok"/>
         </w:rPr>
-        <w:t xml:space="preserve">x     =</w:t>
+        <w:t xml:space="preserve">x =</w:t>
       </w:r>
       <w:r>
         <w:rPr>
@@ -8089,7 +8173,7 @@
         <w:rPr>
           <w:rStyle w:val="AttributeTok"/>
         </w:rPr>
-        <w:t xml:space="preserve">y     =</w:t>
+        <w:t xml:space="preserve">y =</w:t>
       </w:r>
       <w:r>
         <w:rPr>
@@ -8145,37 +8229,13 @@
     </w:p>
     <w:p>
       <w:pPr>
-        <w:pStyle w:val="FirstParagraph"/>
-      </w:pPr>
-      <w:r>
-        <w:t xml:space="preserve">✏️</w:t>
-      </w:r>
-      <w:r>
-        <w:t xml:space="preserve"> </w:t>
-      </w:r>
-      <w:r>
-        <w:rPr>
-          <w:b/>
-          <w:bCs/>
-        </w:rPr>
-        <w:t xml:space="preserve">Your turn:</w:t>
-      </w:r>
-      <w:r>
-        <w:t xml:space="preserve"> </w:t>
-      </w:r>
-      <w:r>
-        <w:t xml:space="preserve">Do the slopes look similar or different for sunny vs. shady leaves? What might that mean biologically?</w:t>
-      </w:r>
-    </w:p>
-    <w:p>
-      <w:pPr>
         <w:pStyle w:val="SourceCode"/>
       </w:pPr>
       <w:r>
         <w:rPr>
           <w:rStyle w:val="VerbatimChar"/>
         </w:rPr>
-        <w:t xml:space="preserve">Your observation: </w:t>
+        <w:t xml:space="preserve">Do the slopes look similar or different for sunny vs shady leaves?</w:t>
       </w:r>
     </w:p>
     <w:p>
@@ -8185,8 +8245,8 @@
         </w:pict>
       </w:r>
     </w:p>
-    <w:bookmarkEnd w:id="46"/>
-    <w:bookmarkStart w:id="47" w:name="violin-plots"/>
+    <w:bookmarkEnd w:id="51"/>
+    <w:bookmarkStart w:id="52" w:name="violin-plots"/>
     <w:p>
       <w:pPr>
         <w:pStyle w:val="Heading3"/>
@@ -8213,6 +8273,15 @@
       </w:pPr>
       <w:r>
         <w:rPr>
+          <w:rStyle w:val="CommentTok"/>
+        </w:rPr>
+        <w:t xml:space="preserve"># a violin shows the full shape of the distribution</w:t>
+      </w:r>
+      <w:r>
+        <w:br/>
+      </w:r>
+      <w:r>
+        <w:rPr>
           <w:rStyle w:val="FunctionTok"/>
         </w:rPr>
         <w:t xml:space="preserve">ggplot</w:t>
@@ -8221,7 +8290,7 @@
         <w:rPr>
           <w:rStyle w:val="NormalTok"/>
         </w:rPr>
-        <w:t xml:space="preserve">(tree_df, </w:t>
+        <w:t xml:space="preserve">(leaf_df, </w:t>
       </w:r>
       <w:r>
         <w:rPr>
@@ -8428,7 +8497,7 @@
         <w:rPr>
           <w:rStyle w:val="AttributeTok"/>
         </w:rPr>
-        <w:t xml:space="preserve">x     =</w:t>
+        <w:t xml:space="preserve">x =</w:t>
       </w:r>
       <w:r>
         <w:rPr>
@@ -8461,7 +8530,7 @@
         <w:rPr>
           <w:rStyle w:val="AttributeTok"/>
         </w:rPr>
-        <w:t xml:space="preserve">y     =</w:t>
+        <w:t xml:space="preserve">y =</w:t>
       </w:r>
       <w:r>
         <w:rPr>
@@ -8479,42 +8548,18 @@
         <w:rPr>
           <w:rStyle w:val="NormalTok"/>
         </w:rPr>
-        <w:t xml:space="preserve">) </w:t>
-      </w:r>
-    </w:p>
-    <w:p>
-      <w:pPr>
-        <w:pStyle w:val="FirstParagraph"/>
-      </w:pPr>
-      <w:r>
-        <w:t xml:space="preserve">✏️</w:t>
-      </w:r>
-      <w:r>
-        <w:t xml:space="preserve"> </w:t>
-      </w:r>
-      <w:r>
-        <w:rPr>
-          <w:b/>
-          <w:bCs/>
-        </w:rPr>
-        <w:t xml:space="preserve">Your turn:</w:t>
-      </w:r>
-      <w:r>
-        <w:t xml:space="preserve"> </w:t>
-      </w:r>
-      <w:r>
+        <w:t xml:space="preserve">)</w:t>
+      </w:r>
+    </w:p>
+    <w:p>
+      <w:pPr>
+        <w:pStyle w:val="SourceCode"/>
+      </w:pPr>
+      <w:r>
+        <w:rPr>
+          <w:rStyle w:val="VerbatimChar"/>
+        </w:rPr>
         <w:t xml:space="preserve">What does the width of the violin show you that a boxplot does not?</w:t>
-      </w:r>
-    </w:p>
-    <w:p>
-      <w:pPr>
-        <w:pStyle w:val="SourceCode"/>
-      </w:pPr>
-      <w:r>
-        <w:rPr>
-          <w:rStyle w:val="VerbatimChar"/>
-        </w:rPr>
-        <w:t xml:space="preserve">Your observation: </w:t>
       </w:r>
     </w:p>
     <w:p>
@@ -8524,8 +8569,8 @@
         </w:pict>
       </w:r>
     </w:p>
-    <w:bookmarkEnd w:id="47"/>
-    <w:bookmarkStart w:id="48" w:name="facets-small-multiples"/>
+    <w:bookmarkEnd w:id="52"/>
+    <w:bookmarkStart w:id="53" w:name="facets-small-multiples"/>
     <w:p>
       <w:pPr>
         <w:pStyle w:val="Heading3"/>
@@ -8560,6 +8605,15 @@
       </w:pPr>
       <w:r>
         <w:rPr>
+          <w:rStyle w:val="CommentTok"/>
+        </w:rPr>
+        <w:t xml:space="preserve"># one histogram panel per shade</w:t>
+      </w:r>
+      <w:r>
+        <w:br/>
+      </w:r>
+      <w:r>
+        <w:rPr>
           <w:rStyle w:val="FunctionTok"/>
         </w:rPr>
         <w:t xml:space="preserve">ggplot</w:t>
@@ -8568,7 +8622,7 @@
         <w:rPr>
           <w:rStyle w:val="NormalTok"/>
         </w:rPr>
-        <w:t xml:space="preserve">(tree_df, </w:t>
+        <w:t xml:space="preserve">(leaf_df, </w:t>
       </w:r>
       <w:r>
         <w:rPr>
@@ -8635,6 +8689,117 @@
       </w:r>
       <w:r>
         <w:rPr>
+          <w:rStyle w:val="FloatTok"/>
+        </w:rPr>
+        <w:t xml:space="preserve">0.05</w:t>
+      </w:r>
+      <w:r>
+        <w:rPr>
+          <w:rStyle w:val="NormalTok"/>
+        </w:rPr>
+        <w:t xml:space="preserve">, </w:t>
+      </w:r>
+      <w:r>
+        <w:rPr>
+          <w:rStyle w:val="AttributeTok"/>
+        </w:rPr>
+        <w:t xml:space="preserve">fill =</w:t>
+      </w:r>
+      <w:r>
+        <w:rPr>
+          <w:rStyle w:val="NormalTok"/>
+        </w:rPr>
+        <w:t xml:space="preserve"> </w:t>
+      </w:r>
+      <w:r>
+        <w:rPr>
+          <w:rStyle w:val="StringTok"/>
+        </w:rPr>
+        <w:t xml:space="preserve">"darkblue"</w:t>
+      </w:r>
+      <w:r>
+        <w:rPr>
+          <w:rStyle w:val="NormalTok"/>
+        </w:rPr>
+        <w:t xml:space="preserve">, </w:t>
+      </w:r>
+      <w:r>
+        <w:rPr>
+          <w:rStyle w:val="AttributeTok"/>
+        </w:rPr>
+        <w:t xml:space="preserve">color =</w:t>
+      </w:r>
+      <w:r>
+        <w:rPr>
+          <w:rStyle w:val="NormalTok"/>
+        </w:rPr>
+        <w:t xml:space="preserve"> </w:t>
+      </w:r>
+      <w:r>
+        <w:rPr>
+          <w:rStyle w:val="StringTok"/>
+        </w:rPr>
+        <w:t xml:space="preserve">"white"</w:t>
+      </w:r>
+      <w:r>
+        <w:rPr>
+          <w:rStyle w:val="NormalTok"/>
+        </w:rPr>
+        <w:t xml:space="preserve">) </w:t>
+      </w:r>
+      <w:r>
+        <w:rPr>
+          <w:rStyle w:val="SpecialCharTok"/>
+        </w:rPr>
+        <w:t xml:space="preserve">+</w:t>
+      </w:r>
+      <w:r>
+        <w:br/>
+      </w:r>
+      <w:r>
+        <w:rPr>
+          <w:rStyle w:val="NormalTok"/>
+        </w:rPr>
+        <w:t xml:space="preserve">  </w:t>
+      </w:r>
+      <w:r>
+        <w:rPr>
+          <w:rStyle w:val="FunctionTok"/>
+        </w:rPr>
+        <w:t xml:space="preserve">facet_wrap</w:t>
+      </w:r>
+      <w:r>
+        <w:rPr>
+          <w:rStyle w:val="NormalTok"/>
+        </w:rPr>
+        <w:t xml:space="preserve">(</w:t>
+      </w:r>
+      <w:r>
+        <w:rPr>
+          <w:rStyle w:val="SpecialCharTok"/>
+        </w:rPr>
+        <w:t xml:space="preserve">~</w:t>
+      </w:r>
+      <w:r>
+        <w:rPr>
+          <w:rStyle w:val="NormalTok"/>
+        </w:rPr>
+        <w:t xml:space="preserve">shade, </w:t>
+      </w:r>
+      <w:r>
+        <w:rPr>
+          <w:rStyle w:val="AttributeTok"/>
+        </w:rPr>
+        <w:t xml:space="preserve">ncol =</w:t>
+      </w:r>
+      <w:r>
+        <w:rPr>
+          <w:rStyle w:val="NormalTok"/>
+        </w:rPr>
+        <w:t xml:space="preserve"> </w:t>
+      </w:r>
+      <w:r>
+        <w:rPr>
           <w:rStyle w:val="DecValTok"/>
         </w:rPr>
         <w:t xml:space="preserve">1</w:t>
@@ -8643,13 +8808,64 @@
         <w:rPr>
           <w:rStyle w:val="NormalTok"/>
         </w:rPr>
+        <w:t xml:space="preserve">) </w:t>
+      </w:r>
+      <w:r>
+        <w:rPr>
+          <w:rStyle w:val="SpecialCharTok"/>
+        </w:rPr>
+        <w:t xml:space="preserve">+</w:t>
+      </w:r>
+      <w:r>
+        <w:br/>
+      </w:r>
+      <w:r>
+        <w:rPr>
+          <w:rStyle w:val="NormalTok"/>
+        </w:rPr>
+        <w:t xml:space="preserve">  </w:t>
+      </w:r>
+      <w:r>
+        <w:rPr>
+          <w:rStyle w:val="FunctionTok"/>
+        </w:rPr>
+        <w:t xml:space="preserve">labs</w:t>
+      </w:r>
+      <w:r>
+        <w:rPr>
+          <w:rStyle w:val="NormalTok"/>
+        </w:rPr>
+        <w:t xml:space="preserve">(</w:t>
+      </w:r>
+      <w:r>
+        <w:rPr>
+          <w:rStyle w:val="AttributeTok"/>
+        </w:rPr>
+        <w:t xml:space="preserve">x =</w:t>
+      </w:r>
+      <w:r>
+        <w:rPr>
+          <w:rStyle w:val="NormalTok"/>
+        </w:rPr>
+        <w:t xml:space="preserve"> </w:t>
+      </w:r>
+      <w:r>
+        <w:rPr>
+          <w:rStyle w:val="StringTok"/>
+        </w:rPr>
+        <w:t xml:space="preserve">"Leaf mass (g)"</w:t>
+      </w:r>
+      <w:r>
+        <w:rPr>
+          <w:rStyle w:val="NormalTok"/>
+        </w:rPr>
         <w:t xml:space="preserve">, </w:t>
       </w:r>
       <w:r>
         <w:rPr>
           <w:rStyle w:val="AttributeTok"/>
         </w:rPr>
-        <w:t xml:space="preserve">fill =</w:t>
+        <w:t xml:space="preserve">y =</w:t>
       </w:r>
       <w:r>
         <w:rPr>
@@ -8661,177 +8877,6 @@
         <w:rPr>
           <w:rStyle w:val="StringTok"/>
         </w:rPr>
-        <w:t xml:space="preserve">"darkblue"</w:t>
-      </w:r>
-      <w:r>
-        <w:rPr>
-          <w:rStyle w:val="NormalTok"/>
-        </w:rPr>
-        <w:t xml:space="preserve">, </w:t>
-      </w:r>
-      <w:r>
-        <w:rPr>
-          <w:rStyle w:val="AttributeTok"/>
-        </w:rPr>
-        <w:t xml:space="preserve">color =</w:t>
-      </w:r>
-      <w:r>
-        <w:rPr>
-          <w:rStyle w:val="NormalTok"/>
-        </w:rPr>
-        <w:t xml:space="preserve"> </w:t>
-      </w:r>
-      <w:r>
-        <w:rPr>
-          <w:rStyle w:val="StringTok"/>
-        </w:rPr>
-        <w:t xml:space="preserve">"white"</w:t>
-      </w:r>
-      <w:r>
-        <w:rPr>
-          <w:rStyle w:val="NormalTok"/>
-        </w:rPr>
-        <w:t xml:space="preserve">) </w:t>
-      </w:r>
-      <w:r>
-        <w:rPr>
-          <w:rStyle w:val="SpecialCharTok"/>
-        </w:rPr>
-        <w:t xml:space="preserve">+</w:t>
-      </w:r>
-      <w:r>
-        <w:br/>
-      </w:r>
-      <w:r>
-        <w:rPr>
-          <w:rStyle w:val="NormalTok"/>
-        </w:rPr>
-        <w:t xml:space="preserve">  </w:t>
-      </w:r>
-      <w:r>
-        <w:rPr>
-          <w:rStyle w:val="FunctionTok"/>
-        </w:rPr>
-        <w:t xml:space="preserve">facet_wrap</w:t>
-      </w:r>
-      <w:r>
-        <w:rPr>
-          <w:rStyle w:val="NormalTok"/>
-        </w:rPr>
-        <w:t xml:space="preserve">(</w:t>
-      </w:r>
-      <w:r>
-        <w:rPr>
-          <w:rStyle w:val="SpecialCharTok"/>
-        </w:rPr>
-        <w:t xml:space="preserve">~</w:t>
-      </w:r>
-      <w:r>
-        <w:rPr>
-          <w:rStyle w:val="NormalTok"/>
-        </w:rPr>
-        <w:t xml:space="preserve">shade, </w:t>
-      </w:r>
-      <w:r>
-        <w:rPr>
-          <w:rStyle w:val="AttributeTok"/>
-        </w:rPr>
-        <w:t xml:space="preserve">ncol =</w:t>
-      </w:r>
-      <w:r>
-        <w:rPr>
-          <w:rStyle w:val="NormalTok"/>
-        </w:rPr>
-        <w:t xml:space="preserve"> </w:t>
-      </w:r>
-      <w:r>
-        <w:rPr>
-          <w:rStyle w:val="DecValTok"/>
-        </w:rPr>
-        <w:t xml:space="preserve">1</w:t>
-      </w:r>
-      <w:r>
-        <w:rPr>
-          <w:rStyle w:val="NormalTok"/>
-        </w:rPr>
-        <w:t xml:space="preserve">) </w:t>
-      </w:r>
-      <w:r>
-        <w:rPr>
-          <w:rStyle w:val="SpecialCharTok"/>
-        </w:rPr>
-        <w:t xml:space="preserve">+</w:t>
-      </w:r>
-      <w:r>
-        <w:br/>
-      </w:r>
-      <w:r>
-        <w:rPr>
-          <w:rStyle w:val="NormalTok"/>
-        </w:rPr>
-        <w:t xml:space="preserve">  </w:t>
-      </w:r>
-      <w:r>
-        <w:rPr>
-          <w:rStyle w:val="FunctionTok"/>
-        </w:rPr>
-        <w:t xml:space="preserve">labs</w:t>
-      </w:r>
-      <w:r>
-        <w:rPr>
-          <w:rStyle w:val="NormalTok"/>
-        </w:rPr>
-        <w:t xml:space="preserve">(</w:t>
-      </w:r>
-      <w:r>
-        <w:rPr>
-          <w:rStyle w:val="AttributeTok"/>
-        </w:rPr>
-        <w:t xml:space="preserve">x     =</w:t>
-      </w:r>
-      <w:r>
-        <w:rPr>
-          <w:rStyle w:val="NormalTok"/>
-        </w:rPr>
-        <w:t xml:space="preserve"> </w:t>
-      </w:r>
-      <w:r>
-        <w:rPr>
-          <w:rStyle w:val="StringTok"/>
-        </w:rPr>
-        <w:t xml:space="preserve">"Leaf mass (g)"</w:t>
-      </w:r>
-      <w:r>
-        <w:rPr>
-          <w:rStyle w:val="NormalTok"/>
-        </w:rPr>
-        <w:t xml:space="preserve">,</w:t>
-      </w:r>
-      <w:r>
-        <w:br/>
-      </w:r>
-      <w:r>
-        <w:rPr>
-          <w:rStyle w:val="NormalTok"/>
-        </w:rPr>
-        <w:t xml:space="preserve">       </w:t>
-      </w:r>
-      <w:r>
-        <w:rPr>
-          <w:rStyle w:val="AttributeTok"/>
-        </w:rPr>
-        <w:t xml:space="preserve">y     =</w:t>
-      </w:r>
-      <w:r>
-        <w:rPr>
-          <w:rStyle w:val="NormalTok"/>
-        </w:rPr>
-        <w:t xml:space="preserve"> </w:t>
-      </w:r>
-      <w:r>
-        <w:rPr>
-          <w:rStyle w:val="StringTok"/>
-        </w:rPr>
         <w:t xml:space="preserve">"Count"</w:t>
       </w:r>
       <w:r>
@@ -8843,37 +8888,13 @@
     </w:p>
     <w:p>
       <w:pPr>
-        <w:pStyle w:val="FirstParagraph"/>
-      </w:pPr>
-      <w:r>
-        <w:t xml:space="preserve">✏️</w:t>
-      </w:r>
-      <w:r>
-        <w:t xml:space="preserve"> </w:t>
-      </w:r>
-      <w:r>
-        <w:rPr>
-          <w:b/>
-          <w:bCs/>
-        </w:rPr>
-        <w:t xml:space="preserve">Your turn:</w:t>
-      </w:r>
-      <w:r>
-        <w:t xml:space="preserve"> </w:t>
-      </w:r>
-      <w:r>
-        <w:t xml:space="preserve">Do the histograms look roughly symmetric, or skewed? Are the shapes similar between sunny and shady?</w:t>
-      </w:r>
-    </w:p>
-    <w:p>
-      <w:pPr>
         <w:pStyle w:val="SourceCode"/>
       </w:pPr>
       <w:r>
         <w:rPr>
           <w:rStyle w:val="VerbatimChar"/>
         </w:rPr>
-        <w:t xml:space="preserve">Your observation: </w:t>
+        <w:t xml:space="preserve">Do the histograms look symmetric or skewed? Similar between sunny and shady?</w:t>
       </w:r>
     </w:p>
     <w:p>
@@ -8883,8 +8904,8 @@
         </w:pict>
       </w:r>
     </w:p>
-    <w:bookmarkEnd w:id="48"/>
-    <w:bookmarkStart w:id="49" w:name="themes-change-the-look"/>
+    <w:bookmarkEnd w:id="53"/>
+    <w:bookmarkStart w:id="54" w:name="themes-change-the-look"/>
     <w:p>
       <w:pPr>
         <w:pStyle w:val="Heading3"/>
@@ -9037,37 +9058,13 @@
     </w:p>
     <w:p>
       <w:pPr>
-        <w:pStyle w:val="FirstParagraph"/>
-      </w:pPr>
-      <w:r>
-        <w:t xml:space="preserve">✏️</w:t>
-      </w:r>
-      <w:r>
-        <w:t xml:space="preserve"> </w:t>
-      </w:r>
-      <w:r>
-        <w:rPr>
-          <w:b/>
-          <w:bCs/>
-        </w:rPr>
-        <w:t xml:space="preserve">Your turn:</w:t>
-      </w:r>
-      <w:r>
-        <w:t xml:space="preserve"> </w:t>
-      </w:r>
-      <w:r>
-        <w:t xml:space="preserve">Which theme do you prefer for this kind of biological comparison data? Why?</w:t>
-      </w:r>
-    </w:p>
-    <w:p>
-      <w:pPr>
         <w:pStyle w:val="SourceCode"/>
       </w:pPr>
       <w:r>
         <w:rPr>
           <w:rStyle w:val="VerbatimChar"/>
         </w:rPr>
-        <w:t xml:space="preserve">Your answer: </w:t>
+        <w:t xml:space="preserve">Which theme do you prefer for this kind of comparison data? Why?</w:t>
       </w:r>
     </w:p>
     <w:p>
@@ -9077,8 +9074,8 @@
         </w:pict>
       </w:r>
     </w:p>
-    <w:bookmarkEnd w:id="49"/>
-    <w:bookmarkStart w:id="50" w:name="save-a-scatter-plot-as-png"/>
+    <w:bookmarkEnd w:id="54"/>
+    <w:bookmarkStart w:id="55" w:name="save-a-scatter-plot-as-png"/>
     <w:p>
       <w:pPr>
         <w:pStyle w:val="Heading3"/>
@@ -9105,6 +9102,15 @@
       </w:pPr>
       <w:r>
         <w:rPr>
+          <w:rStyle w:val="CommentTok"/>
+        </w:rPr>
+        <w:t xml:space="preserve"># build, store, and save the scatter</w:t>
+      </w:r>
+      <w:r>
+        <w:br/>
+      </w:r>
+      <w:r>
+        <w:rPr>
           <w:rStyle w:val="NormalTok"/>
         </w:rPr>
         <w:t xml:space="preserve">scatter_plot </w:t>
@@ -9131,7 +9137,7 @@
         <w:rPr>
           <w:rStyle w:val="NormalTok"/>
         </w:rPr>
-        <w:t xml:space="preserve">(tree_df, </w:t>
+        <w:t xml:space="preserve">(leaf_df, </w:t>
       </w:r>
       <w:r>
         <w:rPr>
@@ -9605,72 +9611,40 @@
         <w:rPr>
           <w:rStyle w:val="NormalTok"/>
         </w:rPr>
+        <w:t xml:space="preserve">,</w:t>
+      </w:r>
+      <w:r>
+        <w:br/>
+      </w:r>
+      <w:r>
+        <w:rPr>
+          <w:rStyle w:val="NormalTok"/>
+        </w:rPr>
+        <w:t xml:space="preserve">       </w:t>
+      </w:r>
+      <w:r>
+        <w:rPr>
+          <w:rStyle w:val="AttributeTok"/>
+        </w:rPr>
+        <w:t xml:space="preserve">dpi    =</w:t>
+      </w:r>
+      <w:r>
+        <w:rPr>
+          <w:rStyle w:val="NormalTok"/>
+        </w:rPr>
+        <w:t xml:space="preserve"> </w:t>
+      </w:r>
+      <w:r>
+        <w:rPr>
+          <w:rStyle w:val="DecValTok"/>
+        </w:rPr>
+        <w:t xml:space="preserve">300</w:t>
+      </w:r>
+      <w:r>
+        <w:rPr>
+          <w:rStyle w:val="NormalTok"/>
+        </w:rPr>
         <w:t xml:space="preserve">)</w:t>
-      </w:r>
-    </w:p>
-    <w:p>
-      <w:pPr>
-        <w:pStyle w:val="FirstParagraph"/>
-      </w:pPr>
-      <w:r>
-        <w:t xml:space="preserve">✏️</w:t>
-      </w:r>
-      <w:r>
-        <w:t xml:space="preserve"> </w:t>
-      </w:r>
-      <w:r>
-        <w:rPr>
-          <w:b/>
-          <w:bCs/>
-        </w:rPr>
-        <w:t xml:space="preserve">Your turn:</w:t>
-      </w:r>
-      <w:r>
-        <w:t xml:space="preserve"> </w:t>
-      </w:r>
-      <w:r>
-        <w:t xml:space="preserve">Why do we save as</w:t>
-      </w:r>
-      <w:r>
-        <w:t xml:space="preserve"> </w:t>
-      </w:r>
-      <w:r>
-        <w:rPr>
-          <w:rStyle w:val="VerbatimChar"/>
-        </w:rPr>
-        <w:t xml:space="preserve">.png</w:t>
-      </w:r>
-      <w:r>
-        <w:t xml:space="preserve"> </w:t>
-      </w:r>
-      <w:r>
-        <w:t xml:space="preserve">rather than</w:t>
-      </w:r>
-      <w:r>
-        <w:t xml:space="preserve"> </w:t>
-      </w:r>
-      <w:r>
-        <w:rPr>
-          <w:rStyle w:val="VerbatimChar"/>
-        </w:rPr>
-        <w:t xml:space="preserve">.pdf</w:t>
-      </w:r>
-      <w:r>
-        <w:t xml:space="preserve"> </w:t>
-      </w:r>
-      <w:r>
-        <w:t xml:space="preserve">for most class submissions?</w:t>
-      </w:r>
-    </w:p>
-    <w:p>
-      <w:pPr>
-        <w:pStyle w:val="SourceCode"/>
-      </w:pPr>
-      <w:r>
-        <w:rPr>
-          <w:rStyle w:val="VerbatimChar"/>
-        </w:rPr>
-        <w:t xml:space="preserve">Your answer: </w:t>
       </w:r>
     </w:p>
     <w:p>
@@ -9680,9 +9654,9 @@
         </w:pict>
       </w:r>
     </w:p>
-    <w:bookmarkEnd w:id="50"/>
-    <w:bookmarkEnd w:id="51"/>
-    <w:bookmarkStart w:id="52" w:name="X970ef8e44a72b051900e5951f7952ab34f9e7c0"/>
+    <w:bookmarkEnd w:id="55"/>
+    <w:bookmarkEnd w:id="56"/>
+    <w:bookmarkStart w:id="57" w:name="X970ef8e44a72b051900e5951f7952ab34f9e7c0"/>
     <w:p>
       <w:pPr>
         <w:pStyle w:val="Heading1"/>
@@ -9696,7 +9670,7 @@
         <w:pStyle w:val="FirstParagraph"/>
       </w:pPr>
       <w:r>
-        <w:t xml:space="preserve">After working through this worksheet your</w:t>
+        <w:t xml:space="preserve">After working through this activity your</w:t>
       </w:r>
       <w:r>
         <w:t xml:space="preserve"> </w:t>
@@ -9740,7 +9714,7 @@
         <w:rPr>
           <w:rStyle w:val="VerbatimChar"/>
         </w:rPr>
-        <w:t xml:space="preserve">│   ├── 2026_09_03_data_sci_leaf_area.csv          &lt;- never touch this</w:t>
+        <w:t xml:space="preserve">│   ├── 2026_09_03_data_sci_leaf_area.csv    &lt;- never touch this</w:t>
       </w:r>
       <w:r>
         <w:br/>
@@ -9749,7 +9723,7 @@
         <w:rPr>
           <w:rStyle w:val="VerbatimChar"/>
         </w:rPr>
-        <w:t xml:space="preserve">│   └── 2026_09_03_data_sci_leaf_area.xlsx         &lt;- never touch this</w:t>
+        <w:t xml:space="preserve">│   └── 2026_09_03_data_sci_leaf_area.xlsx   &lt;- never touch this</w:t>
       </w:r>
       <w:r>
         <w:br/>
@@ -9767,7 +9741,7 @@
         <w:rPr>
           <w:rStyle w:val="VerbatimChar"/>
         </w:rPr>
-        <w:t xml:space="preserve">│   └── 02_tree_analysis.R                          &lt;- your complete script</w:t>
+        <w:t xml:space="preserve">│   └── 02_leaf_analysis.R                   &lt;- your complete script (turn this in)</w:t>
       </w:r>
       <w:r>
         <w:br/>
@@ -9785,7 +9759,7 @@
         <w:rPr>
           <w:rStyle w:val="VerbatimChar"/>
         </w:rPr>
-        <w:t xml:space="preserve">    ├── leaf_mass.png                               &lt;- Part 8</w:t>
+        <w:t xml:space="preserve">    ├── leaf_mass.png                        &lt;- Part 8</w:t>
       </w:r>
       <w:r>
         <w:br/>
@@ -9794,7 +9768,7 @@
         <w:rPr>
           <w:rStyle w:val="VerbatimChar"/>
         </w:rPr>
-        <w:t xml:space="preserve">    └── leaf_dimensions_scatter.png                 &lt;- Going further</w:t>
+        <w:t xml:space="preserve">    └── leaf_dimensions_scatter.png          &lt;- Going further</w:t>
       </w:r>
     </w:p>
     <w:p>
@@ -9802,7 +9776,7 @@
         <w:pStyle w:val="FirstParagraph"/>
       </w:pPr>
       <w:r>
-        <w:t xml:space="preserve">This is the project structure we will use</w:t>
+        <w:t xml:space="preserve">This is the project structure we use</w:t>
       </w:r>
       <w:r>
         <w:t xml:space="preserve"> </w:t>
@@ -10010,8 +9984,8 @@
         </w:pict>
       </w:r>
     </w:p>
-    <w:bookmarkEnd w:id="52"/>
-    <w:bookmarkStart w:id="54" w:name="getting-unstuck"/>
+    <w:bookmarkEnd w:id="57"/>
+    <w:bookmarkStart w:id="59" w:name="getting-unstuck"/>
     <w:p>
       <w:pPr>
         <w:pStyle w:val="Heading1"/>
@@ -10033,7 +10007,7 @@
         <w:pStyle w:val="Compact"/>
         <w:numPr>
           <w:ilvl w:val="0"/>
-          <w:numId w:val="1021"/>
+          <w:numId w:val="1023"/>
         </w:numPr>
       </w:pPr>
       <w:r>
@@ -10055,7 +10029,7 @@
         <w:pStyle w:val="Compact"/>
         <w:numPr>
           <w:ilvl w:val="0"/>
-          <w:numId w:val="1021"/>
+          <w:numId w:val="1023"/>
         </w:numPr>
       </w:pPr>
       <w:r>
@@ -10150,7 +10124,7 @@
         <w:pStyle w:val="Compact"/>
         <w:numPr>
           <w:ilvl w:val="0"/>
-          <w:numId w:val="1021"/>
+          <w:numId w:val="1023"/>
         </w:numPr>
       </w:pPr>
       <w:r>
@@ -10173,7 +10147,7 @@
         <w:pStyle w:val="Compact"/>
         <w:numPr>
           <w:ilvl w:val="0"/>
-          <w:numId w:val="1021"/>
+          <w:numId w:val="1023"/>
         </w:numPr>
       </w:pPr>
       <w:r>
@@ -10192,7 +10166,7 @@
       <w:r>
         <w:t xml:space="preserve"> </w:t>
       </w:r>
-      <w:hyperlink r:id="rId53">
+      <w:hyperlink r:id="rId58">
         <w:r>
           <w:rPr>
             <w:rStyle w:val="Hyperlink"/>
@@ -10206,7 +10180,7 @@
         <w:pStyle w:val="Compact"/>
         <w:numPr>
           <w:ilvl w:val="0"/>
-          <w:numId w:val="1021"/>
+          <w:numId w:val="1023"/>
         </w:numPr>
       </w:pPr>
       <w:r>
@@ -10254,7 +10228,7 @@
         </w:pict>
       </w:r>
     </w:p>
-    <w:bookmarkEnd w:id="54"/>
+    <w:bookmarkEnd w:id="59"/>
     <w:sectPr>
       <w:pgSz w:h="15840" w:w="12240"/>
       <w:pgMar w:bottom="1440" w:footer="720" w:gutter="0" w:header="720" w:left="1440" w:right="1440" w:top="1440"/>
@@ -10667,6 +10641,9 @@
     </w:lvlOverride>
   </w:num>
   <w:num w:numId="1003">
+    <w:abstractNumId w:val="991"/>
+  </w:num>
+  <w:num w:numId="1004">
     <w:abstractNumId w:val="99411"/>
     <w:lvlOverride w:ilvl="0">
       <w:startOverride w:val="1"/>
@@ -10696,9 +10673,6 @@
       <w:startOverride w:val="1"/>
     </w:lvlOverride>
   </w:num>
-  <w:num w:numId="1004">
-    <w:abstractNumId w:val="991"/>
-  </w:num>
   <w:num w:numId="1005">
     <w:abstractNumId w:val="991"/>
   </w:num>
@@ -10712,6 +10686,12 @@
     <w:abstractNumId w:val="991"/>
   </w:num>
   <w:num w:numId="1009">
+    <w:abstractNumId w:val="991"/>
+  </w:num>
+  <w:num w:numId="1010">
+    <w:abstractNumId w:val="991"/>
+  </w:num>
+  <w:num w:numId="1011">
     <w:abstractNumId w:val="99411"/>
     <w:lvlOverride w:ilvl="0">
       <w:startOverride w:val="1"/>
@@ -10741,12 +10721,6 @@
       <w:startOverride w:val="1"/>
     </w:lvlOverride>
   </w:num>
-  <w:num w:numId="1010">
-    <w:abstractNumId w:val="992"/>
-  </w:num>
-  <w:num w:numId="1011">
-    <w:abstractNumId w:val="992"/>
-  </w:num>
   <w:num w:numId="1012">
     <w:abstractNumId w:val="992"/>
   </w:num>
@@ -10775,6 +10749,12 @@
     <w:abstractNumId w:val="992"/>
   </w:num>
   <w:num w:numId="1021">
+    <w:abstractNumId w:val="992"/>
+  </w:num>
+  <w:num w:numId="1022">
+    <w:abstractNumId w:val="992"/>
+  </w:num>
+  <w:num w:numId="1023">
     <w:abstractNumId w:val="99411"/>
     <w:lvlOverride w:ilvl="0">
       <w:startOverride w:val="1"/>

--- a/docs/content/meeting_r/meeting_r_activity.docx
+++ b/docs/content/meeting_r/meeting_r_activity.docx
@@ -31,7 +31,7 @@
         <w:pStyle w:val="Date"/>
       </w:pPr>
       <w:r>
-        <w:t xml:space="preserve">2026-09-08</w:t>
+        <w:t xml:space="preserve">2026-09-10</w:t>
       </w:r>
     </w:p>
     <w:bookmarkStart w:id="12" w:name="meeting-r"/>
@@ -6207,6 +6207,99 @@
         <w:rPr>
           <w:rStyle w:val="CommentTok"/>
         </w:rPr>
+        <w:t xml:space="preserve"># define the point position ONCE so every layer can reuse it</w:t>
+      </w:r>
+      <w:r>
+        <w:br/>
+      </w:r>
+      <w:r>
+        <w:rPr>
+          <w:rStyle w:val="NormalTok"/>
+        </w:rPr>
+        <w:t xml:space="preserve">jitter_pos </w:t>
+      </w:r>
+      <w:r>
+        <w:rPr>
+          <w:rStyle w:val="OtherTok"/>
+        </w:rPr>
+        <w:t xml:space="preserve">&lt;-</w:t>
+      </w:r>
+      <w:r>
+        <w:rPr>
+          <w:rStyle w:val="NormalTok"/>
+        </w:rPr>
+        <w:t xml:space="preserve"> </w:t>
+      </w:r>
+      <w:r>
+        <w:rPr>
+          <w:rStyle w:val="FunctionTok"/>
+        </w:rPr>
+        <w:t xml:space="preserve">position_jitter</w:t>
+      </w:r>
+      <w:r>
+        <w:rPr>
+          <w:rStyle w:val="NormalTok"/>
+        </w:rPr>
+        <w:t xml:space="preserve">(</w:t>
+      </w:r>
+      <w:r>
+        <w:rPr>
+          <w:rStyle w:val="AttributeTok"/>
+        </w:rPr>
+        <w:t xml:space="preserve">width =</w:t>
+      </w:r>
+      <w:r>
+        <w:rPr>
+          <w:rStyle w:val="NormalTok"/>
+        </w:rPr>
+        <w:t xml:space="preserve"> </w:t>
+      </w:r>
+      <w:r>
+        <w:rPr>
+          <w:rStyle w:val="FloatTok"/>
+        </w:rPr>
+        <w:t xml:space="preserve">0.15</w:t>
+      </w:r>
+      <w:r>
+        <w:rPr>
+          <w:rStyle w:val="NormalTok"/>
+        </w:rPr>
+        <w:t xml:space="preserve">, </w:t>
+      </w:r>
+      <w:r>
+        <w:rPr>
+          <w:rStyle w:val="AttributeTok"/>
+        </w:rPr>
+        <w:t xml:space="preserve">seed =</w:t>
+      </w:r>
+      <w:r>
+        <w:rPr>
+          <w:rStyle w:val="NormalTok"/>
+        </w:rPr>
+        <w:t xml:space="preserve"> </w:t>
+      </w:r>
+      <w:r>
+        <w:rPr>
+          <w:rStyle w:val="DecValTok"/>
+        </w:rPr>
+        <w:t xml:space="preserve">42</w:t>
+      </w:r>
+      <w:r>
+        <w:rPr>
+          <w:rStyle w:val="NormalTok"/>
+        </w:rPr>
+        <w:t xml:space="preserve">)</w:t>
+      </w:r>
+      <w:r>
+        <w:br/>
+      </w:r>
+      <w:r>
+        <w:br/>
+      </w:r>
+      <w:r>
+        <w:rPr>
+          <w:rStyle w:val="CommentTok"/>
+        </w:rPr>
         <w:t xml:space="preserve"># boxplot + raw points + axis labels</w:t>
       </w:r>
       <w:r>
@@ -6306,7 +6399,7 @@
         <w:rPr>
           <w:rStyle w:val="FunctionTok"/>
         </w:rPr>
-        <w:t xml:space="preserve">geom_jitter</w:t>
+        <w:t xml:space="preserve">geom_point</w:t>
       </w:r>
       <w:r>
         <w:rPr>
@@ -6318,25 +6411,13 @@
         <w:rPr>
           <w:rStyle w:val="AttributeTok"/>
         </w:rPr>
-        <w:t xml:space="preserve">width =</w:t>
-      </w:r>
-      <w:r>
-        <w:rPr>
-          <w:rStyle w:val="NormalTok"/>
-        </w:rPr>
-        <w:t xml:space="preserve"> </w:t>
-      </w:r>
-      <w:r>
-        <w:rPr>
-          <w:rStyle w:val="FloatTok"/>
-        </w:rPr>
-        <w:t xml:space="preserve">0.15</w:t>
-      </w:r>
-      <w:r>
-        <w:rPr>
-          <w:rStyle w:val="NormalTok"/>
-        </w:rPr>
-        <w:t xml:space="preserve">, </w:t>
+        <w:t xml:space="preserve">position =</w:t>
+      </w:r>
+      <w:r>
+        <w:rPr>
+          <w:rStyle w:val="NormalTok"/>
+        </w:rPr>
+        <w:t xml:space="preserve"> jitter_pos, </w:t>
       </w:r>
       <w:r>
         <w:rPr>
@@ -6445,6 +6526,59 @@
           <w:rStyle w:val="NormalTok"/>
         </w:rPr>
         <w:t xml:space="preserve">)</w:t>
+      </w:r>
+    </w:p>
+    <w:p>
+      <w:pPr>
+        <w:pStyle w:val="BlockText"/>
+      </w:pPr>
+      <w:r>
+        <w:t xml:space="preserve">💡</w:t>
+      </w:r>
+      <w:r>
+        <w:t xml:space="preserve"> </w:t>
+      </w:r>
+      <w:r>
+        <w:rPr>
+          <w:rStyle w:val="VerbatimChar"/>
+        </w:rPr>
+        <w:t xml:space="preserve">position_jitter(width = 0.15)</w:t>
+      </w:r>
+      <w:r>
+        <w:t xml:space="preserve"> </w:t>
+      </w:r>
+      <w:r>
+        <w:t xml:space="preserve">spreads the stacked points sideways so you can see each leaf;</w:t>
+      </w:r>
+      <w:r>
+        <w:t xml:space="preserve"> </w:t>
+      </w:r>
+      <w:r>
+        <w:rPr>
+          <w:rStyle w:val="VerbatimChar"/>
+        </w:rPr>
+        <w:t xml:space="preserve">seed = 42</w:t>
+      </w:r>
+      <w:r>
+        <w:t xml:space="preserve"> </w:t>
+      </w:r>
+      <w:r>
+        <w:t xml:space="preserve">makes that spread identical every time you run it. Storing it in</w:t>
+      </w:r>
+      <w:r>
+        <w:t xml:space="preserve"> </w:t>
+      </w:r>
+      <w:r>
+        <w:rPr>
+          <w:rStyle w:val="VerbatimChar"/>
+        </w:rPr>
+        <w:t xml:space="preserve">jitter_pos</w:t>
+      </w:r>
+      <w:r>
+        <w:t xml:space="preserve"> </w:t>
+      </w:r>
+      <w:r>
+        <w:t xml:space="preserve">lets the next layer land in the exact same place.</w:t>
       </w:r>
     </w:p>
     <w:p>
@@ -6686,7 +6820,7 @@
         <w:rPr>
           <w:rStyle w:val="FunctionTok"/>
         </w:rPr>
-        <w:t xml:space="preserve">geom_jitter</w:t>
+        <w:t xml:space="preserve">geom_point</w:t>
       </w:r>
       <w:r>
         <w:rPr>
@@ -6698,25 +6832,13 @@
         <w:rPr>
           <w:rStyle w:val="AttributeTok"/>
         </w:rPr>
-        <w:t xml:space="preserve">width =</w:t>
-      </w:r>
-      <w:r>
-        <w:rPr>
-          <w:rStyle w:val="NormalTok"/>
-        </w:rPr>
-        <w:t xml:space="preserve"> </w:t>
-      </w:r>
-      <w:r>
-        <w:rPr>
-          <w:rStyle w:val="FloatTok"/>
-        </w:rPr>
-        <w:t xml:space="preserve">0.15</w:t>
-      </w:r>
-      <w:r>
-        <w:rPr>
-          <w:rStyle w:val="NormalTok"/>
-        </w:rPr>
-        <w:t xml:space="preserve">, </w:t>
+        <w:t xml:space="preserve">position =</w:t>
+      </w:r>
+      <w:r>
+        <w:rPr>
+          <w:rStyle w:val="NormalTok"/>
+        </w:rPr>
+        <w:t xml:space="preserve"> jitter_pos, </w:t>
       </w:r>
       <w:r>
         <w:rPr>
@@ -8410,7 +8532,7 @@
         <w:rPr>
           <w:rStyle w:val="FunctionTok"/>
         </w:rPr>
-        <w:t xml:space="preserve">geom_jitter</w:t>
+        <w:t xml:space="preserve">geom_point</w:t>
       </w:r>
       <w:r>
         <w:rPr>
@@ -8422,25 +8544,13 @@
         <w:rPr>
           <w:rStyle w:val="AttributeTok"/>
         </w:rPr>
-        <w:t xml:space="preserve">width =</w:t>
-      </w:r>
-      <w:r>
-        <w:rPr>
-          <w:rStyle w:val="NormalTok"/>
-        </w:rPr>
-        <w:t xml:space="preserve"> </w:t>
-      </w:r>
-      <w:r>
-        <w:rPr>
-          <w:rStyle w:val="FloatTok"/>
-        </w:rPr>
-        <w:t xml:space="preserve">0.1</w:t>
-      </w:r>
-      <w:r>
-        <w:rPr>
-          <w:rStyle w:val="NormalTok"/>
-        </w:rPr>
-        <w:t xml:space="preserve">, </w:t>
+        <w:t xml:space="preserve">position =</w:t>
+      </w:r>
+      <w:r>
+        <w:rPr>
+          <w:rStyle w:val="NormalTok"/>
+        </w:rPr>
+        <w:t xml:space="preserve"> jitter_pos, </w:t>
       </w:r>
       <w:r>
         <w:rPr>

--- a/docs/content/meeting_r/meeting_r_activity.docx
+++ b/docs/content/meeting_r/meeting_r_activity.docx
@@ -31,7 +31,7 @@
         <w:pStyle w:val="Date"/>
       </w:pPr>
       <w:r>
-        <w:t xml:space="preserve">2026-09-10</w:t>
+        <w:t xml:space="preserve">2026-09-14</w:t>
       </w:r>
     </w:p>
     <w:bookmarkStart w:id="12" w:name="meeting-r"/>
@@ -1195,7 +1195,7 @@
         <w:rPr>
           <w:rStyle w:val="VerbatimChar"/>
         </w:rPr>
-        <w:t xml:space="preserve">tree_project</w:t>
+        <w:t xml:space="preserve">leaf_project</w:t>
       </w:r>
       <w:r>
         <w:t xml:space="preserve">. Inside it, create these sub-folders:</w:t>
@@ -1209,7 +1209,7 @@
         <w:rPr>
           <w:rStyle w:val="VerbatimChar"/>
         </w:rPr>
-        <w:t xml:space="preserve">tree_project/</w:t>
+        <w:t xml:space="preserve">leaf_project/</w:t>
       </w:r>
       <w:r>
         <w:br/>
@@ -1228,15 +1228,6 @@
           <w:rStyle w:val="VerbatimChar"/>
         </w:rPr>
         <w:t xml:space="preserve">├── scripts/     ← your .R code goes here</w:t>
-      </w:r>
-      <w:r>
-        <w:br/>
-      </w:r>
-      <w:r>
-        <w:rPr>
-          <w:rStyle w:val="VerbatimChar"/>
-        </w:rPr>
-        <w:t xml:space="preserve">├── output/      ← your cleaned data go here</w:t>
       </w:r>
       <w:r>
         <w:br/>
@@ -1328,7 +1319,7 @@
         <w:rPr>
           <w:rStyle w:val="VerbatimChar"/>
         </w:rPr>
-        <w:t xml:space="preserve">tree_project</w:t>
+        <w:t xml:space="preserve">leaf_project</w:t>
       </w:r>
       <w:r>
         <w:t xml:space="preserve"> </w:t>
@@ -1351,7 +1342,7 @@
         <w:rPr>
           <w:rStyle w:val="VerbatimChar"/>
         </w:rPr>
-        <w:t xml:space="preserve">tree_project</w:t>
+        <w:t xml:space="preserve">leaf_project</w:t>
       </w:r>
       <w:r>
         <w:t xml:space="preserve"> </w:t>
@@ -1390,7 +1381,7 @@
         <w:rPr>
           <w:rStyle w:val="VerbatimChar"/>
         </w:rPr>
-        <w:t xml:space="preserve">tree_project</w:t>
+        <w:t xml:space="preserve">leaf_project</w:t>
       </w:r>
       <w:r>
         <w:t xml:space="preserve"> </w:t>
@@ -1588,7 +1579,7 @@
               <w:rPr>
                 <w:rStyle w:val="VerbatimChar"/>
               </w:rPr>
-              <w:t xml:space="preserve">tree_project/data/</w:t>
+              <w:t xml:space="preserve">leaf_project/data/</w:t>
             </w:r>
             <w:r>
               <w:t xml:space="preserve">.</w:t>
@@ -1718,7 +1709,7 @@
         <w:rPr>
           <w:rStyle w:val="VerbatimChar"/>
         </w:rPr>
-        <w:t xml:space="preserve">tree_project/scripts/</w:t>
+        <w:t xml:space="preserve">leaf_project/scripts/</w:t>
       </w:r>
       <w:r>
         <w:t xml:space="preserve">.</w:t>
@@ -6207,34 +6198,28 @@
         <w:rPr>
           <w:rStyle w:val="CommentTok"/>
         </w:rPr>
-        <w:t xml:space="preserve"># define the point position ONCE so every layer can reuse it</w:t>
+        <w:t xml:space="preserve"># boxplot + raw points + axis labels</w:t>
       </w:r>
       <w:r>
         <w:br/>
       </w:r>
       <w:r>
         <w:rPr>
-          <w:rStyle w:val="NormalTok"/>
-        </w:rPr>
-        <w:t xml:space="preserve">jitter_pos </w:t>
-      </w:r>
-      <w:r>
-        <w:rPr>
-          <w:rStyle w:val="OtherTok"/>
-        </w:rPr>
-        <w:t xml:space="preserve">&lt;-</w:t>
-      </w:r>
-      <w:r>
-        <w:rPr>
-          <w:rStyle w:val="NormalTok"/>
-        </w:rPr>
-        <w:t xml:space="preserve"> </w:t>
-      </w:r>
-      <w:r>
-        <w:rPr>
           <w:rStyle w:val="FunctionTok"/>
         </w:rPr>
-        <w:t xml:space="preserve">position_jitter</w:t>
+        <w:t xml:space="preserve">ggplot</w:t>
+      </w:r>
+      <w:r>
+        <w:rPr>
+          <w:rStyle w:val="NormalTok"/>
+        </w:rPr>
+        <w:t xml:space="preserve">(leaf_df, </w:t>
+      </w:r>
+      <w:r>
+        <w:rPr>
+          <w:rStyle w:val="FunctionTok"/>
+        </w:rPr>
+        <w:t xml:space="preserve">aes</w:t>
       </w:r>
       <w:r>
         <w:rPr>
@@ -6246,6 +6231,84 @@
         <w:rPr>
           <w:rStyle w:val="AttributeTok"/>
         </w:rPr>
+        <w:t xml:space="preserve">x =</w:t>
+      </w:r>
+      <w:r>
+        <w:rPr>
+          <w:rStyle w:val="NormalTok"/>
+        </w:rPr>
+        <w:t xml:space="preserve"> shade, </w:t>
+      </w:r>
+      <w:r>
+        <w:rPr>
+          <w:rStyle w:val="AttributeTok"/>
+        </w:rPr>
+        <w:t xml:space="preserve">y =</w:t>
+      </w:r>
+      <w:r>
+        <w:rPr>
+          <w:rStyle w:val="NormalTok"/>
+        </w:rPr>
+        <w:t xml:space="preserve"> mass_g)) </w:t>
+      </w:r>
+      <w:r>
+        <w:rPr>
+          <w:rStyle w:val="SpecialCharTok"/>
+        </w:rPr>
+        <w:t xml:space="preserve">+</w:t>
+      </w:r>
+      <w:r>
+        <w:br/>
+      </w:r>
+      <w:r>
+        <w:rPr>
+          <w:rStyle w:val="NormalTok"/>
+        </w:rPr>
+        <w:t xml:space="preserve">  </w:t>
+      </w:r>
+      <w:r>
+        <w:rPr>
+          <w:rStyle w:val="FunctionTok"/>
+        </w:rPr>
+        <w:t xml:space="preserve">geom_boxplot</w:t>
+      </w:r>
+      <w:r>
+        <w:rPr>
+          <w:rStyle w:val="NormalTok"/>
+        </w:rPr>
+        <w:t xml:space="preserve">() </w:t>
+      </w:r>
+      <w:r>
+        <w:rPr>
+          <w:rStyle w:val="SpecialCharTok"/>
+        </w:rPr>
+        <w:t xml:space="preserve">+</w:t>
+      </w:r>
+      <w:r>
+        <w:br/>
+      </w:r>
+      <w:r>
+        <w:rPr>
+          <w:rStyle w:val="NormalTok"/>
+        </w:rPr>
+        <w:t xml:space="preserve">  </w:t>
+      </w:r>
+      <w:r>
+        <w:rPr>
+          <w:rStyle w:val="FunctionTok"/>
+        </w:rPr>
+        <w:t xml:space="preserve">geom_jitter</w:t>
+      </w:r>
+      <w:r>
+        <w:rPr>
+          <w:rStyle w:val="NormalTok"/>
+        </w:rPr>
+        <w:t xml:space="preserve">(</w:t>
+      </w:r>
+      <w:r>
+        <w:rPr>
+          <w:rStyle w:val="AttributeTok"/>
+        </w:rPr>
         <w:t xml:space="preserve">width =</w:t>
       </w:r>
       <w:r>
@@ -6270,19 +6333,103 @@
         <w:rPr>
           <w:rStyle w:val="AttributeTok"/>
         </w:rPr>
-        <w:t xml:space="preserve">seed =</w:t>
-      </w:r>
-      <w:r>
-        <w:rPr>
-          <w:rStyle w:val="NormalTok"/>
-        </w:rPr>
-        <w:t xml:space="preserve"> </w:t>
-      </w:r>
-      <w:r>
-        <w:rPr>
-          <w:rStyle w:val="DecValTok"/>
-        </w:rPr>
-        <w:t xml:space="preserve">42</w:t>
+        <w:t xml:space="preserve">color =</w:t>
+      </w:r>
+      <w:r>
+        <w:rPr>
+          <w:rStyle w:val="NormalTok"/>
+        </w:rPr>
+        <w:t xml:space="preserve"> </w:t>
+      </w:r>
+      <w:r>
+        <w:rPr>
+          <w:rStyle w:val="StringTok"/>
+        </w:rPr>
+        <w:t xml:space="preserve">"tomato"</w:t>
+      </w:r>
+      <w:r>
+        <w:rPr>
+          <w:rStyle w:val="NormalTok"/>
+        </w:rPr>
+        <w:t xml:space="preserve">) </w:t>
+      </w:r>
+      <w:r>
+        <w:rPr>
+          <w:rStyle w:val="SpecialCharTok"/>
+        </w:rPr>
+        <w:t xml:space="preserve">+</w:t>
+      </w:r>
+      <w:r>
+        <w:br/>
+      </w:r>
+      <w:r>
+        <w:rPr>
+          <w:rStyle w:val="NormalTok"/>
+        </w:rPr>
+        <w:t xml:space="preserve">  </w:t>
+      </w:r>
+      <w:r>
+        <w:rPr>
+          <w:rStyle w:val="FunctionTok"/>
+        </w:rPr>
+        <w:t xml:space="preserve">labs</w:t>
+      </w:r>
+      <w:r>
+        <w:rPr>
+          <w:rStyle w:val="NormalTok"/>
+        </w:rPr>
+        <w:t xml:space="preserve">(</w:t>
+      </w:r>
+      <w:r>
+        <w:rPr>
+          <w:rStyle w:val="AttributeTok"/>
+        </w:rPr>
+        <w:t xml:space="preserve">x =</w:t>
+      </w:r>
+      <w:r>
+        <w:rPr>
+          <w:rStyle w:val="NormalTok"/>
+        </w:rPr>
+        <w:t xml:space="preserve"> </w:t>
+      </w:r>
+      <w:r>
+        <w:rPr>
+          <w:rStyle w:val="StringTok"/>
+        </w:rPr>
+        <w:t xml:space="preserve">"Side of tree"</w:t>
+      </w:r>
+      <w:r>
+        <w:rPr>
+          <w:rStyle w:val="NormalTok"/>
+        </w:rPr>
+        <w:t xml:space="preserve">,</w:t>
+      </w:r>
+      <w:r>
+        <w:br/>
+      </w:r>
+      <w:r>
+        <w:rPr>
+          <w:rStyle w:val="NormalTok"/>
+        </w:rPr>
+        <w:t xml:space="preserve">       </w:t>
+      </w:r>
+      <w:r>
+        <w:rPr>
+          <w:rStyle w:val="AttributeTok"/>
+        </w:rPr>
+        <w:t xml:space="preserve">y =</w:t>
+      </w:r>
+      <w:r>
+        <w:rPr>
+          <w:rStyle w:val="NormalTok"/>
+        </w:rPr>
+        <w:t xml:space="preserve"> </w:t>
+      </w:r>
+      <w:r>
+        <w:rPr>
+          <w:rStyle w:val="StringTok"/>
+        </w:rPr>
+        <w:t xml:space="preserve">"Leaf mass (g)"</w:t>
       </w:r>
       <w:r>
         <w:rPr>
@@ -6290,243 +6437,6 @@
         </w:rPr>
         <w:t xml:space="preserve">)</w:t>
       </w:r>
-      <w:r>
-        <w:br/>
-      </w:r>
-      <w:r>
-        <w:br/>
-      </w:r>
-      <w:r>
-        <w:rPr>
-          <w:rStyle w:val="CommentTok"/>
-        </w:rPr>
-        <w:t xml:space="preserve"># boxplot + raw points + axis labels</w:t>
-      </w:r>
-      <w:r>
-        <w:br/>
-      </w:r>
-      <w:r>
-        <w:rPr>
-          <w:rStyle w:val="FunctionTok"/>
-        </w:rPr>
-        <w:t xml:space="preserve">ggplot</w:t>
-      </w:r>
-      <w:r>
-        <w:rPr>
-          <w:rStyle w:val="NormalTok"/>
-        </w:rPr>
-        <w:t xml:space="preserve">(leaf_df, </w:t>
-      </w:r>
-      <w:r>
-        <w:rPr>
-          <w:rStyle w:val="FunctionTok"/>
-        </w:rPr>
-        <w:t xml:space="preserve">aes</w:t>
-      </w:r>
-      <w:r>
-        <w:rPr>
-          <w:rStyle w:val="NormalTok"/>
-        </w:rPr>
-        <w:t xml:space="preserve">(</w:t>
-      </w:r>
-      <w:r>
-        <w:rPr>
-          <w:rStyle w:val="AttributeTok"/>
-        </w:rPr>
-        <w:t xml:space="preserve">x =</w:t>
-      </w:r>
-      <w:r>
-        <w:rPr>
-          <w:rStyle w:val="NormalTok"/>
-        </w:rPr>
-        <w:t xml:space="preserve"> shade, </w:t>
-      </w:r>
-      <w:r>
-        <w:rPr>
-          <w:rStyle w:val="AttributeTok"/>
-        </w:rPr>
-        <w:t xml:space="preserve">y =</w:t>
-      </w:r>
-      <w:r>
-        <w:rPr>
-          <w:rStyle w:val="NormalTok"/>
-        </w:rPr>
-        <w:t xml:space="preserve"> mass_g)) </w:t>
-      </w:r>
-      <w:r>
-        <w:rPr>
-          <w:rStyle w:val="SpecialCharTok"/>
-        </w:rPr>
-        <w:t xml:space="preserve">+</w:t>
-      </w:r>
-      <w:r>
-        <w:br/>
-      </w:r>
-      <w:r>
-        <w:rPr>
-          <w:rStyle w:val="NormalTok"/>
-        </w:rPr>
-        <w:t xml:space="preserve">  </w:t>
-      </w:r>
-      <w:r>
-        <w:rPr>
-          <w:rStyle w:val="FunctionTok"/>
-        </w:rPr>
-        <w:t xml:space="preserve">geom_boxplot</w:t>
-      </w:r>
-      <w:r>
-        <w:rPr>
-          <w:rStyle w:val="NormalTok"/>
-        </w:rPr>
-        <w:t xml:space="preserve">() </w:t>
-      </w:r>
-      <w:r>
-        <w:rPr>
-          <w:rStyle w:val="SpecialCharTok"/>
-        </w:rPr>
-        <w:t xml:space="preserve">+</w:t>
-      </w:r>
-      <w:r>
-        <w:br/>
-      </w:r>
-      <w:r>
-        <w:rPr>
-          <w:rStyle w:val="NormalTok"/>
-        </w:rPr>
-        <w:t xml:space="preserve">  </w:t>
-      </w:r>
-      <w:r>
-        <w:rPr>
-          <w:rStyle w:val="FunctionTok"/>
-        </w:rPr>
-        <w:t xml:space="preserve">geom_point</w:t>
-      </w:r>
-      <w:r>
-        <w:rPr>
-          <w:rStyle w:val="NormalTok"/>
-        </w:rPr>
-        <w:t xml:space="preserve">(</w:t>
-      </w:r>
-      <w:r>
-        <w:rPr>
-          <w:rStyle w:val="AttributeTok"/>
-        </w:rPr>
-        <w:t xml:space="preserve">position =</w:t>
-      </w:r>
-      <w:r>
-        <w:rPr>
-          <w:rStyle w:val="NormalTok"/>
-        </w:rPr>
-        <w:t xml:space="preserve"> jitter_pos, </w:t>
-      </w:r>
-      <w:r>
-        <w:rPr>
-          <w:rStyle w:val="AttributeTok"/>
-        </w:rPr>
-        <w:t xml:space="preserve">color =</w:t>
-      </w:r>
-      <w:r>
-        <w:rPr>
-          <w:rStyle w:val="NormalTok"/>
-        </w:rPr>
-        <w:t xml:space="preserve"> </w:t>
-      </w:r>
-      <w:r>
-        <w:rPr>
-          <w:rStyle w:val="StringTok"/>
-        </w:rPr>
-        <w:t xml:space="preserve">"tomato"</w:t>
-      </w:r>
-      <w:r>
-        <w:rPr>
-          <w:rStyle w:val="NormalTok"/>
-        </w:rPr>
-        <w:t xml:space="preserve">) </w:t>
-      </w:r>
-      <w:r>
-        <w:rPr>
-          <w:rStyle w:val="SpecialCharTok"/>
-        </w:rPr>
-        <w:t xml:space="preserve">+</w:t>
-      </w:r>
-      <w:r>
-        <w:br/>
-      </w:r>
-      <w:r>
-        <w:rPr>
-          <w:rStyle w:val="NormalTok"/>
-        </w:rPr>
-        <w:t xml:space="preserve">  </w:t>
-      </w:r>
-      <w:r>
-        <w:rPr>
-          <w:rStyle w:val="FunctionTok"/>
-        </w:rPr>
-        <w:t xml:space="preserve">labs</w:t>
-      </w:r>
-      <w:r>
-        <w:rPr>
-          <w:rStyle w:val="NormalTok"/>
-        </w:rPr>
-        <w:t xml:space="preserve">(</w:t>
-      </w:r>
-      <w:r>
-        <w:rPr>
-          <w:rStyle w:val="AttributeTok"/>
-        </w:rPr>
-        <w:t xml:space="preserve">x =</w:t>
-      </w:r>
-      <w:r>
-        <w:rPr>
-          <w:rStyle w:val="NormalTok"/>
-        </w:rPr>
-        <w:t xml:space="preserve"> </w:t>
-      </w:r>
-      <w:r>
-        <w:rPr>
-          <w:rStyle w:val="StringTok"/>
-        </w:rPr>
-        <w:t xml:space="preserve">"Side of tree"</w:t>
-      </w:r>
-      <w:r>
-        <w:rPr>
-          <w:rStyle w:val="NormalTok"/>
-        </w:rPr>
-        <w:t xml:space="preserve">,</w:t>
-      </w:r>
-      <w:r>
-        <w:br/>
-      </w:r>
-      <w:r>
-        <w:rPr>
-          <w:rStyle w:val="NormalTok"/>
-        </w:rPr>
-        <w:t xml:space="preserve">       </w:t>
-      </w:r>
-      <w:r>
-        <w:rPr>
-          <w:rStyle w:val="AttributeTok"/>
-        </w:rPr>
-        <w:t xml:space="preserve">y =</w:t>
-      </w:r>
-      <w:r>
-        <w:rPr>
-          <w:rStyle w:val="NormalTok"/>
-        </w:rPr>
-        <w:t xml:space="preserve"> </w:t>
-      </w:r>
-      <w:r>
-        <w:rPr>
-          <w:rStyle w:val="StringTok"/>
-        </w:rPr>
-        <w:t xml:space="preserve">"Leaf mass (g)"</w:t>
-      </w:r>
-      <w:r>
-        <w:rPr>
-          <w:rStyle w:val="NormalTok"/>
-        </w:rPr>
-        <w:t xml:space="preserve">)</w:t>
-      </w:r>
     </w:p>
     <w:p>
       <w:pPr>
@@ -6542,43 +6452,62 @@
         <w:rPr>
           <w:rStyle w:val="VerbatimChar"/>
         </w:rPr>
-        <w:t xml:space="preserve">position_jitter(width = 0.15)</w:t>
-      </w:r>
-      <w:r>
-        <w:t xml:space="preserve"> </w:t>
-      </w:r>
-      <w:r>
-        <w:t xml:space="preserve">spreads the stacked points sideways so you can see each leaf;</w:t>
-      </w:r>
-      <w:r>
-        <w:t xml:space="preserve"> </w:t>
-      </w:r>
-      <w:r>
-        <w:rPr>
-          <w:rStyle w:val="VerbatimChar"/>
-        </w:rPr>
-        <w:t xml:space="preserve">seed = 42</w:t>
-      </w:r>
-      <w:r>
-        <w:t xml:space="preserve"> </w:t>
-      </w:r>
-      <w:r>
-        <w:t xml:space="preserve">makes that spread identical every time you run it. Storing it in</w:t>
-      </w:r>
-      <w:r>
-        <w:t xml:space="preserve"> </w:t>
-      </w:r>
-      <w:r>
-        <w:rPr>
-          <w:rStyle w:val="VerbatimChar"/>
-        </w:rPr>
-        <w:t xml:space="preserve">jitter_pos</w:t>
-      </w:r>
-      <w:r>
-        <w:t xml:space="preserve"> </w:t>
-      </w:r>
-      <w:r>
-        <w:t xml:space="preserve">lets the next layer land in the exact same place.</w:t>
+        <w:t xml:space="preserve">geom_jitter()</w:t>
+      </w:r>
+      <w:r>
+        <w:t xml:space="preserve"> </w:t>
+      </w:r>
+      <w:r>
+        <w:t xml:space="preserve">is</w:t>
+      </w:r>
+      <w:r>
+        <w:t xml:space="preserve"> </w:t>
+      </w:r>
+      <w:r>
+        <w:rPr>
+          <w:rStyle w:val="VerbatimChar"/>
+        </w:rPr>
+        <w:t xml:space="preserve">geom_point()</w:t>
+      </w:r>
+      <w:r>
+        <w:t xml:space="preserve"> </w:t>
+      </w:r>
+      <w:r>
+        <w:t xml:space="preserve">with a little sideways nudge (</w:t>
+      </w:r>
+      <w:r>
+        <w:rPr>
+          <w:rStyle w:val="VerbatimChar"/>
+        </w:rPr>
+        <w:t xml:space="preserve">width = 0.15</w:t>
+      </w:r>
+      <w:r>
+        <w:t xml:space="preserve">) so the leaves don’t stack on one line. Put it</w:t>
+      </w:r>
+      <w:r>
+        <w:t xml:space="preserve"> </w:t>
+      </w:r>
+      <w:r>
+        <w:rPr>
+          <w:b/>
+          <w:bCs/>
+        </w:rPr>
+        <w:t xml:space="preserve">after</w:t>
+      </w:r>
+      <w:r>
+        <w:t xml:space="preserve"> </w:t>
+      </w:r>
+      <w:r>
+        <w:rPr>
+          <w:rStyle w:val="VerbatimChar"/>
+        </w:rPr>
+        <w:t xml:space="preserve">geom_boxplot()</w:t>
+      </w:r>
+      <w:r>
+        <w:t xml:space="preserve"> </w:t>
+      </w:r>
+      <w:r>
+        <w:t xml:space="preserve">so the points sit on top.</w:t>
       </w:r>
     </w:p>
     <w:p>
@@ -6820,7 +6749,7 @@
         <w:rPr>
           <w:rStyle w:val="FunctionTok"/>
         </w:rPr>
-        <w:t xml:space="preserve">geom_point</w:t>
+        <w:t xml:space="preserve">geom_jitter</w:t>
       </w:r>
       <w:r>
         <w:rPr>
@@ -6832,13 +6761,25 @@
         <w:rPr>
           <w:rStyle w:val="AttributeTok"/>
         </w:rPr>
-        <w:t xml:space="preserve">position =</w:t>
-      </w:r>
-      <w:r>
-        <w:rPr>
-          <w:rStyle w:val="NormalTok"/>
-        </w:rPr>
-        <w:t xml:space="preserve"> jitter_pos, </w:t>
+        <w:t xml:space="preserve">width =</w:t>
+      </w:r>
+      <w:r>
+        <w:rPr>
+          <w:rStyle w:val="NormalTok"/>
+        </w:rPr>
+        <w:t xml:space="preserve"> </w:t>
+      </w:r>
+      <w:r>
+        <w:rPr>
+          <w:rStyle w:val="FloatTok"/>
+        </w:rPr>
+        <w:t xml:space="preserve">0.15</w:t>
+      </w:r>
+      <w:r>
+        <w:rPr>
+          <w:rStyle w:val="NormalTok"/>
+        </w:rPr>
+        <w:t xml:space="preserve">, </w:t>
       </w:r>
       <w:r>
         <w:rPr>
@@ -8532,7 +8473,7 @@
         <w:rPr>
           <w:rStyle w:val="FunctionTok"/>
         </w:rPr>
-        <w:t xml:space="preserve">geom_point</w:t>
+        <w:t xml:space="preserve">geom_jitter</w:t>
       </w:r>
       <w:r>
         <w:rPr>
@@ -8544,13 +8485,25 @@
         <w:rPr>
           <w:rStyle w:val="AttributeTok"/>
         </w:rPr>
-        <w:t xml:space="preserve">position =</w:t>
-      </w:r>
-      <w:r>
-        <w:rPr>
-          <w:rStyle w:val="NormalTok"/>
-        </w:rPr>
-        <w:t xml:space="preserve"> jitter_pos, </w:t>
+        <w:t xml:space="preserve">width =</w:t>
+      </w:r>
+      <w:r>
+        <w:rPr>
+          <w:rStyle w:val="NormalTok"/>
+        </w:rPr>
+        <w:t xml:space="preserve"> </w:t>
+      </w:r>
+      <w:r>
+        <w:rPr>
+          <w:rStyle w:val="FloatTok"/>
+        </w:rPr>
+        <w:t xml:space="preserve">0.1</w:t>
+      </w:r>
+      <w:r>
+        <w:rPr>
+          <w:rStyle w:val="NormalTok"/>
+        </w:rPr>
+        <w:t xml:space="preserve">, </w:t>
       </w:r>
       <w:r>
         <w:rPr>
@@ -9789,7 +9742,7 @@
         <w:rPr>
           <w:rStyle w:val="VerbatimChar"/>
         </w:rPr>
-        <w:t xml:space="preserve">tree_project/</w:t>
+        <w:t xml:space="preserve">leaf_project/</w:t>
       </w:r>
       <w:r>
         <w:t xml:space="preserve"> </w:t>
@@ -9806,7 +9759,7 @@
         <w:rPr>
           <w:rStyle w:val="VerbatimChar"/>
         </w:rPr>
-        <w:t xml:space="preserve">tree_project/</w:t>
+        <w:t xml:space="preserve">leaf_project/</w:t>
       </w:r>
       <w:r>
         <w:br/>

--- a/docs/content/meeting_r/meeting_r_activity.docx
+++ b/docs/content/meeting_r/meeting_r_activity.docx
@@ -11781,7 +11781,6 @@
         <w:bottom w:color="FF0000" w:space="1" w:sz="8" w:val="single"/>
         <w:right w:color="FF0000" w:space="4" w:sz="8" w:val="single"/>
       </w:pBdr>
-      <w:shd w:color="auto" w:fill="auto" w:val="pct15"/>
       <w:spacing w:after="120" w:before="120"/>
       <w:ind w:left="432" w:right="432"/>
     </w:pPr>
@@ -11802,7 +11801,6 @@
         <w:bottom w:color="auto" w:space="1" w:sz="8" w:val="single"/>
         <w:right w:color="auto" w:space="4" w:sz="8" w:val="single"/>
       </w:pBdr>
-      <w:shd w:color="auto" w:fill="auto" w:val="pct15"/>
       <w:spacing w:after="240" w:before="240"/>
       <w:ind w:left="432" w:right="432"/>
     </w:pPr>
@@ -11817,7 +11815,6 @@
     <w:qFormat/>
     <w:rsid w:val="00771E03"/>
     <w:pPr>
-      <w:shd w:color="auto" w:fill="auto" w:val="pct15"/>
       <w:spacing w:after="240" w:before="240"/>
       <w:ind w:left="432" w:right="432"/>
     </w:pPr>

--- a/docs/content/meeting_r/meeting_r_activity.docx
+++ b/docs/content/meeting_r/meeting_r_activity.docx
@@ -31,7 +31,7 @@
         <w:pStyle w:val="Date"/>
       </w:pPr>
       <w:r>
-        <w:t xml:space="preserve">2026-09-14</w:t>
+        <w:t xml:space="preserve">2026-09-21</w:t>
       </w:r>
     </w:p>
     <w:bookmarkStart w:id="12" w:name="meeting-r"/>

--- a/docs/content/meeting_r/meeting_r_activity.docx
+++ b/docs/content/meeting_r/meeting_r_activity.docx
@@ -31,7 +31,7 @@
         <w:pStyle w:val="Date"/>
       </w:pPr>
       <w:r>
-        <w:t xml:space="preserve">2026-09-21</w:t>
+        <w:t xml:space="preserve">2026-09-22</w:t>
       </w:r>
     </w:p>
     <w:bookmarkStart w:id="12" w:name="meeting-r"/>

--- a/docs/content/meeting_r/meeting_r_activity.docx
+++ b/docs/content/meeting_r/meeting_r_activity.docx
@@ -31,7 +31,7 @@
         <w:pStyle w:val="Date"/>
       </w:pPr>
       <w:r>
-        <w:t xml:space="preserve">2026-09-22</w:t>
+        <w:t xml:space="preserve">2026-09-23</w:t>
       </w:r>
     </w:p>
     <w:bookmarkStart w:id="12" w:name="meeting-r"/>

--- a/docs/content/meeting_r/meeting_r_activity.docx
+++ b/docs/content/meeting_r/meeting_r_activity.docx
@@ -11864,6 +11864,252 @@
       <w:spacing w:after="100"/>
     </w:pPr>
   </w:style>
+  <w:style w:styleId="BodyText" w:type="paragraph">
+    <w:name w:val="Body Text"/>
+    <w:basedOn w:val="Normal"/>
+    <w:link w:val="BodyTextChar"/>
+    <w:qFormat/>
+    <w:pPr>
+      <w:spacing w:after="180" w:before="180"/>
+    </w:pPr>
+  </w:style>
+  <w:style w:customStyle="1" w:styleId="FirstParagraph" w:type="paragraph">
+    <w:name w:val="First Paragraph"/>
+    <w:basedOn w:val="BodyText"/>
+    <w:next w:val="BodyText"/>
+    <w:qFormat/>
+  </w:style>
+  <w:style w:customStyle="1" w:styleId="Compact" w:type="paragraph">
+    <w:name w:val="Compact"/>
+    <w:basedOn w:val="BodyText"/>
+    <w:qFormat/>
+    <w:pPr>
+      <w:spacing w:after="36" w:before="36"/>
+    </w:pPr>
+  </w:style>
+  <w:style w:customStyle="1" w:styleId="Author" w:type="paragraph">
+    <w:name w:val="Author"/>
+    <w:basedOn w:val="Title"/>
+    <w:next w:val="BodyText"/>
+    <w:qFormat/>
+    <w:pPr>
+      <w:keepNext/>
+      <w:keepLines/>
+    </w:pPr>
+    <w:rPr>
+      <w:sz w:val="24"/>
+      <w:szCs w:val="24"/>
+    </w:rPr>
+  </w:style>
+  <w:style w:styleId="Date" w:type="paragraph">
+    <w:name w:val="Date"/>
+    <w:basedOn w:val="Title"/>
+    <w:next w:val="BodyText"/>
+    <w:qFormat/>
+    <w:pPr>
+      <w:keepNext/>
+      <w:keepLines/>
+    </w:pPr>
+    <w:rPr>
+      <w:sz w:val="24"/>
+      <w:szCs w:val="24"/>
+    </w:rPr>
+  </w:style>
+  <w:style w:customStyle="1" w:styleId="AbstractTitle" w:type="paragraph">
+    <w:name w:val="Abstract Title"/>
+    <w:basedOn w:val="Normal"/>
+    <w:next w:val="Abstract"/>
+    <w:qFormat/>
+    <w:pPr>
+      <w:keepNext/>
+      <w:keepLines/>
+      <w:spacing w:after="0" w:before="300"/>
+      <w:jc w:val="center"/>
+    </w:pPr>
+    <w:rPr>
+      <w:b/>
+      <w:sz w:val="20"/>
+      <w:szCs w:val="20"/>
+    </w:rPr>
+  </w:style>
+  <w:style w:customStyle="1" w:styleId="Abstract" w:type="paragraph">
+    <w:name w:val="Abstract"/>
+    <w:basedOn w:val="Normal"/>
+    <w:next w:val="BodyText"/>
+    <w:qFormat/>
+    <w:pPr>
+      <w:keepNext/>
+      <w:keepLines/>
+      <w:spacing w:after="300" w:before="100"/>
+    </w:pPr>
+    <w:rPr>
+      <w:sz w:val="20"/>
+      <w:szCs w:val="20"/>
+    </w:rPr>
+  </w:style>
+  <w:style w:styleId="Bibliography" w:type="paragraph">
+    <w:name w:val="Bibliography"/>
+    <w:basedOn w:val="Normal"/>
+    <w:next w:val="Bibliography"/>
+    <w:qFormat/>
+    <w:pPr/>
+    <w:rPr/>
+  </w:style>
+  <w:style w:styleId="BlockText" w:type="paragraph">
+    <w:name w:val="Block Text"/>
+    <w:basedOn w:val="BodyText"/>
+    <w:next w:val="BodyText"/>
+    <w:uiPriority w:val="9"/>
+    <w:unhideWhenUsed/>
+    <w:qFormat/>
+    <w:pPr>
+      <w:spacing w:after="100" w:before="100"/>
+      <w:ind w:firstLine="0" w:left="480" w:right="480"/>
+    </w:pPr>
+  </w:style>
+  <w:style w:styleId="FootnoteText" w:type="paragraph">
+    <w:name w:val="Footnote Text"/>
+    <w:basedOn w:val="Normal"/>
+    <w:next w:val="FootnoteText"/>
+    <w:uiPriority w:val="9"/>
+    <w:unhideWhenUsed/>
+    <w:qFormat/>
+  </w:style>
+  <w:style w:styleId="FootnoteBlockText" w:type="paragraph">
+    <w:name w:val="Footnote Block Text"/>
+    <w:basedOn w:val="FootnoteText"/>
+    <w:next w:val="FootnoteText"/>
+    <w:uiPriority w:val="9"/>
+    <w:unhideWhenUsed/>
+    <w:qFormat/>
+    <w:pPr>
+      <w:spacing w:after="100" w:before="100"/>
+      <w:ind w:firstLine="0" w:left="480" w:right="480"/>
+    </w:pPr>
+  </w:style>
+  <w:style w:styleId="Table" w:type="table">
+    <w:name w:val="Table"/>
+    <w:basedOn w:val="TableNormal"/>
+    <w:semiHidden/>
+    <w:unhideWhenUsed/>
+    <w:qFormat/>
+    <w:tblPr>
+      <w:tblInd w:type="dxa" w:w="0"/>
+      <w:tblCellMar>
+        <w:top w:type="dxa" w:w="0"/>
+        <w:left w:type="dxa" w:w="108"/>
+        <w:bottom w:type="dxa" w:w="0"/>
+        <w:right w:type="dxa" w:w="108"/>
+      </w:tblCellMar>
+    </w:tblPr>
+    <w:tblStylePr w:type="firstRow">
+      <w:tcPr>
+        <w:tcBorders>
+          <w:bottom w:val="single"/>
+        </w:tcBorders>
+        <w:vAlign w:val="bottom"/>
+      </w:tcPr>
+    </w:tblStylePr>
+  </w:style>
+  <w:style w:customStyle="1" w:styleId="DefinitionTerm" w:type="paragraph">
+    <w:name w:val="Definition Term"/>
+    <w:basedOn w:val="Normal"/>
+    <w:next w:val="Definition"/>
+    <w:pPr>
+      <w:keepNext/>
+      <w:keepLines/>
+      <w:spacing w:after="0"/>
+    </w:pPr>
+    <w:rPr>
+      <w:b/>
+    </w:rPr>
+  </w:style>
+  <w:style w:customStyle="1" w:styleId="Definition" w:type="paragraph">
+    <w:name w:val="Definition"/>
+    <w:basedOn w:val="Normal"/>
+  </w:style>
+  <w:style w:styleId="Caption" w:type="paragraph">
+    <w:name w:val="Caption"/>
+    <w:basedOn w:val="Normal"/>
+    <w:link w:val="BodyTextChar"/>
+    <w:pPr>
+      <w:spacing w:after="120" w:before="0"/>
+    </w:pPr>
+    <w:rPr>
+      <w:i/>
+    </w:rPr>
+  </w:style>
+  <w:style w:customStyle="1" w:styleId="TableCaption" w:type="paragraph">
+    <w:name w:val="Table Caption"/>
+    <w:basedOn w:val="Caption"/>
+    <w:pPr>
+      <w:keepNext/>
+    </w:pPr>
+  </w:style>
+  <w:style w:customStyle="1" w:styleId="ImageCaption" w:type="paragraph">
+    <w:name w:val="Image Caption"/>
+    <w:basedOn w:val="Caption"/>
+  </w:style>
+  <w:style w:customStyle="1" w:styleId="Figure" w:type="paragraph">
+    <w:name w:val="Figure"/>
+    <w:basedOn w:val="Normal"/>
+  </w:style>
+  <w:style w:customStyle="1" w:styleId="CaptionedFigure" w:type="paragraph">
+    <w:name w:val="Captioned Figure"/>
+    <w:basedOn w:val="Figure"/>
+    <w:pPr>
+      <w:keepNext/>
+    </w:pPr>
+  </w:style>
+  <w:style w:customStyle="1" w:styleId="BodyTextChar" w:type="character">
+    <w:name w:val="Body Text Char"/>
+    <w:basedOn w:val="DefaultParagraphFont"/>
+    <w:link w:val="BodyText"/>
+  </w:style>
+  <w:style w:customStyle="1" w:styleId="VerbatimChar" w:type="character">
+    <w:name w:val="Verbatim Char"/>
+    <w:basedOn w:val="BodyTextChar"/>
+    <w:rPr>
+      <w:rFonts w:ascii="Consolas" w:hAnsi="Consolas"/>
+      <w:sz w:val="22"/>
+    </w:rPr>
+  </w:style>
+  <w:style w:customStyle="1" w:styleId="SectionNumber" w:type="character">
+    <w:name w:val="Section Number"/>
+    <w:basedOn w:val="BodyTextChar"/>
+  </w:style>
+  <w:style w:styleId="FootnoteReference" w:type="character">
+    <w:name w:val="Footnote Reference"/>
+    <w:basedOn w:val="BodyTextChar"/>
+    <w:rPr>
+      <w:vertAlign w:val="superscript"/>
+    </w:rPr>
+  </w:style>
+  <w:style w:styleId="Hyperlink" w:type="character">
+    <w:name w:val="Hyperlink"/>
+    <w:basedOn w:val="BodyTextChar"/>
+    <w:rPr>
+      <w:color w:themeColor="accent1" w:val="4F81BD"/>
+    </w:rPr>
+  </w:style>
+  <w:style w:styleId="TOCHeading" w:type="paragraph">
+    <w:name w:val="TOC Heading"/>
+    <w:basedOn w:val="Heading1"/>
+    <w:next w:val="BodyText"/>
+    <w:uiPriority w:val="39"/>
+    <w:unhideWhenUsed/>
+    <w:qFormat/>
+    <w:pPr>
+      <w:spacing w:before="240" w:line="259" w:lineRule="auto"/>
+      <w:outlineLvl w:val="9"/>
+    </w:pPr>
+    <w:rPr>
+      <w:rFonts w:asciiTheme="majorHAnsi" w:cstheme="majorBidi" w:eastAsiaTheme="majorEastAsia" w:hAnsiTheme="majorHAnsi"/>
+      <w:b w:val="0"/>
+      <w:bCs w:val="0"/>
+      <w:color w:themeColor="accent1" w:themeShade="BF" w:val="365F91"/>
+    </w:rPr>
+  </w:style>
   <w:style w:type="character" w:customStyle="1" w:styleId="KeywordTok">
     <w:name w:val="KeywordTok"/>
     <w:basedOn w:val="VerbatimChar"/>

--- a/docs/content/meeting_r/meeting_r_activity.docx
+++ b/docs/content/meeting_r/meeting_r_activity.docx
@@ -10294,7 +10294,7 @@
     <w:bookmarkEnd w:id="59"/>
     <w:sectPr>
       <w:pgSz w:h="15840" w:w="12240"/>
-      <w:pgMar w:bottom="1440" w:footer="720" w:gutter="0" w:header="720" w:left="1440" w:right="1440" w:top="1440"/>
+      <w:pgMar w:bottom="720" w:footer="432" w:gutter="0" w:header="432" w:left="720" w:right="1008" w:top="720"/>
       <w:cols w:space="720"/>
       <w:docGrid w:linePitch="360"/>
     </w:sectPr>
@@ -10863,7 +10863,11 @@
         <w14:ligatures w14:val="standardContextual"/>
       </w:rPr>
     </w:rPrDefault>
-    <w:pPrDefault/>
+    <w:pPrDefault>
+      <w:pPr>
+        <w:spacing w:after="0" w:before="0" w:line="240" w:lineRule="auto"/>
+      </w:pPr>
+    </w:pPrDefault>
   </w:docDefaults>
   <w:latentStyles w:count="376" w:defLockedState="0" w:defQFormat="0" w:defSemiHidden="0" w:defUIPriority="99" w:defUnhideWhenUsed="0">
     <w:lsdException w:name="Normal" w:qFormat="1" w:uiPriority="0"/>
@@ -11663,7 +11667,7 @@
     <w:qFormat/>
     <w:rsid w:val="00AF5CF1"/>
     <w:pPr>
-      <w:spacing w:after="160" w:before="160"/>
+      <w:spacing w:after="0" w:before="0"/>
       <w:jc w:val="center"/>
     </w:pPr>
     <w:rPr>
@@ -11781,7 +11785,7 @@
         <w:bottom w:color="FF0000" w:space="1" w:sz="8" w:val="single"/>
         <w:right w:color="FF0000" w:space="4" w:sz="8" w:val="single"/>
       </w:pBdr>
-      <w:spacing w:after="120" w:before="120"/>
+      <w:spacing w:after="40" w:before="40"/>
       <w:ind w:left="432" w:right="432"/>
     </w:pPr>
     <w:rPr>
@@ -11801,7 +11805,7 @@
         <w:bottom w:color="auto" w:space="1" w:sz="8" w:val="single"/>
         <w:right w:color="auto" w:space="4" w:sz="8" w:val="single"/>
       </w:pBdr>
-      <w:spacing w:after="240" w:before="240"/>
+      <w:spacing w:after="40" w:before="40"/>
       <w:ind w:left="432" w:right="432"/>
     </w:pPr>
     <w:rPr>
@@ -11815,7 +11819,7 @@
     <w:qFormat/>
     <w:rsid w:val="00771E03"/>
     <w:pPr>
-      <w:spacing w:after="240" w:before="240"/>
+      <w:spacing w:after="40" w:before="40"/>
       <w:ind w:left="432" w:right="432"/>
     </w:pPr>
     <w:rPr>
@@ -11861,7 +11865,7 @@
     <w:unhideWhenUsed/>
     <w:rsid w:val="00322D32"/>
     <w:pPr>
-      <w:spacing w:after="100"/>
+      <w:spacing w:after="0" w:before="0"/>
     </w:pPr>
   </w:style>
   <w:style w:styleId="BodyText" w:type="paragraph">
@@ -11870,7 +11874,7 @@
     <w:link w:val="BodyTextChar"/>
     <w:qFormat/>
     <w:pPr>
-      <w:spacing w:after="180" w:before="180"/>
+      <w:spacing w:after="0" w:before="0"/>
     </w:pPr>
   </w:style>
   <w:style w:customStyle="1" w:styleId="FirstParagraph" w:type="paragraph">
@@ -11878,13 +11882,16 @@
     <w:basedOn w:val="BodyText"/>
     <w:next w:val="BodyText"/>
     <w:qFormat/>
+    <w:pPr>
+      <w:spacing w:after="0" w:before="0"/>
+    </w:pPr>
   </w:style>
   <w:style w:customStyle="1" w:styleId="Compact" w:type="paragraph">
     <w:name w:val="Compact"/>
     <w:basedOn w:val="BodyText"/>
     <w:qFormat/>
     <w:pPr>
-      <w:spacing w:after="36" w:before="36"/>
+      <w:spacing w:after="0" w:before="0"/>
     </w:pPr>
   </w:style>
   <w:style w:customStyle="1" w:styleId="Author" w:type="paragraph">
@@ -11963,7 +11970,7 @@
     <w:unhideWhenUsed/>
     <w:qFormat/>
     <w:pPr>
-      <w:spacing w:after="100" w:before="100"/>
+      <w:spacing w:after="0" w:before="0"/>
       <w:ind w:firstLine="0" w:left="480" w:right="480"/>
     </w:pPr>
   </w:style>
@@ -12033,7 +12040,7 @@
     <w:basedOn w:val="Normal"/>
     <w:link w:val="BodyTextChar"/>
     <w:pPr>
-      <w:spacing w:after="120" w:before="0"/>
+      <w:spacing w:after="0" w:before="0"/>
     </w:pPr>
     <w:rPr>
       <w:i/>
@@ -12043,21 +12050,29 @@
     <w:name w:val="Table Caption"/>
     <w:basedOn w:val="Caption"/>
     <w:pPr>
+      <w:spacing w:after="0" w:before="0"/>
       <w:keepNext/>
     </w:pPr>
   </w:style>
   <w:style w:customStyle="1" w:styleId="ImageCaption" w:type="paragraph">
     <w:name w:val="Image Caption"/>
     <w:basedOn w:val="Caption"/>
+    <w:pPr>
+      <w:spacing w:after="0" w:before="0"/>
+    </w:pPr>
   </w:style>
   <w:style w:customStyle="1" w:styleId="Figure" w:type="paragraph">
     <w:name w:val="Figure"/>
     <w:basedOn w:val="Normal"/>
+    <w:pPr>
+      <w:spacing w:after="0" w:before="0"/>
+    </w:pPr>
   </w:style>
   <w:style w:customStyle="1" w:styleId="CaptionedFigure" w:type="paragraph">
     <w:name w:val="Captioned Figure"/>
     <w:basedOn w:val="Figure"/>
     <w:pPr>
+      <w:spacing w:after="0" w:before="0"/>
       <w:keepNext/>
     </w:pPr>
   </w:style>
@@ -12070,8 +12085,8 @@
     <w:name w:val="Verbatim Char"/>
     <w:basedOn w:val="BodyTextChar"/>
     <w:rPr>
-      <w:rFonts w:ascii="Consolas" w:hAnsi="Consolas"/>
-      <w:sz w:val="22"/>
+      <w:rFonts w:ascii="Courier New" w:cs="Courier New" w:hAnsi="Courier New"/>
+      <w:sz w:val="20"/>
     </w:rPr>
   </w:style>
   <w:style w:customStyle="1" w:styleId="SectionNumber" w:type="character">

--- a/docs/content/meeting_r/meeting_r_activity.docx
+++ b/docs/content/meeting_r/meeting_r_activity.docx
@@ -3464,7 +3464,22 @@
         <w:rPr>
           <w:rStyle w:val="CommentTok"/>
         </w:rPr>
-        <w:t xml:space="preserve"># character vector — needs quotes</w:t>
+        <w:t xml:space="preserve"># character vector</w:t>
+      </w:r>
+      <w:r>
+        <w:br/>
+      </w:r>
+      <w:r>
+        <w:rPr>
+          <w:rStyle w:val="NormalTok"/>
+        </w:rPr>
+        <w:t xml:space="preserve">                                  </w:t>
+      </w:r>
+      <w:r>
+        <w:rPr>
+          <w:rStyle w:val="CommentTok"/>
+        </w:rPr>
+        <w:t xml:space="preserve"># — needs quotes</w:t>
       </w:r>
       <w:r>
         <w:br/>
@@ -4276,13 +4291,22 @@
         <w:rPr>
           <w:rStyle w:val="CommentTok"/>
         </w:rPr>
-        <w:t xml:space="preserve"># path is relative to your project folder; clean_names() tidies the headers</w:t>
+        <w:t xml:space="preserve"># path is relative to your project folder;</w:t>
       </w:r>
       <w:r>
         <w:br/>
       </w:r>
       <w:r>
         <w:rPr>
+          <w:rStyle w:val="CommentTok"/>
+        </w:rPr>
+        <w:t xml:space="preserve"># clean_names() tidies the headers</w:t>
+      </w:r>
+      <w:r>
+        <w:br/>
+      </w:r>
+      <w:r>
+        <w:rPr>
           <w:rStyle w:val="NormalTok"/>
         </w:rPr>
         <w:t xml:space="preserve">leaf_df </w:t>
@@ -4294,10 +4318,13 @@
         <w:t xml:space="preserve">&lt;-</w:t>
       </w:r>
       <w:r>
-        <w:rPr>
-          <w:rStyle w:val="NormalTok"/>
-        </w:rPr>
-        <w:t xml:space="preserve"> </w:t>
+        <w:br/>
+      </w:r>
+      <w:r>
+        <w:rPr>
+          <w:rStyle w:val="NormalTok"/>
+        </w:rPr>
+        <w:t xml:space="preserve">  </w:t>
       </w:r>
       <w:r>
         <w:rPr>
@@ -4585,10 +4612,13 @@
         <w:t xml:space="preserve">&lt;-</w:t>
       </w:r>
       <w:r>
-        <w:rPr>
-          <w:rStyle w:val="NormalTok"/>
-        </w:rPr>
-        <w:t xml:space="preserve"> </w:t>
+        <w:br/>
+      </w:r>
+      <w:r>
+        <w:rPr>
+          <w:rStyle w:val="NormalTok"/>
+        </w:rPr>
+        <w:t xml:space="preserve">  </w:t>
       </w:r>
       <w:r>
         <w:rPr>
@@ -5786,10 +5816,13 @@
         <w:t xml:space="preserve">&lt;-</w:t>
       </w:r>
       <w:r>
-        <w:rPr>
-          <w:rStyle w:val="NormalTok"/>
-        </w:rPr>
-        <w:t xml:space="preserve"> </w:t>
+        <w:br/>
+      </w:r>
+      <w:r>
+        <w:rPr>
+          <w:rStyle w:val="NormalTok"/>
+        </w:rPr>
+        <w:t xml:space="preserve">  </w:t>
       </w:r>
       <w:r>
         <w:rPr>
@@ -6632,7 +6665,16 @@
         <w:rPr>
           <w:rStyle w:val="CommentTok"/>
         </w:rPr>
-        <w:t xml:space="preserve"># build the plot, store it, then write it to figures/ at print resolution</w:t>
+        <w:t xml:space="preserve"># build the plot, store it, then write</w:t>
+      </w:r>
+      <w:r>
+        <w:br/>
+      </w:r>
+      <w:r>
+        <w:rPr>
+          <w:rStyle w:val="CommentTok"/>
+        </w:rPr>
+        <w:t xml:space="preserve"># it to figures/ at print resolution</w:t>
       </w:r>
       <w:r>
         <w:br/>
@@ -7666,7 +7708,16 @@
         <w:rPr>
           <w:rStyle w:val="NormalTok"/>
         </w:rPr>
-        <w:t xml:space="preserve">(leaf_df, </w:t>
+        <w:t xml:space="preserve">(leaf_df,</w:t>
+      </w:r>
+      <w:r>
+        <w:br/>
+      </w:r>
+      <w:r>
+        <w:rPr>
+          <w:rStyle w:val="NormalTok"/>
+        </w:rPr>
+        <w:t xml:space="preserve">       </w:t>
       </w:r>
       <w:r>
         <w:rPr>
@@ -7917,7 +7968,16 @@
         <w:rPr>
           <w:rStyle w:val="VerbatimChar"/>
         </w:rPr>
-        <w:t xml:space="preserve">Does petiole length predict thickness? Do the groups cluster separately or overlap?</w:t>
+        <w:t xml:space="preserve">Does petiole length predict thickness? Do</w:t>
+      </w:r>
+      <w:r>
+        <w:br/>
+      </w:r>
+      <w:r>
+        <w:rPr>
+          <w:rStyle w:val="VerbatimChar"/>
+        </w:rPr>
+        <w:t xml:space="preserve">the groups cluster separately or overlap?</w:t>
       </w:r>
     </w:p>
     <w:p>
@@ -7972,7 +8032,16 @@
         <w:rPr>
           <w:rStyle w:val="NormalTok"/>
         </w:rPr>
-        <w:t xml:space="preserve">(leaf_df, </w:t>
+        <w:t xml:space="preserve">(leaf_df,</w:t>
+      </w:r>
+      <w:r>
+        <w:br/>
+      </w:r>
+      <w:r>
+        <w:rPr>
+          <w:rStyle w:val="NormalTok"/>
+        </w:rPr>
+        <w:t xml:space="preserve">       </w:t>
       </w:r>
       <w:r>
         <w:rPr>
@@ -8298,7 +8367,16 @@
         <w:rPr>
           <w:rStyle w:val="VerbatimChar"/>
         </w:rPr>
-        <w:t xml:space="preserve">Do the slopes look similar or different for sunny vs shady leaves?</w:t>
+        <w:t xml:space="preserve">Do the slopes look similar or</w:t>
+      </w:r>
+      <w:r>
+        <w:br/>
+      </w:r>
+      <w:r>
+        <w:rPr>
+          <w:rStyle w:val="VerbatimChar"/>
+        </w:rPr>
+        <w:t xml:space="preserve">different for sunny vs shady leaves?</w:t>
       </w:r>
     </w:p>
     <w:p>
@@ -8622,7 +8700,16 @@
         <w:rPr>
           <w:rStyle w:val="VerbatimChar"/>
         </w:rPr>
-        <w:t xml:space="preserve">What does the width of the violin show you that a boxplot does not?</w:t>
+        <w:t xml:space="preserve">What does the width of the violin</w:t>
+      </w:r>
+      <w:r>
+        <w:br/>
+      </w:r>
+      <w:r>
+        <w:rPr>
+          <w:rStyle w:val="VerbatimChar"/>
+        </w:rPr>
+        <w:t xml:space="preserve">show you that a boxplot does not?</w:t>
       </w:r>
     </w:p>
     <w:p>
@@ -8784,13 +8871,160 @@
         <w:rPr>
           <w:rStyle w:val="NormalTok"/>
         </w:rPr>
+        <w:t xml:space="preserve">,</w:t>
+      </w:r>
+      <w:r>
+        <w:br/>
+      </w:r>
+      <w:r>
+        <w:rPr>
+          <w:rStyle w:val="NormalTok"/>
+        </w:rPr>
+        <w:t xml:space="preserve">                 </w:t>
+      </w:r>
+      <w:r>
+        <w:rPr>
+          <w:rStyle w:val="AttributeTok"/>
+        </w:rPr>
+        <w:t xml:space="preserve">color =</w:t>
+      </w:r>
+      <w:r>
+        <w:rPr>
+          <w:rStyle w:val="NormalTok"/>
+        </w:rPr>
+        <w:t xml:space="preserve"> </w:t>
+      </w:r>
+      <w:r>
+        <w:rPr>
+          <w:rStyle w:val="StringTok"/>
+        </w:rPr>
+        <w:t xml:space="preserve">"white"</w:t>
+      </w:r>
+      <w:r>
+        <w:rPr>
+          <w:rStyle w:val="NormalTok"/>
+        </w:rPr>
+        <w:t xml:space="preserve">) </w:t>
+      </w:r>
+      <w:r>
+        <w:rPr>
+          <w:rStyle w:val="SpecialCharTok"/>
+        </w:rPr>
+        <w:t xml:space="preserve">+</w:t>
+      </w:r>
+      <w:r>
+        <w:br/>
+      </w:r>
+      <w:r>
+        <w:rPr>
+          <w:rStyle w:val="NormalTok"/>
+        </w:rPr>
+        <w:t xml:space="preserve">  </w:t>
+      </w:r>
+      <w:r>
+        <w:rPr>
+          <w:rStyle w:val="FunctionTok"/>
+        </w:rPr>
+        <w:t xml:space="preserve">facet_wrap</w:t>
+      </w:r>
+      <w:r>
+        <w:rPr>
+          <w:rStyle w:val="NormalTok"/>
+        </w:rPr>
+        <w:t xml:space="preserve">(</w:t>
+      </w:r>
+      <w:r>
+        <w:rPr>
+          <w:rStyle w:val="SpecialCharTok"/>
+        </w:rPr>
+        <w:t xml:space="preserve">~</w:t>
+      </w:r>
+      <w:r>
+        <w:rPr>
+          <w:rStyle w:val="NormalTok"/>
+        </w:rPr>
+        <w:t xml:space="preserve">shade, </w:t>
+      </w:r>
+      <w:r>
+        <w:rPr>
+          <w:rStyle w:val="AttributeTok"/>
+        </w:rPr>
+        <w:t xml:space="preserve">ncol =</w:t>
+      </w:r>
+      <w:r>
+        <w:rPr>
+          <w:rStyle w:val="NormalTok"/>
+        </w:rPr>
+        <w:t xml:space="preserve"> </w:t>
+      </w:r>
+      <w:r>
+        <w:rPr>
+          <w:rStyle w:val="DecValTok"/>
+        </w:rPr>
+        <w:t xml:space="preserve">1</w:t>
+      </w:r>
+      <w:r>
+        <w:rPr>
+          <w:rStyle w:val="NormalTok"/>
+        </w:rPr>
+        <w:t xml:space="preserve">) </w:t>
+      </w:r>
+      <w:r>
+        <w:rPr>
+          <w:rStyle w:val="SpecialCharTok"/>
+        </w:rPr>
+        <w:t xml:space="preserve">+</w:t>
+      </w:r>
+      <w:r>
+        <w:br/>
+      </w:r>
+      <w:r>
+        <w:rPr>
+          <w:rStyle w:val="NormalTok"/>
+        </w:rPr>
+        <w:t xml:space="preserve">  </w:t>
+      </w:r>
+      <w:r>
+        <w:rPr>
+          <w:rStyle w:val="FunctionTok"/>
+        </w:rPr>
+        <w:t xml:space="preserve">labs</w:t>
+      </w:r>
+      <w:r>
+        <w:rPr>
+          <w:rStyle w:val="NormalTok"/>
+        </w:rPr>
+        <w:t xml:space="preserve">(</w:t>
+      </w:r>
+      <w:r>
+        <w:rPr>
+          <w:rStyle w:val="AttributeTok"/>
+        </w:rPr>
+        <w:t xml:space="preserve">x =</w:t>
+      </w:r>
+      <w:r>
+        <w:rPr>
+          <w:rStyle w:val="NormalTok"/>
+        </w:rPr>
+        <w:t xml:space="preserve"> </w:t>
+      </w:r>
+      <w:r>
+        <w:rPr>
+          <w:rStyle w:val="StringTok"/>
+        </w:rPr>
+        <w:t xml:space="preserve">"Leaf mass (g)"</w:t>
+      </w:r>
+      <w:r>
+        <w:rPr>
+          <w:rStyle w:val="NormalTok"/>
+        </w:rPr>
         <w:t xml:space="preserve">, </w:t>
       </w:r>
       <w:r>
         <w:rPr>
           <w:rStyle w:val="AttributeTok"/>
         </w:rPr>
-        <w:t xml:space="preserve">color =</w:t>
+        <w:t xml:space="preserve">y =</w:t>
       </w:r>
       <w:r>
         <w:rPr>
@@ -8802,162 +9036,33 @@
         <w:rPr>
           <w:rStyle w:val="StringTok"/>
         </w:rPr>
-        <w:t xml:space="preserve">"white"</w:t>
-      </w:r>
-      <w:r>
-        <w:rPr>
-          <w:rStyle w:val="NormalTok"/>
-        </w:rPr>
-        <w:t xml:space="preserve">) </w:t>
-      </w:r>
-      <w:r>
-        <w:rPr>
-          <w:rStyle w:val="SpecialCharTok"/>
-        </w:rPr>
-        <w:t xml:space="preserve">+</w:t>
+        <w:t xml:space="preserve">"Count"</w:t>
+      </w:r>
+      <w:r>
+        <w:rPr>
+          <w:rStyle w:val="NormalTok"/>
+        </w:rPr>
+        <w:t xml:space="preserve">)</w:t>
+      </w:r>
+    </w:p>
+    <w:p>
+      <w:pPr>
+        <w:pStyle w:val="SourceCode"/>
+      </w:pPr>
+      <w:r>
+        <w:rPr>
+          <w:rStyle w:val="VerbatimChar"/>
+        </w:rPr>
+        <w:t xml:space="preserve">Do the histograms look symmetric or</w:t>
       </w:r>
       <w:r>
         <w:br/>
       </w:r>
       <w:r>
         <w:rPr>
-          <w:rStyle w:val="NormalTok"/>
-        </w:rPr>
-        <w:t xml:space="preserve">  </w:t>
-      </w:r>
-      <w:r>
-        <w:rPr>
-          <w:rStyle w:val="FunctionTok"/>
-        </w:rPr>
-        <w:t xml:space="preserve">facet_wrap</w:t>
-      </w:r>
-      <w:r>
-        <w:rPr>
-          <w:rStyle w:val="NormalTok"/>
-        </w:rPr>
-        <w:t xml:space="preserve">(</w:t>
-      </w:r>
-      <w:r>
-        <w:rPr>
-          <w:rStyle w:val="SpecialCharTok"/>
-        </w:rPr>
-        <w:t xml:space="preserve">~</w:t>
-      </w:r>
-      <w:r>
-        <w:rPr>
-          <w:rStyle w:val="NormalTok"/>
-        </w:rPr>
-        <w:t xml:space="preserve">shade, </w:t>
-      </w:r>
-      <w:r>
-        <w:rPr>
-          <w:rStyle w:val="AttributeTok"/>
-        </w:rPr>
-        <w:t xml:space="preserve">ncol =</w:t>
-      </w:r>
-      <w:r>
-        <w:rPr>
-          <w:rStyle w:val="NormalTok"/>
-        </w:rPr>
-        <w:t xml:space="preserve"> </w:t>
-      </w:r>
-      <w:r>
-        <w:rPr>
-          <w:rStyle w:val="DecValTok"/>
-        </w:rPr>
-        <w:t xml:space="preserve">1</w:t>
-      </w:r>
-      <w:r>
-        <w:rPr>
-          <w:rStyle w:val="NormalTok"/>
-        </w:rPr>
-        <w:t xml:space="preserve">) </w:t>
-      </w:r>
-      <w:r>
-        <w:rPr>
-          <w:rStyle w:val="SpecialCharTok"/>
-        </w:rPr>
-        <w:t xml:space="preserve">+</w:t>
-      </w:r>
-      <w:r>
-        <w:br/>
-      </w:r>
-      <w:r>
-        <w:rPr>
-          <w:rStyle w:val="NormalTok"/>
-        </w:rPr>
-        <w:t xml:space="preserve">  </w:t>
-      </w:r>
-      <w:r>
-        <w:rPr>
-          <w:rStyle w:val="FunctionTok"/>
-        </w:rPr>
-        <w:t xml:space="preserve">labs</w:t>
-      </w:r>
-      <w:r>
-        <w:rPr>
-          <w:rStyle w:val="NormalTok"/>
-        </w:rPr>
-        <w:t xml:space="preserve">(</w:t>
-      </w:r>
-      <w:r>
-        <w:rPr>
-          <w:rStyle w:val="AttributeTok"/>
-        </w:rPr>
-        <w:t xml:space="preserve">x =</w:t>
-      </w:r>
-      <w:r>
-        <w:rPr>
-          <w:rStyle w:val="NormalTok"/>
-        </w:rPr>
-        <w:t xml:space="preserve"> </w:t>
-      </w:r>
-      <w:r>
-        <w:rPr>
-          <w:rStyle w:val="StringTok"/>
-        </w:rPr>
-        <w:t xml:space="preserve">"Leaf mass (g)"</w:t>
-      </w:r>
-      <w:r>
-        <w:rPr>
-          <w:rStyle w:val="NormalTok"/>
-        </w:rPr>
-        <w:t xml:space="preserve">, </w:t>
-      </w:r>
-      <w:r>
-        <w:rPr>
-          <w:rStyle w:val="AttributeTok"/>
-        </w:rPr>
-        <w:t xml:space="preserve">y =</w:t>
-      </w:r>
-      <w:r>
-        <w:rPr>
-          <w:rStyle w:val="NormalTok"/>
-        </w:rPr>
-        <w:t xml:space="preserve"> </w:t>
-      </w:r>
-      <w:r>
-        <w:rPr>
-          <w:rStyle w:val="StringTok"/>
-        </w:rPr>
-        <w:t xml:space="preserve">"Count"</w:t>
-      </w:r>
-      <w:r>
-        <w:rPr>
-          <w:rStyle w:val="NormalTok"/>
-        </w:rPr>
-        <w:t xml:space="preserve">)</w:t>
-      </w:r>
-    </w:p>
-    <w:p>
-      <w:pPr>
-        <w:pStyle w:val="SourceCode"/>
-      </w:pPr>
-      <w:r>
-        <w:rPr>
-          <w:rStyle w:val="VerbatimChar"/>
-        </w:rPr>
-        <w:t xml:space="preserve">Do the histograms look symmetric or skewed? Similar between sunny and shady?</w:t>
+          <w:rStyle w:val="VerbatimChar"/>
+        </w:rPr>
+        <w:t xml:space="preserve">skewed? Similar between sunny and shady?</w:t>
       </w:r>
     </w:p>
     <w:p>
@@ -9200,7 +9305,16 @@
         <w:rPr>
           <w:rStyle w:val="NormalTok"/>
         </w:rPr>
-        <w:t xml:space="preserve">(leaf_df, </w:t>
+        <w:t xml:space="preserve">(leaf_df,</w:t>
+      </w:r>
+      <w:r>
+        <w:br/>
+      </w:r>
+      <w:r>
+        <w:rPr>
+          <w:rStyle w:val="NormalTok"/>
+        </w:rPr>
+        <w:t xml:space="preserve">                       </w:t>
       </w:r>
       <w:r>
         <w:rPr>
@@ -9236,7 +9350,16 @@
         <w:rPr>
           <w:rStyle w:val="NormalTok"/>
         </w:rPr>
-        <w:t xml:space="preserve"> thickness_mm, </w:t>
+        <w:t xml:space="preserve"> thickness_mm,</w:t>
+      </w:r>
+      <w:r>
+        <w:br/>
+      </w:r>
+      <w:r>
+        <w:rPr>
+          <w:rStyle w:val="NormalTok"/>
+        </w:rPr>
+        <w:t xml:space="preserve">                           </w:t>
       </w:r>
       <w:r>
         <w:rPr>
@@ -9473,7 +9596,16 @@
         <w:rPr>
           <w:rStyle w:val="NormalTok"/>
         </w:rPr>
-        <w:t xml:space="preserve">, </w:t>
+        <w:t xml:space="preserve">,</w:t>
+      </w:r>
+      <w:r>
+        <w:br/>
+      </w:r>
+      <w:r>
+        <w:rPr>
+          <w:rStyle w:val="NormalTok"/>
+        </w:rPr>
+        <w:t xml:space="preserve">       </w:t>
       </w:r>
       <w:r>
         <w:rPr>
@@ -9777,7 +9909,7 @@
         <w:rPr>
           <w:rStyle w:val="VerbatimChar"/>
         </w:rPr>
-        <w:t xml:space="preserve">│   ├── 2026_09_03_data_sci_leaf_area.csv    &lt;- never touch this</w:t>
+        <w:t xml:space="preserve">│   ├── 2026_09_03_data_sci_leaf_area.csv   &lt;- never touch this</w:t>
       </w:r>
       <w:r>
         <w:br/>
@@ -9786,7 +9918,7 @@
         <w:rPr>
           <w:rStyle w:val="VerbatimChar"/>
         </w:rPr>
-        <w:t xml:space="preserve">│   └── 2026_09_03_data_sci_leaf_area.xlsx   &lt;- never touch this</w:t>
+        <w:t xml:space="preserve">│   └── 2026_09_03_data_sci_leaf_area.xlsx  &lt;- never touch this</w:t>
       </w:r>
       <w:r>
         <w:br/>
@@ -9804,7 +9936,7 @@
         <w:rPr>
           <w:rStyle w:val="VerbatimChar"/>
         </w:rPr>
-        <w:t xml:space="preserve">│   └── 02_leaf_analysis.R                   &lt;- your complete script (turn this in)</w:t>
+        <w:t xml:space="preserve">│   └── 02_leaf_analysis.R                  &lt;- turn this in</w:t>
       </w:r>
       <w:r>
         <w:br/>
@@ -9822,7 +9954,7 @@
         <w:rPr>
           <w:rStyle w:val="VerbatimChar"/>
         </w:rPr>
-        <w:t xml:space="preserve">    ├── leaf_mass.png                        &lt;- Part 8</w:t>
+        <w:t xml:space="preserve">    ├── leaf_mass.png                       &lt;- Part 8</w:t>
       </w:r>
       <w:r>
         <w:br/>
@@ -9831,7 +9963,7 @@
         <w:rPr>
           <w:rStyle w:val="VerbatimChar"/>
         </w:rPr>
-        <w:t xml:space="preserve">    └── leaf_dimensions_scatter.png          &lt;- Going further</w:t>
+        <w:t xml:space="preserve">    └── leaf_dimensions_scatter.png         &lt;- Going further</w:t>
       </w:r>
     </w:p>
     <w:p>

--- a/docs/content/meeting_r/meeting_r_activity.docx
+++ b/docs/content/meeting_r/meeting_r_activity.docx
@@ -31,7 +31,7 @@
         <w:pStyle w:val="Date"/>
       </w:pPr>
       <w:r>
-        <w:t xml:space="preserve">2026-09-23</w:t>
+        <w:t xml:space="preserve">2026-09-24</w:t>
       </w:r>
     </w:p>
     <w:bookmarkStart w:id="12" w:name="meeting-r"/>

--- a/docs/content/meeting_r/meeting_r_activity.docx
+++ b/docs/content/meeting_r/meeting_r_activity.docx
@@ -31,7 +31,7 @@
         <w:pStyle w:val="Date"/>
       </w:pPr>
       <w:r>
-        <w:t xml:space="preserve">2026-09-24</w:t>
+        <w:t xml:space="preserve">2026-09-29</w:t>
       </w:r>
     </w:p>
     <w:bookmarkStart w:id="12" w:name="meeting-r"/>

--- a/docs/content/meeting_r/meeting_r_activity.docx
+++ b/docs/content/meeting_r/meeting_r_activity.docx
@@ -31,7 +31,7 @@
         <w:pStyle w:val="Date"/>
       </w:pPr>
       <w:r>
-        <w:t xml:space="preserve">2026-09-29</w:t>
+        <w:t xml:space="preserve">2026-10-01</w:t>
       </w:r>
     </w:p>
     <w:bookmarkStart w:id="12" w:name="meeting-r"/>

--- a/docs/content/meeting_r/meeting_r_activity.docx
+++ b/docs/content/meeting_r/meeting_r_activity.docx
@@ -31,7 +31,7 @@
         <w:pStyle w:val="Date"/>
       </w:pPr>
       <w:r>
-        <w:t xml:space="preserve">2026-10-01</w:t>
+        <w:t xml:space="preserve">2026-10-05</w:t>
       </w:r>
     </w:p>
     <w:bookmarkStart w:id="12" w:name="meeting-r"/>
@@ -1457,7 +1457,7 @@
                     <a:graphicData uri="http://schemas.openxmlformats.org/drawingml/2006/picture">
                       <pic:pic>
                         <pic:nvPicPr>
-                          <pic:cNvPr descr="/Applications/Positron.app/Contents/Resources/app/quarto/share/formats/docx/tip.png" id="23" name="Picture"/>
+                          <pic:cNvPr descr="/opt/quarto/share/formats/docx/tip.png" id="23" name="Picture"/>
                           <pic:cNvPicPr>
                             <a:picLocks noChangeArrowheads="1" noChangeAspect="1"/>
                           </pic:cNvPicPr>

--- a/docs/content/meeting_r/meeting_r_activity.docx
+++ b/docs/content/meeting_r/meeting_r_activity.docx
@@ -31,7 +31,7 @@
         <w:pStyle w:val="Date"/>
       </w:pPr>
       <w:r>
-        <w:t xml:space="preserve">2026-10-05</w:t>
+        <w:t xml:space="preserve">2026-10-08</w:t>
       </w:r>
     </w:p>
     <w:bookmarkStart w:id="12" w:name="meeting-r"/>
@@ -1457,7 +1457,7 @@
                     <a:graphicData uri="http://schemas.openxmlformats.org/drawingml/2006/picture">
                       <pic:pic>
                         <pic:nvPicPr>
-                          <pic:cNvPr descr="/opt/quarto/share/formats/docx/tip.png" id="23" name="Picture"/>
+                          <pic:cNvPr descr="/Applications/Positron.app/Contents/Resources/app/quarto/share/formats/docx/tip.png" id="23" name="Picture"/>
                           <pic:cNvPicPr>
                             <a:picLocks noChangeArrowheads="1" noChangeAspect="1"/>
                           </pic:cNvPicPr>

--- a/docs/content/meeting_r/meeting_r_activity.docx
+++ b/docs/content/meeting_r/meeting_r_activity.docx
@@ -31,7 +31,7 @@
         <w:pStyle w:val="Date"/>
       </w:pPr>
       <w:r>
-        <w:t xml:space="preserve">2026-10-08</w:t>
+        <w:t xml:space="preserve">2026-10-09</w:t>
       </w:r>
     </w:p>
     <w:bookmarkStart w:id="12" w:name="meeting-r"/>

--- a/docs/content/meeting_r/meeting_r_activity.docx
+++ b/docs/content/meeting_r/meeting_r_activity.docx
@@ -31,7 +31,7 @@
         <w:pStyle w:val="Date"/>
       </w:pPr>
       <w:r>
-        <w:t xml:space="preserve">2026-10-09</w:t>
+        <w:t xml:space="preserve">2026-10-19</w:t>
       </w:r>
     </w:p>
     <w:bookmarkStart w:id="12" w:name="meeting-r"/>

--- a/docs/content/meeting_r/meeting_r_activity.docx
+++ b/docs/content/meeting_r/meeting_r_activity.docx
@@ -31,7 +31,7 @@
         <w:pStyle w:val="Date"/>
       </w:pPr>
       <w:r>
-        <w:t xml:space="preserve">2026-10-19</w:t>
+        <w:t xml:space="preserve">2026-10-22</w:t>
       </w:r>
     </w:p>
     <w:bookmarkStart w:id="12" w:name="meeting-r"/>
